--- a/products/supplement.docx
+++ b/products/supplement.docx
@@ -220,7 +220,7 @@
       </w:r>
     </w:p>
     <w:bookmarkEnd w:id="20"/>
-    <w:bookmarkStart w:id="25" w:name="distance-matrix-comparison-details"/>
+    <w:bookmarkStart w:id="29" w:name="distance-matrix-comparison-details"/>
     <w:p>
       <w:pPr>
         <w:pStyle w:val="Heading1"/>
@@ -10261,13 +10261,6572 @@
         </w:tc>
       </w:tr>
     </w:tbl>
-    <w:bookmarkStart w:id="24" w:name="descriptive-pearson-correlations"/>
+    <w:bookmarkStart w:id="26" w:name="subtype-contrast-analysis"/>
     <w:p>
       <w:pPr>
         <w:pStyle w:val="Heading2"/>
       </w:pPr>
       <w:r>
-        <w:t xml:space="preserve">2.1 Descriptive Pearson Correlations</w:t>
+        <w:t xml:space="preserve">2.1 Subtype Contrast Analysis</w:t>
+      </w:r>
+    </w:p>
+    <w:p>
+      <w:pPr>
+        <w:pStyle w:val="FirstParagraph"/>
+      </w:pPr>
+      <w:r>
+        <w:t xml:space="preserve">For each distance metric, the primary subtype contrast is defined as the H3N2</w:t>
+      </w:r>
+      <w:r>
+        <w:t xml:space="preserve"> </w:t>
+      </w:r>
+      <w:r>
+        <w:t xml:space="preserve">Mantel correlation minus the H1N1 Mantel correlation. The Mantel correlations</w:t>
+      </w:r>
+      <w:r>
+        <w:t xml:space="preserve"> </w:t>
+      </w:r>
+      <w:r>
+        <w:t xml:space="preserve">use the same unique off-diagonal strain-pair representation as the main</w:t>
+      </w:r>
+      <w:r>
+        <w:t xml:space="preserve"> </w:t>
+      </w:r>
+      <w:r>
+        <w:t xml:space="preserve">distance-matrix table. Uncertainty is estimated with a Bayesian bootstrap over</w:t>
+      </w:r>
+      <w:r>
+        <w:t xml:space="preserve"> </w:t>
+      </w:r>
+      <w:r>
+        <w:t xml:space="preserve">strain units</w:t>
+      </w:r>
+      <w:r>
+        <w:t xml:space="preserve"> </w:t>
+      </w:r>
+      <w:r>
+        <w:t xml:space="preserve">[1]</w:t>
+      </w:r>
+      <w:r>
+        <w:t xml:space="preserve">. Within each bootstrap draw, strain weights are</w:t>
+      </w:r>
+      <w:r>
+        <w:t xml:space="preserve"> </w:t>
+      </w:r>
+      <w:r>
+        <w:t xml:space="preserve">normalized separately within H1N1 and H3N2, pair weights are calculated as the</w:t>
+      </w:r>
+      <w:r>
+        <w:t xml:space="preserve"> </w:t>
+      </w:r>
+      <w:r>
+        <w:t xml:space="preserve">product of the two endpoint strain weights, and the weighted H3N2-minus-H1N1</w:t>
+      </w:r>
+      <w:r>
+        <w:t xml:space="preserve"> </w:t>
+      </w:r>
+      <w:r>
+        <w:t xml:space="preserve">contrast is recomputed.</w:t>
+      </w:r>
+    </w:p>
+    <w:p>
+      <w:pPr>
+        <w:pStyle w:val="BodyText"/>
+      </w:pPr>
+      <w:r>
+        <w:t xml:space="preserve">The primary contrast answers a strain-sampling question: how uncertain is the</w:t>
+      </w:r>
+      <w:r>
+        <w:t xml:space="preserve"> </w:t>
+      </w:r>
+      <w:r>
+        <w:t xml:space="preserve">observed subtype difference if the strains are treated as sampled units from a</w:t>
+      </w:r>
+      <w:r>
+        <w:t xml:space="preserve"> </w:t>
+      </w:r>
+      <w:r>
+        <w:t xml:space="preserve">broader strain universe? We also report two sensitivity analyses that answer</w:t>
+      </w:r>
+      <w:r>
+        <w:t xml:space="preserve"> </w:t>
+      </w:r>
+      <w:r>
+        <w:t xml:space="preserve">different questions. The Fisher-z approximation</w:t>
+      </w:r>
+      <w:r>
+        <w:t xml:space="preserve"> </w:t>
+      </w:r>
+      <w:r>
+        <w:t xml:space="preserve">[2]</w:t>
+      </w:r>
+      <w:r>
+        <w:t xml:space="preserve"> </w:t>
+      </w:r>
+      <w:r>
+        <w:t xml:space="preserve">treats the</w:t>
+      </w:r>
+      <w:r>
+        <w:t xml:space="preserve"> </w:t>
+      </w:r>
+      <w:r>
+        <w:t xml:space="preserve">unique strain pairs as independent observations, so it is expected to be</w:t>
+      </w:r>
+      <w:r>
+        <w:t xml:space="preserve"> </w:t>
+      </w:r>
+      <w:r>
+        <w:t xml:space="preserve">overconfident because each strain contributes to many pairs. The independent</w:t>
+      </w:r>
+      <w:r>
+        <w:t xml:space="preserve"> </w:t>
+      </w:r>
+      <w:r>
+        <w:t xml:space="preserve">Mantel permutation contrast permutes matrix labels within each subtype and</w:t>
+      </w:r>
+      <w:r>
+        <w:t xml:space="preserve"> </w:t>
+      </w:r>
+      <w:r>
+        <w:t xml:space="preserve">compares the observed contrast against a joint no-association null; it is useful</w:t>
+      </w:r>
+      <w:r>
+        <w:t xml:space="preserve"> </w:t>
+      </w:r>
+      <w:r>
+        <w:t xml:space="preserve">as a matrix-aware sensitivity check, but it is not a direct test of equality</w:t>
+      </w:r>
+      <w:r>
+        <w:t xml:space="preserve"> </w:t>
+      </w:r>
+      <w:r>
+        <w:t xml:space="preserve">between subtype-specific Mantel correlations. Differences among these</w:t>
+      </w:r>
+      <w:r>
+        <w:t xml:space="preserve"> </w:t>
+      </w:r>
+      <w:r>
+        <w:t xml:space="preserve">summaries can therefore be driven by pairwise non-independence, different</w:t>
+      </w:r>
+      <w:r>
+        <w:t xml:space="preserve"> </w:t>
+      </w:r>
+      <w:r>
+        <w:t xml:space="preserve">effective sample sizes across subtypes, and the fact that the permutation</w:t>
+      </w:r>
+      <w:r>
+        <w:t xml:space="preserve"> </w:t>
+      </w:r>
+      <w:r>
+        <w:t xml:space="preserve">sensitivity asks a different null-hypothesis question than the bootstrap</w:t>
+      </w:r>
+      <w:r>
+        <w:t xml:space="preserve"> </w:t>
+      </w:r>
+      <w:r>
+        <w:t xml:space="preserve">interval.</w:t>
+      </w:r>
+    </w:p>
+    <w:p>
+      <w:pPr>
+        <w:pStyle w:val="BodyText"/>
+      </w:pPr>
+      <w:r>
+        <w:t xml:space="preserve">In practice, the Fisher-z sensitivity should usually look more decisive than</w:t>
+      </w:r>
+      <w:r>
+        <w:t xml:space="preserve"> </w:t>
+      </w:r>
+      <w:r>
+        <w:t xml:space="preserve">the primary bootstrap interval because it uses the 153 H1N1 and 210 H3N2</w:t>
+      </w:r>
+      <w:r>
+        <w:t xml:space="preserve"> </w:t>
+      </w:r>
+      <w:r>
+        <w:t xml:space="preserve">pairwise distances as if they were independent observations. The permutation</w:t>
+      </w:r>
+      <w:r>
+        <w:t xml:space="preserve"> </w:t>
+      </w:r>
+      <w:r>
+        <w:t xml:space="preserve">sensitivity may also differ from the bootstrap interval: for example, it can</w:t>
+      </w:r>
+      <w:r>
+        <w:t xml:space="preserve"> </w:t>
+      </w:r>
+      <w:r>
+        <w:t xml:space="preserve">flag large temporal or cartographic contrasts against a no-association null</w:t>
+      </w:r>
+      <w:r>
+        <w:t xml:space="preserve"> </w:t>
+      </w:r>
+      <w:r>
+        <w:t xml:space="preserve">while not flagging smaller contrasts between two already-high subtype-specific</w:t>
+      </w:r>
+      <w:r>
+        <w:t xml:space="preserve"> </w:t>
+      </w:r>
+      <w:r>
+        <w:t xml:space="preserve">matrix associations.</w:t>
+      </w:r>
+    </w:p>
+    <w:tbl>
+      <w:tblPr>
+        <w:tblStyle w:val="Table"/>
+        <w:tblW w:type="pct" w:w="5000"/>
+        <w:tblLayout w:type="fixed"/>
+        <w:tblLook w:firstRow="0" w:lastRow="0" w:firstColumn="0" w:lastColumn="0" w:noHBand="0" w:noVBand="0" w:val="0000"/>
+      </w:tblPr>
+      <w:tblGrid>
+        <w:gridCol w:w="7920"/>
+      </w:tblGrid>
+      <w:tr>
+        <w:tc>
+          <w:tcPr/>
+          <w:bookmarkStart w:id="23" w:name="tbl-subtype-contrast-settings"/>
+          <w:p>
+            <w:pPr>
+              <w:jc w:val="center"/>
+            </w:pPr>
+            <w:pPr>
+              <w:jc w:val="start"/>
+              <w:spacing w:before="200"/>
+              <w:pStyle w:val="ImageCaption"/>
+            </w:pPr>
+            <w:r>
+              <w:t xml:space="preserve">Table 3: Subtype contrast bootstrap settings. Seeds are row-specific so that each contrast is reproducible.</w:t>
+            </w:r>
+          </w:p>
+          <w:tbl xmlns:w="http://schemas.openxmlformats.org/wordprocessingml/2006/main" xmlns:r="http://schemas.openxmlformats.org/officeDocument/2006/relationships" xmlns:w14="http://schemas.microsoft.com/office/word/2010/wordml" xmlns:wp="http://schemas.openxmlformats.org/drawingml/2006/wordprocessingDrawing" xmlns:a="http://schemas.openxmlformats.org/drawingml/2006/main" xmlns:pic="http://schemas.openxmlformats.org/drawingml/2006/picture">
+            <w:tblPr>
+              <w:tblLayout w:type="fixed"/>
+              <w:jc w:val="center"/>
+              <w:tblLook w:firstRow="1" w:lastRow="0" w:firstColumn="0" w:lastColumn="0" w:noHBand="0" w:noVBand="1"/>
+            </w:tblPr>
+            <w:tblGrid>
+              <w:gridCol w:w="2215"/>
+              <w:gridCol w:w="1737"/>
+              <w:gridCol w:w="3766"/>
+              <w:gridCol w:w="1642"/>
+            </w:tblGrid>
+            <w:tr>
+              <w:trPr>
+                <w:trHeight w:val="615" w:hRule="auto"/>
+                <w:tblHeader/>
+              </w:trPr>
+              <w:tc>
+                <w:tcPr>
+                  <w:tcBorders>
+                    <w:bottom w:val="single" w:sz="12" w:space="0" w:color="666666"/>
+                    <w:top w:val="single" w:sz="12" w:space="0" w:color="666666"/>
+                    <w:left w:val="none" w:sz="0" w:space="0" w:color="000000"/>
+                    <w:right w:val="none" w:sz="0" w:space="0" w:color="000000"/>
+                  </w:tcBorders>
+                  <w:shd w:val="clear" w:color="auto" w:fill="FFFFFF"/>
+                  <w:tcMar>
+                    <w:top w:w="0" w:type="dxa"/>
+                    <w:bottom w:w="0" w:type="dxa"/>
+                    <w:left w:w="0" w:type="dxa"/>
+                    <w:right w:w="0" w:type="dxa"/>
+                  </w:tcMar>
+                  <w:vAlign w:val="center"/>
+                </w:tcPr>
+                <w:p>
+                  <w:pPr>
+                    <w:jc w:val="left"/>
+                    <w:pBdr>
+                      <w:bottom w:val="none" w:sz="0" w:space="0" w:color="000000"/>
+                      <w:top w:val="none" w:sz="0" w:space="0" w:color="000000"/>
+                      <w:left w:val="none" w:sz="0" w:space="0" w:color="000000"/>
+                      <w:right w:val="none" w:sz="0" w:space="0" w:color="000000"/>
+                    </w:pBdr>
+                    <w:spacing w:after="100" w:before="100" w:line="240"/>
+                    <w:ind w:left="100" w:right="100" w:firstLine="0" w:firstLineChars="0"/>
+                    <w:rPr>
+                      <w:rFonts w:ascii="Arial" w:hAnsi="Arial" w:eastAsia="Arial" w:cs="Arial"/>
+                      <w:i w:val="false"/>
+                      <w:b w:val="false"/>
+                      <w:u w:val="none"/>
+                      <w:strike w:val="false"/>
+                      <w:sz w:val="22"/>
+                      <w:szCs w:val="22"/>
+                      <w:color w:val="000000"/>
+                    </w:rPr>
+                  </w:pPr>
+                  <w:r xmlns:w="http://schemas.openxmlformats.org/wordprocessingml/2006/main" xmlns:wp="http://schemas.openxmlformats.org/drawingml/2006/wordprocessingDrawing" xmlns:r="http://schemas.openxmlformats.org/officeDocument/2006/relationships" xmlns:w14="http://schemas.microsoft.com/office/word/2010/wordml">
+                    <w:rPr>
+                      <w:rFonts w:ascii="Arial" w:hAnsi="Arial" w:eastAsia="Arial" w:cs="Arial"/>
+                      <w:i w:val="false"/>
+                      <w:b w:val="false"/>
+                      <w:u w:val="none"/>
+                      <w:strike w:val="false"/>
+                      <w:sz w:val="22"/>
+                      <w:szCs w:val="22"/>
+                      <w:color w:val="000000"/>
+                    </w:rPr>
+                    <w:t xml:space="preserve">Comparison</w:t>
+                  </w:r>
+                </w:p>
+              </w:tc>
+              <w:tc>
+                <w:tcPr>
+                  <w:tcBorders>
+                    <w:bottom w:val="single" w:sz="12" w:space="0" w:color="666666"/>
+                    <w:top w:val="single" w:sz="12" w:space="0" w:color="666666"/>
+                    <w:left w:val="none" w:sz="0" w:space="0" w:color="000000"/>
+                    <w:right w:val="none" w:sz="0" w:space="0" w:color="000000"/>
+                  </w:tcBorders>
+                  <w:shd w:val="clear" w:color="auto" w:fill="FFFFFF"/>
+                  <w:tcMar>
+                    <w:top w:w="0" w:type="dxa"/>
+                    <w:bottom w:w="0" w:type="dxa"/>
+                    <w:left w:w="0" w:type="dxa"/>
+                    <w:right w:w="0" w:type="dxa"/>
+                  </w:tcMar>
+                  <w:vAlign w:val="center"/>
+                </w:tcPr>
+                <w:p>
+                  <w:pPr>
+                    <w:jc w:val="right"/>
+                    <w:pBdr>
+                      <w:bottom w:val="none" w:sz="0" w:space="0" w:color="000000"/>
+                      <w:top w:val="none" w:sz="0" w:space="0" w:color="000000"/>
+                      <w:left w:val="none" w:sz="0" w:space="0" w:color="000000"/>
+                      <w:right w:val="none" w:sz="0" w:space="0" w:color="000000"/>
+                    </w:pBdr>
+                    <w:spacing w:after="100" w:before="100" w:line="240"/>
+                    <w:ind w:left="100" w:right="100" w:firstLine="0" w:firstLineChars="0"/>
+                    <w:rPr>
+                      <w:rFonts w:ascii="Arial" w:hAnsi="Arial" w:eastAsia="Arial" w:cs="Arial"/>
+                      <w:i w:val="false"/>
+                      <w:b w:val="false"/>
+                      <w:u w:val="none"/>
+                      <w:strike w:val="false"/>
+                      <w:sz w:val="22"/>
+                      <w:szCs w:val="22"/>
+                      <w:color w:val="000000"/>
+                    </w:rPr>
+                  </w:pPr>
+                  <w:r xmlns:w="http://schemas.openxmlformats.org/wordprocessingml/2006/main" xmlns:wp="http://schemas.openxmlformats.org/drawingml/2006/wordprocessingDrawing" xmlns:r="http://schemas.openxmlformats.org/officeDocument/2006/relationships" xmlns:w14="http://schemas.microsoft.com/office/word/2010/wordml">
+                    <w:rPr>
+                      <w:rFonts w:ascii="Arial" w:hAnsi="Arial" w:eastAsia="Arial" w:cs="Arial"/>
+                      <w:i w:val="false"/>
+                      <w:b w:val="false"/>
+                      <w:u w:val="none"/>
+                      <w:strike w:val="false"/>
+                      <w:sz w:val="22"/>
+                      <w:szCs w:val="22"/>
+                      <w:color w:val="000000"/>
+                    </w:rPr>
+                    <w:t xml:space="preserve">Bootstrap draws</w:t>
+                  </w:r>
+                </w:p>
+              </w:tc>
+              <w:tc>
+                <w:tcPr>
+                  <w:tcBorders>
+                    <w:bottom w:val="single" w:sz="12" w:space="0" w:color="666666"/>
+                    <w:top w:val="single" w:sz="12" w:space="0" w:color="666666"/>
+                    <w:left w:val="none" w:sz="0" w:space="0" w:color="000000"/>
+                    <w:right w:val="none" w:sz="0" w:space="0" w:color="000000"/>
+                  </w:tcBorders>
+                  <w:shd w:val="clear" w:color="auto" w:fill="FFFFFF"/>
+                  <w:tcMar>
+                    <w:top w:w="0" w:type="dxa"/>
+                    <w:bottom w:w="0" w:type="dxa"/>
+                    <w:left w:w="0" w:type="dxa"/>
+                    <w:right w:w="0" w:type="dxa"/>
+                  </w:tcMar>
+                  <w:vAlign w:val="center"/>
+                </w:tcPr>
+                <w:p>
+                  <w:pPr>
+                    <w:jc w:val="left"/>
+                    <w:pBdr>
+                      <w:bottom w:val="none" w:sz="0" w:space="0" w:color="000000"/>
+                      <w:top w:val="none" w:sz="0" w:space="0" w:color="000000"/>
+                      <w:left w:val="none" w:sz="0" w:space="0" w:color="000000"/>
+                      <w:right w:val="none" w:sz="0" w:space="0" w:color="000000"/>
+                    </w:pBdr>
+                    <w:spacing w:after="100" w:before="100" w:line="240"/>
+                    <w:ind w:left="100" w:right="100" w:firstLine="0" w:firstLineChars="0"/>
+                    <w:rPr>
+                      <w:rFonts w:ascii="Arial" w:hAnsi="Arial" w:eastAsia="Arial" w:cs="Arial"/>
+                      <w:i w:val="false"/>
+                      <w:b w:val="false"/>
+                      <w:u w:val="none"/>
+                      <w:strike w:val="false"/>
+                      <w:sz w:val="22"/>
+                      <w:szCs w:val="22"/>
+                      <w:color w:val="000000"/>
+                    </w:rPr>
+                  </w:pPr>
+                  <w:r xmlns:w="http://schemas.openxmlformats.org/wordprocessingml/2006/main" xmlns:wp="http://schemas.openxmlformats.org/drawingml/2006/wordprocessingDrawing" xmlns:r="http://schemas.openxmlformats.org/officeDocument/2006/relationships" xmlns:w14="http://schemas.microsoft.com/office/word/2010/wordml">
+                    <w:rPr>
+                      <w:rFonts w:ascii="Arial" w:hAnsi="Arial" w:eastAsia="Arial" w:cs="Arial"/>
+                      <w:i w:val="false"/>
+                      <w:b w:val="false"/>
+                      <w:u w:val="none"/>
+                      <w:strike w:val="false"/>
+                      <w:sz w:val="22"/>
+                      <w:szCs w:val="22"/>
+                      <w:color w:val="000000"/>
+                    </w:rPr>
+                    <w:t xml:space="preserve">CI method</w:t>
+                  </w:r>
+                </w:p>
+              </w:tc>
+              <w:tc>
+                <w:tcPr>
+                  <w:tcBorders>
+                    <w:bottom w:val="single" w:sz="12" w:space="0" w:color="666666"/>
+                    <w:top w:val="single" w:sz="12" w:space="0" w:color="666666"/>
+                    <w:left w:val="none" w:sz="0" w:space="0" w:color="000000"/>
+                    <w:right w:val="none" w:sz="0" w:space="0" w:color="000000"/>
+                  </w:tcBorders>
+                  <w:shd w:val="clear" w:color="auto" w:fill="FFFFFF"/>
+                  <w:tcMar>
+                    <w:top w:w="0" w:type="dxa"/>
+                    <w:bottom w:w="0" w:type="dxa"/>
+                    <w:left w:w="0" w:type="dxa"/>
+                    <w:right w:w="0" w:type="dxa"/>
+                  </w:tcMar>
+                  <w:vAlign w:val="center"/>
+                </w:tcPr>
+                <w:p>
+                  <w:pPr>
+                    <w:jc w:val="right"/>
+                    <w:pBdr>
+                      <w:bottom w:val="none" w:sz="0" w:space="0" w:color="000000"/>
+                      <w:top w:val="none" w:sz="0" w:space="0" w:color="000000"/>
+                      <w:left w:val="none" w:sz="0" w:space="0" w:color="000000"/>
+                      <w:right w:val="none" w:sz="0" w:space="0" w:color="000000"/>
+                    </w:pBdr>
+                    <w:spacing w:after="100" w:before="100" w:line="240"/>
+                    <w:ind w:left="100" w:right="100" w:firstLine="0" w:firstLineChars="0"/>
+                    <w:rPr>
+                      <w:rFonts w:ascii="Arial" w:hAnsi="Arial" w:eastAsia="Arial" w:cs="Arial"/>
+                      <w:i w:val="false"/>
+                      <w:b w:val="false"/>
+                      <w:u w:val="none"/>
+                      <w:strike w:val="false"/>
+                      <w:sz w:val="22"/>
+                      <w:szCs w:val="22"/>
+                      <w:color w:val="000000"/>
+                    </w:rPr>
+                  </w:pPr>
+                  <w:r xmlns:w="http://schemas.openxmlformats.org/wordprocessingml/2006/main" xmlns:wp="http://schemas.openxmlformats.org/drawingml/2006/wordprocessingDrawing" xmlns:r="http://schemas.openxmlformats.org/officeDocument/2006/relationships" xmlns:w14="http://schemas.microsoft.com/office/word/2010/wordml">
+                    <w:rPr>
+                      <w:rFonts w:ascii="Arial" w:hAnsi="Arial" w:eastAsia="Arial" w:cs="Arial"/>
+                      <w:i w:val="false"/>
+                      <w:b w:val="false"/>
+                      <w:u w:val="none"/>
+                      <w:strike w:val="false"/>
+                      <w:sz w:val="22"/>
+                      <w:szCs w:val="22"/>
+                      <w:color w:val="000000"/>
+                    </w:rPr>
+                    <w:t xml:space="preserve">Bootstrap seed</w:t>
+                  </w:r>
+                </w:p>
+              </w:tc>
+            </w:tr>
+            <w:tr>
+              <w:trPr>
+                <w:trHeight w:val="614" w:hRule="auto"/>
+              </w:trPr>
+              <w:tc>
+                <w:tcPr>
+                  <w:tcBorders>
+                    <w:bottom w:val="none" w:sz="0" w:space="0" w:color="000000"/>
+                    <w:top w:val="single" w:sz="12" w:space="0" w:color="666666"/>
+                    <w:left w:val="none" w:sz="0" w:space="0" w:color="000000"/>
+                    <w:right w:val="none" w:sz="0" w:space="0" w:color="000000"/>
+                  </w:tcBorders>
+                  <w:shd w:val="clear" w:color="auto" w:fill="FFFFFF"/>
+                  <w:tcMar>
+                    <w:top w:w="0" w:type="dxa"/>
+                    <w:bottom w:w="0" w:type="dxa"/>
+                    <w:left w:w="0" w:type="dxa"/>
+                    <w:right w:w="0" w:type="dxa"/>
+                  </w:tcMar>
+                  <w:vAlign w:val="center"/>
+                </w:tcPr>
+                <w:p>
+                  <w:pPr>
+                    <w:jc w:val="left"/>
+                    <w:pBdr>
+                      <w:bottom w:val="none" w:sz="0" w:space="0" w:color="000000"/>
+                      <w:top w:val="none" w:sz="0" w:space="0" w:color="000000"/>
+                      <w:left w:val="none" w:sz="0" w:space="0" w:color="000000"/>
+                      <w:right w:val="none" w:sz="0" w:space="0" w:color="000000"/>
+                    </w:pBdr>
+                    <w:spacing w:after="100" w:before="100" w:line="240"/>
+                    <w:ind w:left="100" w:right="100" w:firstLine="0" w:firstLineChars="0"/>
+                    <w:rPr>
+                      <w:rFonts w:ascii="Arial" w:hAnsi="Arial" w:eastAsia="Arial" w:cs="Arial"/>
+                      <w:i w:val="false"/>
+                      <w:b w:val="false"/>
+                      <w:u w:val="none"/>
+                      <w:strike w:val="false"/>
+                      <w:sz w:val="22"/>
+                      <w:szCs w:val="22"/>
+                      <w:color w:val="000000"/>
+                    </w:rPr>
+                  </w:pPr>
+                  <w:r xmlns:w="http://schemas.openxmlformats.org/wordprocessingml/2006/main" xmlns:wp="http://schemas.openxmlformats.org/drawingml/2006/wordprocessingDrawing" xmlns:r="http://schemas.openxmlformats.org/officeDocument/2006/relationships" xmlns:w14="http://schemas.microsoft.com/office/word/2010/wordml">
+                    <w:rPr>
+                      <w:rFonts w:ascii="Arial" w:hAnsi="Arial" w:eastAsia="Arial" w:cs="Arial"/>
+                      <w:i w:val="false"/>
+                      <w:b w:val="false"/>
+                      <w:u w:val="none"/>
+                      <w:strike w:val="false"/>
+                      <w:sz w:val="22"/>
+                      <w:szCs w:val="22"/>
+                      <w:color w:val="000000"/>
+                    </w:rPr>
+                    <w:t xml:space="preserve">Temporal distance</w:t>
+                  </w:r>
+                </w:p>
+              </w:tc>
+              <w:tc>
+                <w:tcPr>
+                  <w:tcBorders>
+                    <w:bottom w:val="none" w:sz="0" w:space="0" w:color="000000"/>
+                    <w:top w:val="single" w:sz="12" w:space="0" w:color="666666"/>
+                    <w:left w:val="none" w:sz="0" w:space="0" w:color="000000"/>
+                    <w:right w:val="none" w:sz="0" w:space="0" w:color="000000"/>
+                  </w:tcBorders>
+                  <w:shd w:val="clear" w:color="auto" w:fill="FFFFFF"/>
+                  <w:tcMar>
+                    <w:top w:w="0" w:type="dxa"/>
+                    <w:bottom w:w="0" w:type="dxa"/>
+                    <w:left w:w="0" w:type="dxa"/>
+                    <w:right w:w="0" w:type="dxa"/>
+                  </w:tcMar>
+                  <w:vAlign w:val="center"/>
+                </w:tcPr>
+                <w:p>
+                  <w:pPr>
+                    <w:jc w:val="right"/>
+                    <w:pBdr>
+                      <w:bottom w:val="none" w:sz="0" w:space="0" w:color="000000"/>
+                      <w:top w:val="none" w:sz="0" w:space="0" w:color="000000"/>
+                      <w:left w:val="none" w:sz="0" w:space="0" w:color="000000"/>
+                      <w:right w:val="none" w:sz="0" w:space="0" w:color="000000"/>
+                    </w:pBdr>
+                    <w:spacing w:after="100" w:before="100" w:line="240"/>
+                    <w:ind w:left="100" w:right="100" w:firstLine="0" w:firstLineChars="0"/>
+                    <w:rPr>
+                      <w:rFonts w:ascii="Arial" w:hAnsi="Arial" w:eastAsia="Arial" w:cs="Arial"/>
+                      <w:i w:val="false"/>
+                      <w:b w:val="false"/>
+                      <w:u w:val="none"/>
+                      <w:strike w:val="false"/>
+                      <w:sz w:val="22"/>
+                      <w:szCs w:val="22"/>
+                      <w:color w:val="000000"/>
+                    </w:rPr>
+                  </w:pPr>
+                  <w:r xmlns:w="http://schemas.openxmlformats.org/wordprocessingml/2006/main" xmlns:wp="http://schemas.openxmlformats.org/drawingml/2006/wordprocessingDrawing" xmlns:r="http://schemas.openxmlformats.org/officeDocument/2006/relationships" xmlns:w14="http://schemas.microsoft.com/office/word/2010/wordml">
+                    <w:rPr>
+                      <w:rFonts w:ascii="Arial" w:hAnsi="Arial" w:eastAsia="Arial" w:cs="Arial"/>
+                      <w:i w:val="false"/>
+                      <w:b w:val="false"/>
+                      <w:u w:val="none"/>
+                      <w:strike w:val="false"/>
+                      <w:sz w:val="22"/>
+                      <w:szCs w:val="22"/>
+                      <w:color w:val="000000"/>
+                    </w:rPr>
+                    <w:t xml:space="preserve">199</w:t>
+                  </w:r>
+                </w:p>
+              </w:tc>
+              <w:tc>
+                <w:tcPr>
+                  <w:tcBorders>
+                    <w:bottom w:val="none" w:sz="0" w:space="0" w:color="000000"/>
+                    <w:top w:val="single" w:sz="12" w:space="0" w:color="666666"/>
+                    <w:left w:val="none" w:sz="0" w:space="0" w:color="000000"/>
+                    <w:right w:val="none" w:sz="0" w:space="0" w:color="000000"/>
+                  </w:tcBorders>
+                  <w:shd w:val="clear" w:color="auto" w:fill="FFFFFF"/>
+                  <w:tcMar>
+                    <w:top w:w="0" w:type="dxa"/>
+                    <w:bottom w:w="0" w:type="dxa"/>
+                    <w:left w:w="0" w:type="dxa"/>
+                    <w:right w:w="0" w:type="dxa"/>
+                  </w:tcMar>
+                  <w:vAlign w:val="center"/>
+                </w:tcPr>
+                <w:p>
+                  <w:pPr>
+                    <w:jc w:val="left"/>
+                    <w:pBdr>
+                      <w:bottom w:val="none" w:sz="0" w:space="0" w:color="000000"/>
+                      <w:top w:val="none" w:sz="0" w:space="0" w:color="000000"/>
+                      <w:left w:val="none" w:sz="0" w:space="0" w:color="000000"/>
+                      <w:right w:val="none" w:sz="0" w:space="0" w:color="000000"/>
+                    </w:pBdr>
+                    <w:spacing w:after="100" w:before="100" w:line="240"/>
+                    <w:ind w:left="100" w:right="100" w:firstLine="0" w:firstLineChars="0"/>
+                    <w:rPr>
+                      <w:rFonts w:ascii="Arial" w:hAnsi="Arial" w:eastAsia="Arial" w:cs="Arial"/>
+                      <w:i w:val="false"/>
+                      <w:b w:val="false"/>
+                      <w:u w:val="none"/>
+                      <w:strike w:val="false"/>
+                      <w:sz w:val="22"/>
+                      <w:szCs w:val="22"/>
+                      <w:color w:val="000000"/>
+                    </w:rPr>
+                  </w:pPr>
+                  <w:r xmlns:w="http://schemas.openxmlformats.org/wordprocessingml/2006/main" xmlns:wp="http://schemas.openxmlformats.org/drawingml/2006/wordprocessingDrawing" xmlns:r="http://schemas.openxmlformats.org/officeDocument/2006/relationships" xmlns:w14="http://schemas.microsoft.com/office/word/2010/wordml">
+                    <w:rPr>
+                      <w:rFonts w:ascii="Arial" w:hAnsi="Arial" w:eastAsia="Arial" w:cs="Arial"/>
+                      <w:i w:val="false"/>
+                      <w:b w:val="false"/>
+                      <w:u w:val="none"/>
+                      <w:strike w:val="false"/>
+                      <w:sz w:val="22"/>
+                      <w:szCs w:val="22"/>
+                      <w:color w:val="000000"/>
+                    </w:rPr>
+                    <w:t xml:space="preserve">Bayesian bootstrap contrast over strains</w:t>
+                  </w:r>
+                </w:p>
+              </w:tc>
+              <w:tc>
+                <w:tcPr>
+                  <w:tcBorders>
+                    <w:bottom w:val="none" w:sz="0" w:space="0" w:color="000000"/>
+                    <w:top w:val="single" w:sz="12" w:space="0" w:color="666666"/>
+                    <w:left w:val="none" w:sz="0" w:space="0" w:color="000000"/>
+                    <w:right w:val="none" w:sz="0" w:space="0" w:color="000000"/>
+                  </w:tcBorders>
+                  <w:shd w:val="clear" w:color="auto" w:fill="FFFFFF"/>
+                  <w:tcMar>
+                    <w:top w:w="0" w:type="dxa"/>
+                    <w:bottom w:w="0" w:type="dxa"/>
+                    <w:left w:w="0" w:type="dxa"/>
+                    <w:right w:w="0" w:type="dxa"/>
+                  </w:tcMar>
+                  <w:vAlign w:val="center"/>
+                </w:tcPr>
+                <w:p>
+                  <w:pPr>
+                    <w:jc w:val="right"/>
+                    <w:pBdr>
+                      <w:bottom w:val="none" w:sz="0" w:space="0" w:color="000000"/>
+                      <w:top w:val="none" w:sz="0" w:space="0" w:color="000000"/>
+                      <w:left w:val="none" w:sz="0" w:space="0" w:color="000000"/>
+                      <w:right w:val="none" w:sz="0" w:space="0" w:color="000000"/>
+                    </w:pBdr>
+                    <w:spacing w:after="100" w:before="100" w:line="240"/>
+                    <w:ind w:left="100" w:right="100" w:firstLine="0" w:firstLineChars="0"/>
+                    <w:rPr>
+                      <w:rFonts w:ascii="Arial" w:hAnsi="Arial" w:eastAsia="Arial" w:cs="Arial"/>
+                      <w:i w:val="false"/>
+                      <w:b w:val="false"/>
+                      <w:u w:val="none"/>
+                      <w:strike w:val="false"/>
+                      <w:sz w:val="22"/>
+                      <w:szCs w:val="22"/>
+                      <w:color w:val="000000"/>
+                    </w:rPr>
+                  </w:pPr>
+                  <w:r xmlns:w="http://schemas.openxmlformats.org/wordprocessingml/2006/main" xmlns:wp="http://schemas.openxmlformats.org/drawingml/2006/wordprocessingDrawing" xmlns:r="http://schemas.openxmlformats.org/officeDocument/2006/relationships" xmlns:w14="http://schemas.microsoft.com/office/word/2010/wordml">
+                    <w:rPr>
+                      <w:rFonts w:ascii="Arial" w:hAnsi="Arial" w:eastAsia="Arial" w:cs="Arial"/>
+                      <w:i w:val="false"/>
+                      <w:b w:val="false"/>
+                      <w:u w:val="none"/>
+                      <w:strike w:val="false"/>
+                      <w:sz w:val="22"/>
+                      <w:szCs w:val="22"/>
+                      <w:color w:val="000000"/>
+                    </w:rPr>
+                    <w:t xml:space="preserve">20,371</w:t>
+                  </w:r>
+                </w:p>
+              </w:tc>
+            </w:tr>
+            <w:tr>
+              <w:trPr>
+                <w:trHeight w:val="614" w:hRule="auto"/>
+              </w:trPr>
+              <w:tc>
+                <w:tcPr>
+                  <w:tcBorders>
+                    <w:bottom w:val="none" w:sz="0" w:space="0" w:color="000000"/>
+                    <w:top w:val="none" w:sz="0" w:space="0" w:color="000000"/>
+                    <w:left w:val="none" w:sz="0" w:space="0" w:color="000000"/>
+                    <w:right w:val="none" w:sz="0" w:space="0" w:color="000000"/>
+                  </w:tcBorders>
+                  <w:shd w:val="clear" w:color="auto" w:fill="FFFFFF"/>
+                  <w:tcMar>
+                    <w:top w:w="0" w:type="dxa"/>
+                    <w:bottom w:w="0" w:type="dxa"/>
+                    <w:left w:w="0" w:type="dxa"/>
+                    <w:right w:w="0" w:type="dxa"/>
+                  </w:tcMar>
+                  <w:vAlign w:val="center"/>
+                </w:tcPr>
+                <w:p>
+                  <w:pPr>
+                    <w:jc w:val="left"/>
+                    <w:pBdr>
+                      <w:bottom w:val="none" w:sz="0" w:space="0" w:color="000000"/>
+                      <w:top w:val="none" w:sz="0" w:space="0" w:color="000000"/>
+                      <w:left w:val="none" w:sz="0" w:space="0" w:color="000000"/>
+                      <w:right w:val="none" w:sz="0" w:space="0" w:color="000000"/>
+                    </w:pBdr>
+                    <w:spacing w:after="100" w:before="100" w:line="240"/>
+                    <w:ind w:left="100" w:right="100" w:firstLine="0" w:firstLineChars="0"/>
+                    <w:rPr>
+                      <w:rFonts w:ascii="Arial" w:hAnsi="Arial" w:eastAsia="Arial" w:cs="Arial"/>
+                      <w:i w:val="false"/>
+                      <w:b w:val="false"/>
+                      <w:u w:val="none"/>
+                      <w:strike w:val="false"/>
+                      <w:sz w:val="22"/>
+                      <w:szCs w:val="22"/>
+                      <w:color w:val="000000"/>
+                    </w:rPr>
+                  </w:pPr>
+                  <w:r xmlns:w="http://schemas.openxmlformats.org/wordprocessingml/2006/main" xmlns:wp="http://schemas.openxmlformats.org/drawingml/2006/wordprocessingDrawing" xmlns:r="http://schemas.openxmlformats.org/officeDocument/2006/relationships" xmlns:w14="http://schemas.microsoft.com/office/word/2010/wordml">
+                    <w:rPr>
+                      <w:rFonts w:ascii="Arial" w:hAnsi="Arial" w:eastAsia="Arial" w:cs="Arial"/>
+                      <w:i w:val="false"/>
+                      <w:b w:val="false"/>
+                      <w:u w:val="none"/>
+                      <w:strike w:val="false"/>
+                      <w:sz w:val="22"/>
+                      <w:szCs w:val="22"/>
+                      <w:color w:val="000000"/>
+                    </w:rPr>
+                    <w:t xml:space="preserve">Grantham distance</w:t>
+                  </w:r>
+                </w:p>
+              </w:tc>
+              <w:tc>
+                <w:tcPr>
+                  <w:tcBorders>
+                    <w:bottom w:val="none" w:sz="0" w:space="0" w:color="000000"/>
+                    <w:top w:val="none" w:sz="0" w:space="0" w:color="000000"/>
+                    <w:left w:val="none" w:sz="0" w:space="0" w:color="000000"/>
+                    <w:right w:val="none" w:sz="0" w:space="0" w:color="000000"/>
+                  </w:tcBorders>
+                  <w:shd w:val="clear" w:color="auto" w:fill="FFFFFF"/>
+                  <w:tcMar>
+                    <w:top w:w="0" w:type="dxa"/>
+                    <w:bottom w:w="0" w:type="dxa"/>
+                    <w:left w:w="0" w:type="dxa"/>
+                    <w:right w:w="0" w:type="dxa"/>
+                  </w:tcMar>
+                  <w:vAlign w:val="center"/>
+                </w:tcPr>
+                <w:p>
+                  <w:pPr>
+                    <w:jc w:val="right"/>
+                    <w:pBdr>
+                      <w:bottom w:val="none" w:sz="0" w:space="0" w:color="000000"/>
+                      <w:top w:val="none" w:sz="0" w:space="0" w:color="000000"/>
+                      <w:left w:val="none" w:sz="0" w:space="0" w:color="000000"/>
+                      <w:right w:val="none" w:sz="0" w:space="0" w:color="000000"/>
+                    </w:pBdr>
+                    <w:spacing w:after="100" w:before="100" w:line="240"/>
+                    <w:ind w:left="100" w:right="100" w:firstLine="0" w:firstLineChars="0"/>
+                    <w:rPr>
+                      <w:rFonts w:ascii="Arial" w:hAnsi="Arial" w:eastAsia="Arial" w:cs="Arial"/>
+                      <w:i w:val="false"/>
+                      <w:b w:val="false"/>
+                      <w:u w:val="none"/>
+                      <w:strike w:val="false"/>
+                      <w:sz w:val="22"/>
+                      <w:szCs w:val="22"/>
+                      <w:color w:val="000000"/>
+                    </w:rPr>
+                  </w:pPr>
+                  <w:r xmlns:w="http://schemas.openxmlformats.org/wordprocessingml/2006/main" xmlns:wp="http://schemas.openxmlformats.org/drawingml/2006/wordprocessingDrawing" xmlns:r="http://schemas.openxmlformats.org/officeDocument/2006/relationships" xmlns:w14="http://schemas.microsoft.com/office/word/2010/wordml">
+                    <w:rPr>
+                      <w:rFonts w:ascii="Arial" w:hAnsi="Arial" w:eastAsia="Arial" w:cs="Arial"/>
+                      <w:i w:val="false"/>
+                      <w:b w:val="false"/>
+                      <w:u w:val="none"/>
+                      <w:strike w:val="false"/>
+                      <w:sz w:val="22"/>
+                      <w:szCs w:val="22"/>
+                      <w:color w:val="000000"/>
+                    </w:rPr>
+                    <w:t xml:space="preserve">199</w:t>
+                  </w:r>
+                </w:p>
+              </w:tc>
+              <w:tc>
+                <w:tcPr>
+                  <w:tcBorders>
+                    <w:bottom w:val="none" w:sz="0" w:space="0" w:color="000000"/>
+                    <w:top w:val="none" w:sz="0" w:space="0" w:color="000000"/>
+                    <w:left w:val="none" w:sz="0" w:space="0" w:color="000000"/>
+                    <w:right w:val="none" w:sz="0" w:space="0" w:color="000000"/>
+                  </w:tcBorders>
+                  <w:shd w:val="clear" w:color="auto" w:fill="FFFFFF"/>
+                  <w:tcMar>
+                    <w:top w:w="0" w:type="dxa"/>
+                    <w:bottom w:w="0" w:type="dxa"/>
+                    <w:left w:w="0" w:type="dxa"/>
+                    <w:right w:w="0" w:type="dxa"/>
+                  </w:tcMar>
+                  <w:vAlign w:val="center"/>
+                </w:tcPr>
+                <w:p>
+                  <w:pPr>
+                    <w:jc w:val="left"/>
+                    <w:pBdr>
+                      <w:bottom w:val="none" w:sz="0" w:space="0" w:color="000000"/>
+                      <w:top w:val="none" w:sz="0" w:space="0" w:color="000000"/>
+                      <w:left w:val="none" w:sz="0" w:space="0" w:color="000000"/>
+                      <w:right w:val="none" w:sz="0" w:space="0" w:color="000000"/>
+                    </w:pBdr>
+                    <w:spacing w:after="100" w:before="100" w:line="240"/>
+                    <w:ind w:left="100" w:right="100" w:firstLine="0" w:firstLineChars="0"/>
+                    <w:rPr>
+                      <w:rFonts w:ascii="Arial" w:hAnsi="Arial" w:eastAsia="Arial" w:cs="Arial"/>
+                      <w:i w:val="false"/>
+                      <w:b w:val="false"/>
+                      <w:u w:val="none"/>
+                      <w:strike w:val="false"/>
+                      <w:sz w:val="22"/>
+                      <w:szCs w:val="22"/>
+                      <w:color w:val="000000"/>
+                    </w:rPr>
+                  </w:pPr>
+                  <w:r xmlns:w="http://schemas.openxmlformats.org/wordprocessingml/2006/main" xmlns:wp="http://schemas.openxmlformats.org/drawingml/2006/wordprocessingDrawing" xmlns:r="http://schemas.openxmlformats.org/officeDocument/2006/relationships" xmlns:w14="http://schemas.microsoft.com/office/word/2010/wordml">
+                    <w:rPr>
+                      <w:rFonts w:ascii="Arial" w:hAnsi="Arial" w:eastAsia="Arial" w:cs="Arial"/>
+                      <w:i w:val="false"/>
+                      <w:b w:val="false"/>
+                      <w:u w:val="none"/>
+                      <w:strike w:val="false"/>
+                      <w:sz w:val="22"/>
+                      <w:szCs w:val="22"/>
+                      <w:color w:val="000000"/>
+                    </w:rPr>
+                    <w:t xml:space="preserve">Bayesian bootstrap contrast over strains</w:t>
+                  </w:r>
+                </w:p>
+              </w:tc>
+              <w:tc>
+                <w:tcPr>
+                  <w:tcBorders>
+                    <w:bottom w:val="none" w:sz="0" w:space="0" w:color="000000"/>
+                    <w:top w:val="none" w:sz="0" w:space="0" w:color="000000"/>
+                    <w:left w:val="none" w:sz="0" w:space="0" w:color="000000"/>
+                    <w:right w:val="none" w:sz="0" w:space="0" w:color="000000"/>
+                  </w:tcBorders>
+                  <w:shd w:val="clear" w:color="auto" w:fill="FFFFFF"/>
+                  <w:tcMar>
+                    <w:top w:w="0" w:type="dxa"/>
+                    <w:bottom w:w="0" w:type="dxa"/>
+                    <w:left w:w="0" w:type="dxa"/>
+                    <w:right w:w="0" w:type="dxa"/>
+                  </w:tcMar>
+                  <w:vAlign w:val="center"/>
+                </w:tcPr>
+                <w:p>
+                  <w:pPr>
+                    <w:jc w:val="right"/>
+                    <w:pBdr>
+                      <w:bottom w:val="none" w:sz="0" w:space="0" w:color="000000"/>
+                      <w:top w:val="none" w:sz="0" w:space="0" w:color="000000"/>
+                      <w:left w:val="none" w:sz="0" w:space="0" w:color="000000"/>
+                      <w:right w:val="none" w:sz="0" w:space="0" w:color="000000"/>
+                    </w:pBdr>
+                    <w:spacing w:after="100" w:before="100" w:line="240"/>
+                    <w:ind w:left="100" w:right="100" w:firstLine="0" w:firstLineChars="0"/>
+                    <w:rPr>
+                      <w:rFonts w:ascii="Arial" w:hAnsi="Arial" w:eastAsia="Arial" w:cs="Arial"/>
+                      <w:i w:val="false"/>
+                      <w:b w:val="false"/>
+                      <w:u w:val="none"/>
+                      <w:strike w:val="false"/>
+                      <w:sz w:val="22"/>
+                      <w:szCs w:val="22"/>
+                      <w:color w:val="000000"/>
+                    </w:rPr>
+                  </w:pPr>
+                  <w:r xmlns:w="http://schemas.openxmlformats.org/wordprocessingml/2006/main" xmlns:wp="http://schemas.openxmlformats.org/drawingml/2006/wordprocessingDrawing" xmlns:r="http://schemas.openxmlformats.org/officeDocument/2006/relationships" xmlns:w14="http://schemas.microsoft.com/office/word/2010/wordml">
+                    <w:rPr>
+                      <w:rFonts w:ascii="Arial" w:hAnsi="Arial" w:eastAsia="Arial" w:cs="Arial"/>
+                      <w:i w:val="false"/>
+                      <w:b w:val="false"/>
+                      <w:u w:val="none"/>
+                      <w:strike w:val="false"/>
+                      <w:sz w:val="22"/>
+                      <w:szCs w:val="22"/>
+                      <w:color w:val="000000"/>
+                    </w:rPr>
+                    <w:t xml:space="preserve">20,372</w:t>
+                  </w:r>
+                </w:p>
+              </w:tc>
+            </w:tr>
+            <w:tr>
+              <w:trPr>
+                <w:trHeight w:val="614" w:hRule="auto"/>
+              </w:trPr>
+              <w:tc>
+                <w:tcPr>
+                  <w:tcBorders>
+                    <w:bottom w:val="none" w:sz="0" w:space="0" w:color="000000"/>
+                    <w:top w:val="none" w:sz="0" w:space="0" w:color="000000"/>
+                    <w:left w:val="none" w:sz="0" w:space="0" w:color="000000"/>
+                    <w:right w:val="none" w:sz="0" w:space="0" w:color="000000"/>
+                  </w:tcBorders>
+                  <w:shd w:val="clear" w:color="auto" w:fill="FFFFFF"/>
+                  <w:tcMar>
+                    <w:top w:w="0" w:type="dxa"/>
+                    <w:bottom w:w="0" w:type="dxa"/>
+                    <w:left w:w="0" w:type="dxa"/>
+                    <w:right w:w="0" w:type="dxa"/>
+                  </w:tcMar>
+                  <w:vAlign w:val="center"/>
+                </w:tcPr>
+                <w:p>
+                  <w:pPr>
+                    <w:jc w:val="left"/>
+                    <w:pBdr>
+                      <w:bottom w:val="none" w:sz="0" w:space="0" w:color="000000"/>
+                      <w:top w:val="none" w:sz="0" w:space="0" w:color="000000"/>
+                      <w:left w:val="none" w:sz="0" w:space="0" w:color="000000"/>
+                      <w:right w:val="none" w:sz="0" w:space="0" w:color="000000"/>
+                    </w:pBdr>
+                    <w:spacing w:after="100" w:before="100" w:line="240"/>
+                    <w:ind w:left="100" w:right="100" w:firstLine="0" w:firstLineChars="0"/>
+                    <w:rPr>
+                      <w:rFonts w:ascii="Arial" w:hAnsi="Arial" w:eastAsia="Arial" w:cs="Arial"/>
+                      <w:i w:val="false"/>
+                      <w:b w:val="false"/>
+                      <w:u w:val="none"/>
+                      <w:strike w:val="false"/>
+                      <w:sz w:val="22"/>
+                      <w:szCs w:val="22"/>
+                      <w:color w:val="000000"/>
+                    </w:rPr>
+                  </w:pPr>
+                  <w:r xmlns:w="http://schemas.openxmlformats.org/wordprocessingml/2006/main" xmlns:wp="http://schemas.openxmlformats.org/drawingml/2006/wordprocessingDrawing" xmlns:r="http://schemas.openxmlformats.org/officeDocument/2006/relationships" xmlns:w14="http://schemas.microsoft.com/office/word/2010/wordml">
+                    <w:rPr>
+                      <w:rFonts w:ascii="Arial" w:hAnsi="Arial" w:eastAsia="Arial" w:cs="Arial"/>
+                      <w:i w:val="false"/>
+                      <w:b w:val="false"/>
+                      <w:u w:val="none"/>
+                      <w:strike w:val="false"/>
+                      <w:sz w:val="22"/>
+                      <w:szCs w:val="22"/>
+                      <w:color w:val="000000"/>
+                    </w:rPr>
+                    <w:t xml:space="preserve">p-Epitope distance</w:t>
+                  </w:r>
+                </w:p>
+              </w:tc>
+              <w:tc>
+                <w:tcPr>
+                  <w:tcBorders>
+                    <w:bottom w:val="none" w:sz="0" w:space="0" w:color="000000"/>
+                    <w:top w:val="none" w:sz="0" w:space="0" w:color="000000"/>
+                    <w:left w:val="none" w:sz="0" w:space="0" w:color="000000"/>
+                    <w:right w:val="none" w:sz="0" w:space="0" w:color="000000"/>
+                  </w:tcBorders>
+                  <w:shd w:val="clear" w:color="auto" w:fill="FFFFFF"/>
+                  <w:tcMar>
+                    <w:top w:w="0" w:type="dxa"/>
+                    <w:bottom w:w="0" w:type="dxa"/>
+                    <w:left w:w="0" w:type="dxa"/>
+                    <w:right w:w="0" w:type="dxa"/>
+                  </w:tcMar>
+                  <w:vAlign w:val="center"/>
+                </w:tcPr>
+                <w:p>
+                  <w:pPr>
+                    <w:jc w:val="right"/>
+                    <w:pBdr>
+                      <w:bottom w:val="none" w:sz="0" w:space="0" w:color="000000"/>
+                      <w:top w:val="none" w:sz="0" w:space="0" w:color="000000"/>
+                      <w:left w:val="none" w:sz="0" w:space="0" w:color="000000"/>
+                      <w:right w:val="none" w:sz="0" w:space="0" w:color="000000"/>
+                    </w:pBdr>
+                    <w:spacing w:after="100" w:before="100" w:line="240"/>
+                    <w:ind w:left="100" w:right="100" w:firstLine="0" w:firstLineChars="0"/>
+                    <w:rPr>
+                      <w:rFonts w:ascii="Arial" w:hAnsi="Arial" w:eastAsia="Arial" w:cs="Arial"/>
+                      <w:i w:val="false"/>
+                      <w:b w:val="false"/>
+                      <w:u w:val="none"/>
+                      <w:strike w:val="false"/>
+                      <w:sz w:val="22"/>
+                      <w:szCs w:val="22"/>
+                      <w:color w:val="000000"/>
+                    </w:rPr>
+                  </w:pPr>
+                  <w:r xmlns:w="http://schemas.openxmlformats.org/wordprocessingml/2006/main" xmlns:wp="http://schemas.openxmlformats.org/drawingml/2006/wordprocessingDrawing" xmlns:r="http://schemas.openxmlformats.org/officeDocument/2006/relationships" xmlns:w14="http://schemas.microsoft.com/office/word/2010/wordml">
+                    <w:rPr>
+                      <w:rFonts w:ascii="Arial" w:hAnsi="Arial" w:eastAsia="Arial" w:cs="Arial"/>
+                      <w:i w:val="false"/>
+                      <w:b w:val="false"/>
+                      <w:u w:val="none"/>
+                      <w:strike w:val="false"/>
+                      <w:sz w:val="22"/>
+                      <w:szCs w:val="22"/>
+                      <w:color w:val="000000"/>
+                    </w:rPr>
+                    <w:t xml:space="preserve">199</w:t>
+                  </w:r>
+                </w:p>
+              </w:tc>
+              <w:tc>
+                <w:tcPr>
+                  <w:tcBorders>
+                    <w:bottom w:val="none" w:sz="0" w:space="0" w:color="000000"/>
+                    <w:top w:val="none" w:sz="0" w:space="0" w:color="000000"/>
+                    <w:left w:val="none" w:sz="0" w:space="0" w:color="000000"/>
+                    <w:right w:val="none" w:sz="0" w:space="0" w:color="000000"/>
+                  </w:tcBorders>
+                  <w:shd w:val="clear" w:color="auto" w:fill="FFFFFF"/>
+                  <w:tcMar>
+                    <w:top w:w="0" w:type="dxa"/>
+                    <w:bottom w:w="0" w:type="dxa"/>
+                    <w:left w:w="0" w:type="dxa"/>
+                    <w:right w:w="0" w:type="dxa"/>
+                  </w:tcMar>
+                  <w:vAlign w:val="center"/>
+                </w:tcPr>
+                <w:p>
+                  <w:pPr>
+                    <w:jc w:val="left"/>
+                    <w:pBdr>
+                      <w:bottom w:val="none" w:sz="0" w:space="0" w:color="000000"/>
+                      <w:top w:val="none" w:sz="0" w:space="0" w:color="000000"/>
+                      <w:left w:val="none" w:sz="0" w:space="0" w:color="000000"/>
+                      <w:right w:val="none" w:sz="0" w:space="0" w:color="000000"/>
+                    </w:pBdr>
+                    <w:spacing w:after="100" w:before="100" w:line="240"/>
+                    <w:ind w:left="100" w:right="100" w:firstLine="0" w:firstLineChars="0"/>
+                    <w:rPr>
+                      <w:rFonts w:ascii="Arial" w:hAnsi="Arial" w:eastAsia="Arial" w:cs="Arial"/>
+                      <w:i w:val="false"/>
+                      <w:b w:val="false"/>
+                      <w:u w:val="none"/>
+                      <w:strike w:val="false"/>
+                      <w:sz w:val="22"/>
+                      <w:szCs w:val="22"/>
+                      <w:color w:val="000000"/>
+                    </w:rPr>
+                  </w:pPr>
+                  <w:r xmlns:w="http://schemas.openxmlformats.org/wordprocessingml/2006/main" xmlns:wp="http://schemas.openxmlformats.org/drawingml/2006/wordprocessingDrawing" xmlns:r="http://schemas.openxmlformats.org/officeDocument/2006/relationships" xmlns:w14="http://schemas.microsoft.com/office/word/2010/wordml">
+                    <w:rPr>
+                      <w:rFonts w:ascii="Arial" w:hAnsi="Arial" w:eastAsia="Arial" w:cs="Arial"/>
+                      <w:i w:val="false"/>
+                      <w:b w:val="false"/>
+                      <w:u w:val="none"/>
+                      <w:strike w:val="false"/>
+                      <w:sz w:val="22"/>
+                      <w:szCs w:val="22"/>
+                      <w:color w:val="000000"/>
+                    </w:rPr>
+                    <w:t xml:space="preserve">Bayesian bootstrap contrast over strains</w:t>
+                  </w:r>
+                </w:p>
+              </w:tc>
+              <w:tc>
+                <w:tcPr>
+                  <w:tcBorders>
+                    <w:bottom w:val="none" w:sz="0" w:space="0" w:color="000000"/>
+                    <w:top w:val="none" w:sz="0" w:space="0" w:color="000000"/>
+                    <w:left w:val="none" w:sz="0" w:space="0" w:color="000000"/>
+                    <w:right w:val="none" w:sz="0" w:space="0" w:color="000000"/>
+                  </w:tcBorders>
+                  <w:shd w:val="clear" w:color="auto" w:fill="FFFFFF"/>
+                  <w:tcMar>
+                    <w:top w:w="0" w:type="dxa"/>
+                    <w:bottom w:w="0" w:type="dxa"/>
+                    <w:left w:w="0" w:type="dxa"/>
+                    <w:right w:w="0" w:type="dxa"/>
+                  </w:tcMar>
+                  <w:vAlign w:val="center"/>
+                </w:tcPr>
+                <w:p>
+                  <w:pPr>
+                    <w:jc w:val="right"/>
+                    <w:pBdr>
+                      <w:bottom w:val="none" w:sz="0" w:space="0" w:color="000000"/>
+                      <w:top w:val="none" w:sz="0" w:space="0" w:color="000000"/>
+                      <w:left w:val="none" w:sz="0" w:space="0" w:color="000000"/>
+                      <w:right w:val="none" w:sz="0" w:space="0" w:color="000000"/>
+                    </w:pBdr>
+                    <w:spacing w:after="100" w:before="100" w:line="240"/>
+                    <w:ind w:left="100" w:right="100" w:firstLine="0" w:firstLineChars="0"/>
+                    <w:rPr>
+                      <w:rFonts w:ascii="Arial" w:hAnsi="Arial" w:eastAsia="Arial" w:cs="Arial"/>
+                      <w:i w:val="false"/>
+                      <w:b w:val="false"/>
+                      <w:u w:val="none"/>
+                      <w:strike w:val="false"/>
+                      <w:sz w:val="22"/>
+                      <w:szCs w:val="22"/>
+                      <w:color w:val="000000"/>
+                    </w:rPr>
+                  </w:pPr>
+                  <w:r xmlns:w="http://schemas.openxmlformats.org/wordprocessingml/2006/main" xmlns:wp="http://schemas.openxmlformats.org/drawingml/2006/wordprocessingDrawing" xmlns:r="http://schemas.openxmlformats.org/officeDocument/2006/relationships" xmlns:w14="http://schemas.microsoft.com/office/word/2010/wordml">
+                    <w:rPr>
+                      <w:rFonts w:ascii="Arial" w:hAnsi="Arial" w:eastAsia="Arial" w:cs="Arial"/>
+                      <w:i w:val="false"/>
+                      <w:b w:val="false"/>
+                      <w:u w:val="none"/>
+                      <w:strike w:val="false"/>
+                      <w:sz w:val="22"/>
+                      <w:szCs w:val="22"/>
+                      <w:color w:val="000000"/>
+                    </w:rPr>
+                    <w:t xml:space="preserve">20,373</w:t>
+                  </w:r>
+                </w:p>
+              </w:tc>
+            </w:tr>
+            <w:tr>
+              <w:trPr>
+                <w:trHeight w:val="617" w:hRule="auto"/>
+              </w:trPr>
+              <w:tc>
+                <w:tcPr>
+                  <w:tcBorders>
+                    <w:bottom w:val="single" w:sz="12" w:space="0" w:color="666666"/>
+                    <w:top w:val="none" w:sz="0" w:space="0" w:color="000000"/>
+                    <w:left w:val="none" w:sz="0" w:space="0" w:color="000000"/>
+                    <w:right w:val="none" w:sz="0" w:space="0" w:color="000000"/>
+                  </w:tcBorders>
+                  <w:shd w:val="clear" w:color="auto" w:fill="FFFFFF"/>
+                  <w:tcMar>
+                    <w:top w:w="0" w:type="dxa"/>
+                    <w:bottom w:w="0" w:type="dxa"/>
+                    <w:left w:w="0" w:type="dxa"/>
+                    <w:right w:w="0" w:type="dxa"/>
+                  </w:tcMar>
+                  <w:vAlign w:val="center"/>
+                </w:tcPr>
+                <w:p>
+                  <w:pPr>
+                    <w:jc w:val="left"/>
+                    <w:pBdr>
+                      <w:bottom w:val="none" w:sz="0" w:space="0" w:color="000000"/>
+                      <w:top w:val="none" w:sz="0" w:space="0" w:color="000000"/>
+                      <w:left w:val="none" w:sz="0" w:space="0" w:color="000000"/>
+                      <w:right w:val="none" w:sz="0" w:space="0" w:color="000000"/>
+                    </w:pBdr>
+                    <w:spacing w:after="100" w:before="100" w:line="240"/>
+                    <w:ind w:left="100" w:right="100" w:firstLine="0" w:firstLineChars="0"/>
+                    <w:rPr>
+                      <w:rFonts w:ascii="Arial" w:hAnsi="Arial" w:eastAsia="Arial" w:cs="Arial"/>
+                      <w:i w:val="false"/>
+                      <w:b w:val="false"/>
+                      <w:u w:val="none"/>
+                      <w:strike w:val="false"/>
+                      <w:sz w:val="22"/>
+                      <w:szCs w:val="22"/>
+                      <w:color w:val="000000"/>
+                    </w:rPr>
+                  </w:pPr>
+                  <w:r xmlns:w="http://schemas.openxmlformats.org/wordprocessingml/2006/main" xmlns:wp="http://schemas.openxmlformats.org/drawingml/2006/wordprocessingDrawing" xmlns:r="http://schemas.openxmlformats.org/officeDocument/2006/relationships" xmlns:w14="http://schemas.microsoft.com/office/word/2010/wordml">
+                    <w:rPr>
+                      <w:rFonts w:ascii="Arial" w:hAnsi="Arial" w:eastAsia="Arial" w:cs="Arial"/>
+                      <w:i w:val="false"/>
+                      <w:b w:val="false"/>
+                      <w:u w:val="none"/>
+                      <w:strike w:val="false"/>
+                      <w:sz w:val="22"/>
+                      <w:szCs w:val="22"/>
+                      <w:color w:val="000000"/>
+                    </w:rPr>
+                    <w:t xml:space="preserve">Cartographic distance</w:t>
+                  </w:r>
+                </w:p>
+              </w:tc>
+              <w:tc>
+                <w:tcPr>
+                  <w:tcBorders>
+                    <w:bottom w:val="single" w:sz="12" w:space="0" w:color="666666"/>
+                    <w:top w:val="none" w:sz="0" w:space="0" w:color="000000"/>
+                    <w:left w:val="none" w:sz="0" w:space="0" w:color="000000"/>
+                    <w:right w:val="none" w:sz="0" w:space="0" w:color="000000"/>
+                  </w:tcBorders>
+                  <w:shd w:val="clear" w:color="auto" w:fill="FFFFFF"/>
+                  <w:tcMar>
+                    <w:top w:w="0" w:type="dxa"/>
+                    <w:bottom w:w="0" w:type="dxa"/>
+                    <w:left w:w="0" w:type="dxa"/>
+                    <w:right w:w="0" w:type="dxa"/>
+                  </w:tcMar>
+                  <w:vAlign w:val="center"/>
+                </w:tcPr>
+                <w:p>
+                  <w:pPr>
+                    <w:jc w:val="right"/>
+                    <w:pBdr>
+                      <w:bottom w:val="none" w:sz="0" w:space="0" w:color="000000"/>
+                      <w:top w:val="none" w:sz="0" w:space="0" w:color="000000"/>
+                      <w:left w:val="none" w:sz="0" w:space="0" w:color="000000"/>
+                      <w:right w:val="none" w:sz="0" w:space="0" w:color="000000"/>
+                    </w:pBdr>
+                    <w:spacing w:after="100" w:before="100" w:line="240"/>
+                    <w:ind w:left="100" w:right="100" w:firstLine="0" w:firstLineChars="0"/>
+                    <w:rPr>
+                      <w:rFonts w:ascii="Arial" w:hAnsi="Arial" w:eastAsia="Arial" w:cs="Arial"/>
+                      <w:i w:val="false"/>
+                      <w:b w:val="false"/>
+                      <w:u w:val="none"/>
+                      <w:strike w:val="false"/>
+                      <w:sz w:val="22"/>
+                      <w:szCs w:val="22"/>
+                      <w:color w:val="000000"/>
+                    </w:rPr>
+                  </w:pPr>
+                  <w:r xmlns:w="http://schemas.openxmlformats.org/wordprocessingml/2006/main" xmlns:wp="http://schemas.openxmlformats.org/drawingml/2006/wordprocessingDrawing" xmlns:r="http://schemas.openxmlformats.org/officeDocument/2006/relationships" xmlns:w14="http://schemas.microsoft.com/office/word/2010/wordml">
+                    <w:rPr>
+                      <w:rFonts w:ascii="Arial" w:hAnsi="Arial" w:eastAsia="Arial" w:cs="Arial"/>
+                      <w:i w:val="false"/>
+                      <w:b w:val="false"/>
+                      <w:u w:val="none"/>
+                      <w:strike w:val="false"/>
+                      <w:sz w:val="22"/>
+                      <w:szCs w:val="22"/>
+                      <w:color w:val="000000"/>
+                    </w:rPr>
+                    <w:t xml:space="preserve">199</w:t>
+                  </w:r>
+                </w:p>
+              </w:tc>
+              <w:tc>
+                <w:tcPr>
+                  <w:tcBorders>
+                    <w:bottom w:val="single" w:sz="12" w:space="0" w:color="666666"/>
+                    <w:top w:val="none" w:sz="0" w:space="0" w:color="000000"/>
+                    <w:left w:val="none" w:sz="0" w:space="0" w:color="000000"/>
+                    <w:right w:val="none" w:sz="0" w:space="0" w:color="000000"/>
+                  </w:tcBorders>
+                  <w:shd w:val="clear" w:color="auto" w:fill="FFFFFF"/>
+                  <w:tcMar>
+                    <w:top w:w="0" w:type="dxa"/>
+                    <w:bottom w:w="0" w:type="dxa"/>
+                    <w:left w:w="0" w:type="dxa"/>
+                    <w:right w:w="0" w:type="dxa"/>
+                  </w:tcMar>
+                  <w:vAlign w:val="center"/>
+                </w:tcPr>
+                <w:p>
+                  <w:pPr>
+                    <w:jc w:val="left"/>
+                    <w:pBdr>
+                      <w:bottom w:val="none" w:sz="0" w:space="0" w:color="000000"/>
+                      <w:top w:val="none" w:sz="0" w:space="0" w:color="000000"/>
+                      <w:left w:val="none" w:sz="0" w:space="0" w:color="000000"/>
+                      <w:right w:val="none" w:sz="0" w:space="0" w:color="000000"/>
+                    </w:pBdr>
+                    <w:spacing w:after="100" w:before="100" w:line="240"/>
+                    <w:ind w:left="100" w:right="100" w:firstLine="0" w:firstLineChars="0"/>
+                    <w:rPr>
+                      <w:rFonts w:ascii="Arial" w:hAnsi="Arial" w:eastAsia="Arial" w:cs="Arial"/>
+                      <w:i w:val="false"/>
+                      <w:b w:val="false"/>
+                      <w:u w:val="none"/>
+                      <w:strike w:val="false"/>
+                      <w:sz w:val="22"/>
+                      <w:szCs w:val="22"/>
+                      <w:color w:val="000000"/>
+                    </w:rPr>
+                  </w:pPr>
+                  <w:r xmlns:w="http://schemas.openxmlformats.org/wordprocessingml/2006/main" xmlns:wp="http://schemas.openxmlformats.org/drawingml/2006/wordprocessingDrawing" xmlns:r="http://schemas.openxmlformats.org/officeDocument/2006/relationships" xmlns:w14="http://schemas.microsoft.com/office/word/2010/wordml">
+                    <w:rPr>
+                      <w:rFonts w:ascii="Arial" w:hAnsi="Arial" w:eastAsia="Arial" w:cs="Arial"/>
+                      <w:i w:val="false"/>
+                      <w:b w:val="false"/>
+                      <w:u w:val="none"/>
+                      <w:strike w:val="false"/>
+                      <w:sz w:val="22"/>
+                      <w:szCs w:val="22"/>
+                      <w:color w:val="000000"/>
+                    </w:rPr>
+                    <w:t xml:space="preserve">Bayesian bootstrap contrast over strains</w:t>
+                  </w:r>
+                </w:p>
+              </w:tc>
+              <w:tc>
+                <w:tcPr>
+                  <w:tcBorders>
+                    <w:bottom w:val="single" w:sz="12" w:space="0" w:color="666666"/>
+                    <w:top w:val="none" w:sz="0" w:space="0" w:color="000000"/>
+                    <w:left w:val="none" w:sz="0" w:space="0" w:color="000000"/>
+                    <w:right w:val="none" w:sz="0" w:space="0" w:color="000000"/>
+                  </w:tcBorders>
+                  <w:shd w:val="clear" w:color="auto" w:fill="FFFFFF"/>
+                  <w:tcMar>
+                    <w:top w:w="0" w:type="dxa"/>
+                    <w:bottom w:w="0" w:type="dxa"/>
+                    <w:left w:w="0" w:type="dxa"/>
+                    <w:right w:w="0" w:type="dxa"/>
+                  </w:tcMar>
+                  <w:vAlign w:val="center"/>
+                </w:tcPr>
+                <w:p>
+                  <w:pPr>
+                    <w:jc w:val="right"/>
+                    <w:pBdr>
+                      <w:bottom w:val="none" w:sz="0" w:space="0" w:color="000000"/>
+                      <w:top w:val="none" w:sz="0" w:space="0" w:color="000000"/>
+                      <w:left w:val="none" w:sz="0" w:space="0" w:color="000000"/>
+                      <w:right w:val="none" w:sz="0" w:space="0" w:color="000000"/>
+                    </w:pBdr>
+                    <w:spacing w:after="100" w:before="100" w:line="240"/>
+                    <w:ind w:left="100" w:right="100" w:firstLine="0" w:firstLineChars="0"/>
+                    <w:rPr>
+                      <w:rFonts w:ascii="Arial" w:hAnsi="Arial" w:eastAsia="Arial" w:cs="Arial"/>
+                      <w:i w:val="false"/>
+                      <w:b w:val="false"/>
+                      <w:u w:val="none"/>
+                      <w:strike w:val="false"/>
+                      <w:sz w:val="22"/>
+                      <w:szCs w:val="22"/>
+                      <w:color w:val="000000"/>
+                    </w:rPr>
+                  </w:pPr>
+                  <w:r xmlns:w="http://schemas.openxmlformats.org/wordprocessingml/2006/main" xmlns:wp="http://schemas.openxmlformats.org/drawingml/2006/wordprocessingDrawing" xmlns:r="http://schemas.openxmlformats.org/officeDocument/2006/relationships" xmlns:w14="http://schemas.microsoft.com/office/word/2010/wordml">
+                    <w:rPr>
+                      <w:rFonts w:ascii="Arial" w:hAnsi="Arial" w:eastAsia="Arial" w:cs="Arial"/>
+                      <w:i w:val="false"/>
+                      <w:b w:val="false"/>
+                      <w:u w:val="none"/>
+                      <w:strike w:val="false"/>
+                      <w:sz w:val="22"/>
+                      <w:szCs w:val="22"/>
+                      <w:color w:val="000000"/>
+                    </w:rPr>
+                    <w:t xml:space="preserve">20,374</w:t>
+                  </w:r>
+                </w:p>
+              </w:tc>
+            </w:tr>
+          </w:tbl>
+          <w:bookmarkEnd w:id="23"/>
+        </w:tc>
+      </w:tr>
+    </w:tbl>
+    <w:tbl>
+      <w:tblPr>
+        <w:tblStyle w:val="Table"/>
+        <w:tblW w:type="pct" w:w="5000"/>
+        <w:tblLayout w:type="fixed"/>
+        <w:tblLook w:firstRow="0" w:lastRow="0" w:firstColumn="0" w:lastColumn="0" w:noHBand="0" w:noVBand="0" w:val="0000"/>
+      </w:tblPr>
+      <w:tblGrid>
+        <w:gridCol w:w="7920"/>
+      </w:tblGrid>
+      <w:tr>
+        <w:tc>
+          <w:tcPr/>
+          <w:bookmarkStart w:id="24" w:name="tbl-subtype-contrast-main-copy"/>
+          <w:p>
+            <w:pPr>
+              <w:jc w:val="center"/>
+            </w:pPr>
+            <w:pPr>
+              <w:jc w:val="start"/>
+              <w:spacing w:before="200"/>
+              <w:pStyle w:val="ImageCaption"/>
+            </w:pPr>
+            <w:r>
+              <w:t xml:space="preserve">Table 4: Main subtype contrast table reproduced for reference.</w:t>
+            </w:r>
+          </w:p>
+          <w:tbl xmlns:w="http://schemas.openxmlformats.org/wordprocessingml/2006/main" xmlns:r="http://schemas.openxmlformats.org/officeDocument/2006/relationships" xmlns:w14="http://schemas.microsoft.com/office/word/2010/wordml" xmlns:wp="http://schemas.openxmlformats.org/drawingml/2006/wordprocessingDrawing" xmlns:a="http://schemas.openxmlformats.org/drawingml/2006/main" xmlns:pic="http://schemas.openxmlformats.org/drawingml/2006/picture">
+            <w:tblPr>
+              <w:tblLayout w:type="fixed"/>
+              <w:jc w:val="center"/>
+              <w:tblLook w:firstRow="1" w:lastRow="0" w:firstColumn="0" w:lastColumn="0" w:noHBand="0" w:noVBand="1"/>
+            </w:tblPr>
+            <w:tblGrid>
+              <w:gridCol w:w="1248"/>
+              <w:gridCol w:w="1541"/>
+              <w:gridCol w:w="1541"/>
+              <w:gridCol w:w="895"/>
+              <w:gridCol w:w="895"/>
+              <w:gridCol w:w="1439"/>
+              <w:gridCol w:w="823"/>
+              <w:gridCol w:w="979"/>
+            </w:tblGrid>
+            <w:tr>
+              <w:trPr>
+                <w:trHeight w:val="617" w:hRule="auto"/>
+                <w:tblHeader/>
+              </w:trPr>
+              <w:tc>
+                <w:tcPr>
+                  <w:tcBorders>
+                    <w:bottom w:val="single" w:sz="12" w:space="0" w:color="666666"/>
+                    <w:top w:val="single" w:sz="12" w:space="0" w:color="666666"/>
+                    <w:left w:val="none" w:sz="0" w:space="0" w:color="000000"/>
+                    <w:right w:val="none" w:sz="0" w:space="0" w:color="000000"/>
+                  </w:tcBorders>
+                  <w:shd w:val="clear" w:color="auto" w:fill="FFFFFF"/>
+                  <w:tcMar>
+                    <w:top w:w="0" w:type="dxa"/>
+                    <w:bottom w:w="0" w:type="dxa"/>
+                    <w:left w:w="0" w:type="dxa"/>
+                    <w:right w:w="0" w:type="dxa"/>
+                  </w:tcMar>
+                  <w:vAlign w:val="center"/>
+                </w:tcPr>
+                <w:p>
+                  <w:pPr>
+                    <w:jc w:val="left"/>
+                    <w:pBdr>
+                      <w:bottom w:val="none" w:sz="0" w:space="0" w:color="000000"/>
+                      <w:top w:val="none" w:sz="0" w:space="0" w:color="000000"/>
+                      <w:left w:val="none" w:sz="0" w:space="0" w:color="000000"/>
+                      <w:right w:val="none" w:sz="0" w:space="0" w:color="000000"/>
+                    </w:pBdr>
+                    <w:spacing w:after="100" w:before="100" w:line="240"/>
+                    <w:ind w:left="100" w:right="100" w:firstLine="0" w:firstLineChars="0"/>
+                    <w:rPr>
+                      <w:rFonts w:ascii="Arial" w:hAnsi="Arial" w:eastAsia="Arial" w:cs="Arial"/>
+                      <w:i w:val="false"/>
+                      <w:b w:val="false"/>
+                      <w:u w:val="none"/>
+                      <w:strike w:val="false"/>
+                      <w:sz w:val="22"/>
+                      <w:szCs w:val="22"/>
+                      <w:color w:val="000000"/>
+                    </w:rPr>
+                  </w:pPr>
+                  <w:r xmlns:w="http://schemas.openxmlformats.org/wordprocessingml/2006/main" xmlns:wp="http://schemas.openxmlformats.org/drawingml/2006/wordprocessingDrawing" xmlns:r="http://schemas.openxmlformats.org/officeDocument/2006/relationships" xmlns:w14="http://schemas.microsoft.com/office/word/2010/wordml">
+                    <w:rPr>
+                      <w:rFonts w:ascii="Arial" w:hAnsi="Arial" w:eastAsia="Arial" w:cs="Arial"/>
+                      <w:i w:val="false"/>
+                      <w:b w:val="false"/>
+                      <w:u w:val="none"/>
+                      <w:strike w:val="false"/>
+                      <w:sz w:val="22"/>
+                      <w:szCs w:val="22"/>
+                      <w:color w:val="000000"/>
+                    </w:rPr>
+                    <w:t xml:space="preserve">Comparison</w:t>
+                  </w:r>
+                </w:p>
+              </w:tc>
+              <w:tc>
+                <w:tcPr>
+                  <w:tcBorders>
+                    <w:bottom w:val="single" w:sz="12" w:space="0" w:color="666666"/>
+                    <w:top w:val="single" w:sz="12" w:space="0" w:color="666666"/>
+                    <w:left w:val="none" w:sz="0" w:space="0" w:color="000000"/>
+                    <w:right w:val="none" w:sz="0" w:space="0" w:color="000000"/>
+                  </w:tcBorders>
+                  <w:shd w:val="clear" w:color="auto" w:fill="FFFFFF"/>
+                  <w:tcMar>
+                    <w:top w:w="0" w:type="dxa"/>
+                    <w:bottom w:w="0" w:type="dxa"/>
+                    <w:left w:w="0" w:type="dxa"/>
+                    <w:right w:w="0" w:type="dxa"/>
+                  </w:tcMar>
+                  <w:vAlign w:val="center"/>
+                </w:tcPr>
+                <w:p>
+                  <w:pPr>
+                    <w:jc w:val="right"/>
+                    <w:pBdr>
+                      <w:bottom w:val="none" w:sz="0" w:space="0" w:color="000000"/>
+                      <w:top w:val="none" w:sz="0" w:space="0" w:color="000000"/>
+                      <w:left w:val="none" w:sz="0" w:space="0" w:color="000000"/>
+                      <w:right w:val="none" w:sz="0" w:space="0" w:color="000000"/>
+                    </w:pBdr>
+                    <w:spacing w:after="100" w:before="100" w:line="240"/>
+                    <w:ind w:left="100" w:right="100" w:firstLine="0" w:firstLineChars="0"/>
+                    <w:rPr>
+                      <w:rFonts w:ascii="Arial" w:hAnsi="Arial" w:eastAsia="Arial" w:cs="Arial"/>
+                      <w:i w:val="false"/>
+                      <w:b w:val="false"/>
+                      <w:u w:val="none"/>
+                      <w:strike w:val="false"/>
+                      <w:sz w:val="22"/>
+                      <w:szCs w:val="22"/>
+                      <w:color w:val="000000"/>
+                    </w:rPr>
+                  </w:pPr>
+                  <w:r xmlns:w="http://schemas.openxmlformats.org/wordprocessingml/2006/main" xmlns:wp="http://schemas.openxmlformats.org/drawingml/2006/wordprocessingDrawing" xmlns:r="http://schemas.openxmlformats.org/officeDocument/2006/relationships" xmlns:w14="http://schemas.microsoft.com/office/word/2010/wordml">
+                    <w:rPr>
+                      <w:rFonts w:ascii="Arial" w:hAnsi="Arial" w:eastAsia="Arial" w:cs="Arial"/>
+                      <w:i w:val="false"/>
+                      <w:b w:val="false"/>
+                      <w:u w:val="none"/>
+                      <w:strike w:val="false"/>
+                      <w:sz w:val="22"/>
+                      <w:szCs w:val="22"/>
+                      <w:color w:val="000000"/>
+                    </w:rPr>
+                    <w:t xml:space="preserve">H1N1 pairwise comparisons</w:t>
+                  </w:r>
+                </w:p>
+              </w:tc>
+              <w:tc>
+                <w:tcPr>
+                  <w:tcBorders>
+                    <w:bottom w:val="single" w:sz="12" w:space="0" w:color="666666"/>
+                    <w:top w:val="single" w:sz="12" w:space="0" w:color="666666"/>
+                    <w:left w:val="none" w:sz="0" w:space="0" w:color="000000"/>
+                    <w:right w:val="none" w:sz="0" w:space="0" w:color="000000"/>
+                  </w:tcBorders>
+                  <w:shd w:val="clear" w:color="auto" w:fill="FFFFFF"/>
+                  <w:tcMar>
+                    <w:top w:w="0" w:type="dxa"/>
+                    <w:bottom w:w="0" w:type="dxa"/>
+                    <w:left w:w="0" w:type="dxa"/>
+                    <w:right w:w="0" w:type="dxa"/>
+                  </w:tcMar>
+                  <w:vAlign w:val="center"/>
+                </w:tcPr>
+                <w:p>
+                  <w:pPr>
+                    <w:jc w:val="right"/>
+                    <w:pBdr>
+                      <w:bottom w:val="none" w:sz="0" w:space="0" w:color="000000"/>
+                      <w:top w:val="none" w:sz="0" w:space="0" w:color="000000"/>
+                      <w:left w:val="none" w:sz="0" w:space="0" w:color="000000"/>
+                      <w:right w:val="none" w:sz="0" w:space="0" w:color="000000"/>
+                    </w:pBdr>
+                    <w:spacing w:after="100" w:before="100" w:line="240"/>
+                    <w:ind w:left="100" w:right="100" w:firstLine="0" w:firstLineChars="0"/>
+                    <w:rPr>
+                      <w:rFonts w:ascii="Arial" w:hAnsi="Arial" w:eastAsia="Arial" w:cs="Arial"/>
+                      <w:i w:val="false"/>
+                      <w:b w:val="false"/>
+                      <w:u w:val="none"/>
+                      <w:strike w:val="false"/>
+                      <w:sz w:val="22"/>
+                      <w:szCs w:val="22"/>
+                      <w:color w:val="000000"/>
+                    </w:rPr>
+                  </w:pPr>
+                  <w:r xmlns:w="http://schemas.openxmlformats.org/wordprocessingml/2006/main" xmlns:wp="http://schemas.openxmlformats.org/drawingml/2006/wordprocessingDrawing" xmlns:r="http://schemas.openxmlformats.org/officeDocument/2006/relationships" xmlns:w14="http://schemas.microsoft.com/office/word/2010/wordml">
+                    <w:rPr>
+                      <w:rFonts w:ascii="Arial" w:hAnsi="Arial" w:eastAsia="Arial" w:cs="Arial"/>
+                      <w:i w:val="false"/>
+                      <w:b w:val="false"/>
+                      <w:u w:val="none"/>
+                      <w:strike w:val="false"/>
+                      <w:sz w:val="22"/>
+                      <w:szCs w:val="22"/>
+                      <w:color w:val="000000"/>
+                    </w:rPr>
+                    <w:t xml:space="preserve">H3N2 pairwise comparisons</w:t>
+                  </w:r>
+                </w:p>
+              </w:tc>
+              <w:tc>
+                <w:tcPr>
+                  <w:tcBorders>
+                    <w:bottom w:val="single" w:sz="12" w:space="0" w:color="666666"/>
+                    <w:top w:val="single" w:sz="12" w:space="0" w:color="666666"/>
+                    <w:left w:val="none" w:sz="0" w:space="0" w:color="000000"/>
+                    <w:right w:val="none" w:sz="0" w:space="0" w:color="000000"/>
+                  </w:tcBorders>
+                  <w:shd w:val="clear" w:color="auto" w:fill="FFFFFF"/>
+                  <w:tcMar>
+                    <w:top w:w="0" w:type="dxa"/>
+                    <w:bottom w:w="0" w:type="dxa"/>
+                    <w:left w:w="0" w:type="dxa"/>
+                    <w:right w:w="0" w:type="dxa"/>
+                  </w:tcMar>
+                  <w:vAlign w:val="center"/>
+                </w:tcPr>
+                <w:p>
+                  <w:pPr>
+                    <w:jc w:val="left"/>
+                    <w:pBdr>
+                      <w:bottom w:val="none" w:sz="0" w:space="0" w:color="000000"/>
+                      <w:top w:val="none" w:sz="0" w:space="0" w:color="000000"/>
+                      <w:left w:val="none" w:sz="0" w:space="0" w:color="000000"/>
+                      <w:right w:val="none" w:sz="0" w:space="0" w:color="000000"/>
+                    </w:pBdr>
+                    <w:spacing w:after="100" w:before="100" w:line="240"/>
+                    <w:ind w:left="100" w:right="100" w:firstLine="0" w:firstLineChars="0"/>
+                    <w:rPr>
+                      <w:rFonts w:ascii="Arial" w:hAnsi="Arial" w:eastAsia="Arial" w:cs="Arial"/>
+                      <w:i w:val="false"/>
+                      <w:b w:val="false"/>
+                      <w:u w:val="none"/>
+                      <w:strike w:val="false"/>
+                      <w:sz w:val="22"/>
+                      <w:szCs w:val="22"/>
+                      <w:color w:val="000000"/>
+                    </w:rPr>
+                  </w:pPr>
+                  <w:r xmlns:w="http://schemas.openxmlformats.org/wordprocessingml/2006/main" xmlns:wp="http://schemas.openxmlformats.org/drawingml/2006/wordprocessingDrawing" xmlns:r="http://schemas.openxmlformats.org/officeDocument/2006/relationships" xmlns:w14="http://schemas.microsoft.com/office/word/2010/wordml">
+                    <w:rPr>
+                      <w:rFonts w:ascii="Arial" w:hAnsi="Arial" w:eastAsia="Arial" w:cs="Arial"/>
+                      <w:i w:val="false"/>
+                      <w:b w:val="false"/>
+                      <w:u w:val="none"/>
+                      <w:strike w:val="false"/>
+                      <w:sz w:val="22"/>
+                      <w:szCs w:val="22"/>
+                      <w:color w:val="000000"/>
+                    </w:rPr>
+                    <w:t xml:space="preserve">H1N1 Mantel r</w:t>
+                  </w:r>
+                </w:p>
+              </w:tc>
+              <w:tc>
+                <w:tcPr>
+                  <w:tcBorders>
+                    <w:bottom w:val="single" w:sz="12" w:space="0" w:color="666666"/>
+                    <w:top w:val="single" w:sz="12" w:space="0" w:color="666666"/>
+                    <w:left w:val="none" w:sz="0" w:space="0" w:color="000000"/>
+                    <w:right w:val="none" w:sz="0" w:space="0" w:color="000000"/>
+                  </w:tcBorders>
+                  <w:shd w:val="clear" w:color="auto" w:fill="FFFFFF"/>
+                  <w:tcMar>
+                    <w:top w:w="0" w:type="dxa"/>
+                    <w:bottom w:w="0" w:type="dxa"/>
+                    <w:left w:w="0" w:type="dxa"/>
+                    <w:right w:w="0" w:type="dxa"/>
+                  </w:tcMar>
+                  <w:vAlign w:val="center"/>
+                </w:tcPr>
+                <w:p>
+                  <w:pPr>
+                    <w:jc w:val="left"/>
+                    <w:pBdr>
+                      <w:bottom w:val="none" w:sz="0" w:space="0" w:color="000000"/>
+                      <w:top w:val="none" w:sz="0" w:space="0" w:color="000000"/>
+                      <w:left w:val="none" w:sz="0" w:space="0" w:color="000000"/>
+                      <w:right w:val="none" w:sz="0" w:space="0" w:color="000000"/>
+                    </w:pBdr>
+                    <w:spacing w:after="100" w:before="100" w:line="240"/>
+                    <w:ind w:left="100" w:right="100" w:firstLine="0" w:firstLineChars="0"/>
+                    <w:rPr>
+                      <w:rFonts w:ascii="Arial" w:hAnsi="Arial" w:eastAsia="Arial" w:cs="Arial"/>
+                      <w:i w:val="false"/>
+                      <w:b w:val="false"/>
+                      <w:u w:val="none"/>
+                      <w:strike w:val="false"/>
+                      <w:sz w:val="22"/>
+                      <w:szCs w:val="22"/>
+                      <w:color w:val="000000"/>
+                    </w:rPr>
+                  </w:pPr>
+                  <w:r xmlns:w="http://schemas.openxmlformats.org/wordprocessingml/2006/main" xmlns:wp="http://schemas.openxmlformats.org/drawingml/2006/wordprocessingDrawing" xmlns:r="http://schemas.openxmlformats.org/officeDocument/2006/relationships" xmlns:w14="http://schemas.microsoft.com/office/word/2010/wordml">
+                    <w:rPr>
+                      <w:rFonts w:ascii="Arial" w:hAnsi="Arial" w:eastAsia="Arial" w:cs="Arial"/>
+                      <w:i w:val="false"/>
+                      <w:b w:val="false"/>
+                      <w:u w:val="none"/>
+                      <w:strike w:val="false"/>
+                      <w:sz w:val="22"/>
+                      <w:szCs w:val="22"/>
+                      <w:color w:val="000000"/>
+                    </w:rPr>
+                    <w:t xml:space="preserve">H3N2 Mantel r</w:t>
+                  </w:r>
+                </w:p>
+              </w:tc>
+              <w:tc>
+                <w:tcPr>
+                  <w:tcBorders>
+                    <w:bottom w:val="single" w:sz="12" w:space="0" w:color="666666"/>
+                    <w:top w:val="single" w:sz="12" w:space="0" w:color="666666"/>
+                    <w:left w:val="none" w:sz="0" w:space="0" w:color="000000"/>
+                    <w:right w:val="none" w:sz="0" w:space="0" w:color="000000"/>
+                  </w:tcBorders>
+                  <w:shd w:val="clear" w:color="auto" w:fill="FFFFFF"/>
+                  <w:tcMar>
+                    <w:top w:w="0" w:type="dxa"/>
+                    <w:bottom w:w="0" w:type="dxa"/>
+                    <w:left w:w="0" w:type="dxa"/>
+                    <w:right w:w="0" w:type="dxa"/>
+                  </w:tcMar>
+                  <w:vAlign w:val="center"/>
+                </w:tcPr>
+                <w:p>
+                  <w:pPr>
+                    <w:jc w:val="left"/>
+                    <w:pBdr>
+                      <w:bottom w:val="none" w:sz="0" w:space="0" w:color="000000"/>
+                      <w:top w:val="none" w:sz="0" w:space="0" w:color="000000"/>
+                      <w:left w:val="none" w:sz="0" w:space="0" w:color="000000"/>
+                      <w:right w:val="none" w:sz="0" w:space="0" w:color="000000"/>
+                    </w:pBdr>
+                    <w:spacing w:after="100" w:before="100" w:line="240"/>
+                    <w:ind w:left="100" w:right="100" w:firstLine="0" w:firstLineChars="0"/>
+                    <w:rPr>
+                      <w:rFonts w:ascii="Arial" w:hAnsi="Arial" w:eastAsia="Arial" w:cs="Arial"/>
+                      <w:i w:val="false"/>
+                      <w:b w:val="false"/>
+                      <w:u w:val="none"/>
+                      <w:strike w:val="false"/>
+                      <w:sz w:val="22"/>
+                      <w:szCs w:val="22"/>
+                      <w:color w:val="000000"/>
+                    </w:rPr>
+                  </w:pPr>
+                  <w:r xmlns:w="http://schemas.openxmlformats.org/wordprocessingml/2006/main" xmlns:wp="http://schemas.openxmlformats.org/drawingml/2006/wordprocessingDrawing" xmlns:r="http://schemas.openxmlformats.org/officeDocument/2006/relationships" xmlns:w14="http://schemas.microsoft.com/office/word/2010/wordml">
+                    <w:rPr>
+                      <w:rFonts w:ascii="Arial" w:hAnsi="Arial" w:eastAsia="Arial" w:cs="Arial"/>
+                      <w:i w:val="false"/>
+                      <w:b w:val="false"/>
+                      <w:u w:val="none"/>
+                      <w:strike w:val="false"/>
+                      <w:sz w:val="22"/>
+                      <w:szCs w:val="22"/>
+                      <w:color w:val="000000"/>
+                    </w:rPr>
+                    <w:t xml:space="preserve">Difference (H3N2 - H1N1)</w:t>
+                  </w:r>
+                </w:p>
+              </w:tc>
+              <w:tc>
+                <w:tcPr>
+                  <w:tcBorders>
+                    <w:bottom w:val="single" w:sz="12" w:space="0" w:color="666666"/>
+                    <w:top w:val="single" w:sz="12" w:space="0" w:color="666666"/>
+                    <w:left w:val="none" w:sz="0" w:space="0" w:color="000000"/>
+                    <w:right w:val="none" w:sz="0" w:space="0" w:color="000000"/>
+                  </w:tcBorders>
+                  <w:shd w:val="clear" w:color="auto" w:fill="FFFFFF"/>
+                  <w:tcMar>
+                    <w:top w:w="0" w:type="dxa"/>
+                    <w:bottom w:w="0" w:type="dxa"/>
+                    <w:left w:w="0" w:type="dxa"/>
+                    <w:right w:w="0" w:type="dxa"/>
+                  </w:tcMar>
+                  <w:vAlign w:val="center"/>
+                </w:tcPr>
+                <w:p>
+                  <w:pPr>
+                    <w:jc w:val="left"/>
+                    <w:pBdr>
+                      <w:bottom w:val="none" w:sz="0" w:space="0" w:color="000000"/>
+                      <w:top w:val="none" w:sz="0" w:space="0" w:color="000000"/>
+                      <w:left w:val="none" w:sz="0" w:space="0" w:color="000000"/>
+                      <w:right w:val="none" w:sz="0" w:space="0" w:color="000000"/>
+                    </w:pBdr>
+                    <w:spacing w:after="100" w:before="100" w:line="240"/>
+                    <w:ind w:left="100" w:right="100" w:firstLine="0" w:firstLineChars="0"/>
+                    <w:rPr>
+                      <w:rFonts w:ascii="Arial" w:hAnsi="Arial" w:eastAsia="Arial" w:cs="Arial"/>
+                      <w:i w:val="false"/>
+                      <w:b w:val="false"/>
+                      <w:u w:val="none"/>
+                      <w:strike w:val="false"/>
+                      <w:sz w:val="22"/>
+                      <w:szCs w:val="22"/>
+                      <w:color w:val="000000"/>
+                    </w:rPr>
+                  </w:pPr>
+                  <w:r xmlns:w="http://schemas.openxmlformats.org/wordprocessingml/2006/main" xmlns:wp="http://schemas.openxmlformats.org/drawingml/2006/wordprocessingDrawing" xmlns:r="http://schemas.openxmlformats.org/officeDocument/2006/relationships" xmlns:w14="http://schemas.microsoft.com/office/word/2010/wordml">
+                    <w:rPr>
+                      <w:rFonts w:ascii="Arial" w:hAnsi="Arial" w:eastAsia="Arial" w:cs="Arial"/>
+                      <w:i w:val="false"/>
+                      <w:b w:val="false"/>
+                      <w:u w:val="none"/>
+                      <w:strike w:val="false"/>
+                      <w:sz w:val="22"/>
+                      <w:szCs w:val="22"/>
+                      <w:color w:val="000000"/>
+                    </w:rPr>
+                    <w:t xml:space="preserve">95% CI</w:t>
+                  </w:r>
+                </w:p>
+              </w:tc>
+              <w:tc>
+                <w:tcPr>
+                  <w:tcBorders>
+                    <w:bottom w:val="single" w:sz="12" w:space="0" w:color="666666"/>
+                    <w:top w:val="single" w:sz="12" w:space="0" w:color="666666"/>
+                    <w:left w:val="none" w:sz="0" w:space="0" w:color="000000"/>
+                    <w:right w:val="none" w:sz="0" w:space="0" w:color="000000"/>
+                  </w:tcBorders>
+                  <w:shd w:val="clear" w:color="auto" w:fill="FFFFFF"/>
+                  <w:tcMar>
+                    <w:top w:w="0" w:type="dxa"/>
+                    <w:bottom w:w="0" w:type="dxa"/>
+                    <w:left w:w="0" w:type="dxa"/>
+                    <w:right w:w="0" w:type="dxa"/>
+                  </w:tcMar>
+                  <w:vAlign w:val="center"/>
+                </w:tcPr>
+                <w:p>
+                  <w:pPr>
+                    <w:jc w:val="right"/>
+                    <w:pBdr>
+                      <w:bottom w:val="none" w:sz="0" w:space="0" w:color="000000"/>
+                      <w:top w:val="none" w:sz="0" w:space="0" w:color="000000"/>
+                      <w:left w:val="none" w:sz="0" w:space="0" w:color="000000"/>
+                      <w:right w:val="none" w:sz="0" w:space="0" w:color="000000"/>
+                    </w:pBdr>
+                    <w:spacing w:after="100" w:before="100" w:line="240"/>
+                    <w:ind w:left="100" w:right="100" w:firstLine="0" w:firstLineChars="0"/>
+                    <w:rPr>
+                      <w:rFonts w:ascii="Arial" w:hAnsi="Arial" w:eastAsia="Arial" w:cs="Arial"/>
+                      <w:i w:val="false"/>
+                      <w:b w:val="false"/>
+                      <w:u w:val="none"/>
+                      <w:strike w:val="false"/>
+                      <w:sz w:val="22"/>
+                      <w:szCs w:val="22"/>
+                      <w:color w:val="000000"/>
+                    </w:rPr>
+                  </w:pPr>
+                  <w:r xmlns:w="http://schemas.openxmlformats.org/wordprocessingml/2006/main" xmlns:wp="http://schemas.openxmlformats.org/drawingml/2006/wordprocessingDrawing" xmlns:r="http://schemas.openxmlformats.org/officeDocument/2006/relationships" xmlns:w14="http://schemas.microsoft.com/office/word/2010/wordml">
+                    <w:rPr>
+                      <w:rFonts w:ascii="Arial" w:hAnsi="Arial" w:eastAsia="Arial" w:cs="Arial"/>
+                      <w:i w:val="false"/>
+                      <w:b w:val="false"/>
+                      <w:u w:val="none"/>
+                      <w:strike w:val="false"/>
+                      <w:sz w:val="22"/>
+                      <w:szCs w:val="22"/>
+                      <w:color w:val="000000"/>
+                    </w:rPr>
+                    <w:t xml:space="preserve">Bootstrap draws</w:t>
+                  </w:r>
+                </w:p>
+              </w:tc>
+            </w:tr>
+            <w:tr>
+              <w:trPr>
+                <w:trHeight w:val="617" w:hRule="auto"/>
+              </w:trPr>
+              <w:tc>
+                <w:tcPr>
+                  <w:tcBorders>
+                    <w:bottom w:val="none" w:sz="0" w:space="0" w:color="000000"/>
+                    <w:top w:val="single" w:sz="12" w:space="0" w:color="666666"/>
+                    <w:left w:val="none" w:sz="0" w:space="0" w:color="000000"/>
+                    <w:right w:val="none" w:sz="0" w:space="0" w:color="000000"/>
+                  </w:tcBorders>
+                  <w:shd w:val="clear" w:color="auto" w:fill="FFFFFF"/>
+                  <w:tcMar>
+                    <w:top w:w="0" w:type="dxa"/>
+                    <w:bottom w:w="0" w:type="dxa"/>
+                    <w:left w:w="0" w:type="dxa"/>
+                    <w:right w:w="0" w:type="dxa"/>
+                  </w:tcMar>
+                  <w:vAlign w:val="center"/>
+                </w:tcPr>
+                <w:p>
+                  <w:pPr>
+                    <w:jc w:val="left"/>
+                    <w:pBdr>
+                      <w:bottom w:val="none" w:sz="0" w:space="0" w:color="000000"/>
+                      <w:top w:val="none" w:sz="0" w:space="0" w:color="000000"/>
+                      <w:left w:val="none" w:sz="0" w:space="0" w:color="000000"/>
+                      <w:right w:val="none" w:sz="0" w:space="0" w:color="000000"/>
+                    </w:pBdr>
+                    <w:spacing w:after="100" w:before="100" w:line="240"/>
+                    <w:ind w:left="100" w:right="100" w:firstLine="0" w:firstLineChars="0"/>
+                    <w:rPr>
+                      <w:rFonts w:ascii="Arial" w:hAnsi="Arial" w:eastAsia="Arial" w:cs="Arial"/>
+                      <w:i w:val="false"/>
+                      <w:b w:val="false"/>
+                      <w:u w:val="none"/>
+                      <w:strike w:val="false"/>
+                      <w:sz w:val="22"/>
+                      <w:szCs w:val="22"/>
+                      <w:color w:val="000000"/>
+                    </w:rPr>
+                  </w:pPr>
+                  <w:r xmlns:w="http://schemas.openxmlformats.org/wordprocessingml/2006/main" xmlns:wp="http://schemas.openxmlformats.org/drawingml/2006/wordprocessingDrawing" xmlns:r="http://schemas.openxmlformats.org/officeDocument/2006/relationships" xmlns:w14="http://schemas.microsoft.com/office/word/2010/wordml">
+                    <w:rPr>
+                      <w:rFonts w:ascii="Arial" w:hAnsi="Arial" w:eastAsia="Arial" w:cs="Arial"/>
+                      <w:i w:val="false"/>
+                      <w:b w:val="false"/>
+                      <w:u w:val="none"/>
+                      <w:strike w:val="false"/>
+                      <w:sz w:val="22"/>
+                      <w:szCs w:val="22"/>
+                      <w:color w:val="000000"/>
+                    </w:rPr>
+                    <w:t xml:space="preserve">Temporal distance</w:t>
+                  </w:r>
+                </w:p>
+              </w:tc>
+              <w:tc>
+                <w:tcPr>
+                  <w:tcBorders>
+                    <w:bottom w:val="none" w:sz="0" w:space="0" w:color="000000"/>
+                    <w:top w:val="single" w:sz="12" w:space="0" w:color="666666"/>
+                    <w:left w:val="none" w:sz="0" w:space="0" w:color="000000"/>
+                    <w:right w:val="none" w:sz="0" w:space="0" w:color="000000"/>
+                  </w:tcBorders>
+                  <w:shd w:val="clear" w:color="auto" w:fill="FFFFFF"/>
+                  <w:tcMar>
+                    <w:top w:w="0" w:type="dxa"/>
+                    <w:bottom w:w="0" w:type="dxa"/>
+                    <w:left w:w="0" w:type="dxa"/>
+                    <w:right w:w="0" w:type="dxa"/>
+                  </w:tcMar>
+                  <w:vAlign w:val="center"/>
+                </w:tcPr>
+                <w:p>
+                  <w:pPr>
+                    <w:jc w:val="right"/>
+                    <w:pBdr>
+                      <w:bottom w:val="none" w:sz="0" w:space="0" w:color="000000"/>
+                      <w:top w:val="none" w:sz="0" w:space="0" w:color="000000"/>
+                      <w:left w:val="none" w:sz="0" w:space="0" w:color="000000"/>
+                      <w:right w:val="none" w:sz="0" w:space="0" w:color="000000"/>
+                    </w:pBdr>
+                    <w:spacing w:after="100" w:before="100" w:line="240"/>
+                    <w:ind w:left="100" w:right="100" w:firstLine="0" w:firstLineChars="0"/>
+                    <w:rPr>
+                      <w:rFonts w:ascii="Arial" w:hAnsi="Arial" w:eastAsia="Arial" w:cs="Arial"/>
+                      <w:i w:val="false"/>
+                      <w:b w:val="false"/>
+                      <w:u w:val="none"/>
+                      <w:strike w:val="false"/>
+                      <w:sz w:val="22"/>
+                      <w:szCs w:val="22"/>
+                      <w:color w:val="000000"/>
+                    </w:rPr>
+                  </w:pPr>
+                  <w:r xmlns:w="http://schemas.openxmlformats.org/wordprocessingml/2006/main" xmlns:wp="http://schemas.openxmlformats.org/drawingml/2006/wordprocessingDrawing" xmlns:r="http://schemas.openxmlformats.org/officeDocument/2006/relationships" xmlns:w14="http://schemas.microsoft.com/office/word/2010/wordml">
+                    <w:rPr>
+                      <w:rFonts w:ascii="Arial" w:hAnsi="Arial" w:eastAsia="Arial" w:cs="Arial"/>
+                      <w:i w:val="false"/>
+                      <w:b w:val="false"/>
+                      <w:u w:val="none"/>
+                      <w:strike w:val="false"/>
+                      <w:sz w:val="22"/>
+                      <w:szCs w:val="22"/>
+                      <w:color w:val="000000"/>
+                    </w:rPr>
+                    <w:t xml:space="preserve">153</w:t>
+                  </w:r>
+                </w:p>
+              </w:tc>
+              <w:tc>
+                <w:tcPr>
+                  <w:tcBorders>
+                    <w:bottom w:val="none" w:sz="0" w:space="0" w:color="000000"/>
+                    <w:top w:val="single" w:sz="12" w:space="0" w:color="666666"/>
+                    <w:left w:val="none" w:sz="0" w:space="0" w:color="000000"/>
+                    <w:right w:val="none" w:sz="0" w:space="0" w:color="000000"/>
+                  </w:tcBorders>
+                  <w:shd w:val="clear" w:color="auto" w:fill="FFFFFF"/>
+                  <w:tcMar>
+                    <w:top w:w="0" w:type="dxa"/>
+                    <w:bottom w:w="0" w:type="dxa"/>
+                    <w:left w:w="0" w:type="dxa"/>
+                    <w:right w:w="0" w:type="dxa"/>
+                  </w:tcMar>
+                  <w:vAlign w:val="center"/>
+                </w:tcPr>
+                <w:p>
+                  <w:pPr>
+                    <w:jc w:val="right"/>
+                    <w:pBdr>
+                      <w:bottom w:val="none" w:sz="0" w:space="0" w:color="000000"/>
+                      <w:top w:val="none" w:sz="0" w:space="0" w:color="000000"/>
+                      <w:left w:val="none" w:sz="0" w:space="0" w:color="000000"/>
+                      <w:right w:val="none" w:sz="0" w:space="0" w:color="000000"/>
+                    </w:pBdr>
+                    <w:spacing w:after="100" w:before="100" w:line="240"/>
+                    <w:ind w:left="100" w:right="100" w:firstLine="0" w:firstLineChars="0"/>
+                    <w:rPr>
+                      <w:rFonts w:ascii="Arial" w:hAnsi="Arial" w:eastAsia="Arial" w:cs="Arial"/>
+                      <w:i w:val="false"/>
+                      <w:b w:val="false"/>
+                      <w:u w:val="none"/>
+                      <w:strike w:val="false"/>
+                      <w:sz w:val="22"/>
+                      <w:szCs w:val="22"/>
+                      <w:color w:val="000000"/>
+                    </w:rPr>
+                  </w:pPr>
+                  <w:r xmlns:w="http://schemas.openxmlformats.org/wordprocessingml/2006/main" xmlns:wp="http://schemas.openxmlformats.org/drawingml/2006/wordprocessingDrawing" xmlns:r="http://schemas.openxmlformats.org/officeDocument/2006/relationships" xmlns:w14="http://schemas.microsoft.com/office/word/2010/wordml">
+                    <w:rPr>
+                      <w:rFonts w:ascii="Arial" w:hAnsi="Arial" w:eastAsia="Arial" w:cs="Arial"/>
+                      <w:i w:val="false"/>
+                      <w:b w:val="false"/>
+                      <w:u w:val="none"/>
+                      <w:strike w:val="false"/>
+                      <w:sz w:val="22"/>
+                      <w:szCs w:val="22"/>
+                      <w:color w:val="000000"/>
+                    </w:rPr>
+                    <w:t xml:space="preserve">210</w:t>
+                  </w:r>
+                </w:p>
+              </w:tc>
+              <w:tc>
+                <w:tcPr>
+                  <w:tcBorders>
+                    <w:bottom w:val="none" w:sz="0" w:space="0" w:color="000000"/>
+                    <w:top w:val="single" w:sz="12" w:space="0" w:color="666666"/>
+                    <w:left w:val="none" w:sz="0" w:space="0" w:color="000000"/>
+                    <w:right w:val="none" w:sz="0" w:space="0" w:color="000000"/>
+                  </w:tcBorders>
+                  <w:shd w:val="clear" w:color="auto" w:fill="FFFFFF"/>
+                  <w:tcMar>
+                    <w:top w:w="0" w:type="dxa"/>
+                    <w:bottom w:w="0" w:type="dxa"/>
+                    <w:left w:w="0" w:type="dxa"/>
+                    <w:right w:w="0" w:type="dxa"/>
+                  </w:tcMar>
+                  <w:vAlign w:val="center"/>
+                </w:tcPr>
+                <w:p>
+                  <w:pPr>
+                    <w:jc w:val="left"/>
+                    <w:pBdr>
+                      <w:bottom w:val="none" w:sz="0" w:space="0" w:color="000000"/>
+                      <w:top w:val="none" w:sz="0" w:space="0" w:color="000000"/>
+                      <w:left w:val="none" w:sz="0" w:space="0" w:color="000000"/>
+                      <w:right w:val="none" w:sz="0" w:space="0" w:color="000000"/>
+                    </w:pBdr>
+                    <w:spacing w:after="100" w:before="100" w:line="240"/>
+                    <w:ind w:left="100" w:right="100" w:firstLine="0" w:firstLineChars="0"/>
+                    <w:rPr>
+                      <w:rFonts w:ascii="Arial" w:hAnsi="Arial" w:eastAsia="Arial" w:cs="Arial"/>
+                      <w:i w:val="false"/>
+                      <w:b w:val="false"/>
+                      <w:u w:val="none"/>
+                      <w:strike w:val="false"/>
+                      <w:sz w:val="22"/>
+                      <w:szCs w:val="22"/>
+                      <w:color w:val="000000"/>
+                    </w:rPr>
+                  </w:pPr>
+                  <w:r xmlns:w="http://schemas.openxmlformats.org/wordprocessingml/2006/main" xmlns:wp="http://schemas.openxmlformats.org/drawingml/2006/wordprocessingDrawing" xmlns:r="http://schemas.openxmlformats.org/officeDocument/2006/relationships" xmlns:w14="http://schemas.microsoft.com/office/word/2010/wordml">
+                    <w:rPr>
+                      <w:rFonts w:ascii="Arial" w:hAnsi="Arial" w:eastAsia="Arial" w:cs="Arial"/>
+                      <w:i w:val="false"/>
+                      <w:b w:val="false"/>
+                      <w:u w:val="none"/>
+                      <w:strike w:val="false"/>
+                      <w:sz w:val="22"/>
+                      <w:szCs w:val="22"/>
+                      <w:color w:val="000000"/>
+                    </w:rPr>
+                    <w:t xml:space="preserve">0.25</w:t>
+                  </w:r>
+                </w:p>
+              </w:tc>
+              <w:tc>
+                <w:tcPr>
+                  <w:tcBorders>
+                    <w:bottom w:val="none" w:sz="0" w:space="0" w:color="000000"/>
+                    <w:top w:val="single" w:sz="12" w:space="0" w:color="666666"/>
+                    <w:left w:val="none" w:sz="0" w:space="0" w:color="000000"/>
+                    <w:right w:val="none" w:sz="0" w:space="0" w:color="000000"/>
+                  </w:tcBorders>
+                  <w:shd w:val="clear" w:color="auto" w:fill="FFFFFF"/>
+                  <w:tcMar>
+                    <w:top w:w="0" w:type="dxa"/>
+                    <w:bottom w:w="0" w:type="dxa"/>
+                    <w:left w:w="0" w:type="dxa"/>
+                    <w:right w:w="0" w:type="dxa"/>
+                  </w:tcMar>
+                  <w:vAlign w:val="center"/>
+                </w:tcPr>
+                <w:p>
+                  <w:pPr>
+                    <w:jc w:val="left"/>
+                    <w:pBdr>
+                      <w:bottom w:val="none" w:sz="0" w:space="0" w:color="000000"/>
+                      <w:top w:val="none" w:sz="0" w:space="0" w:color="000000"/>
+                      <w:left w:val="none" w:sz="0" w:space="0" w:color="000000"/>
+                      <w:right w:val="none" w:sz="0" w:space="0" w:color="000000"/>
+                    </w:pBdr>
+                    <w:spacing w:after="100" w:before="100" w:line="240"/>
+                    <w:ind w:left="100" w:right="100" w:firstLine="0" w:firstLineChars="0"/>
+                    <w:rPr>
+                      <w:rFonts w:ascii="Arial" w:hAnsi="Arial" w:eastAsia="Arial" w:cs="Arial"/>
+                      <w:i w:val="false"/>
+                      <w:b w:val="false"/>
+                      <w:u w:val="none"/>
+                      <w:strike w:val="false"/>
+                      <w:sz w:val="22"/>
+                      <w:szCs w:val="22"/>
+                      <w:color w:val="000000"/>
+                    </w:rPr>
+                  </w:pPr>
+                  <w:r xmlns:w="http://schemas.openxmlformats.org/wordprocessingml/2006/main" xmlns:wp="http://schemas.openxmlformats.org/drawingml/2006/wordprocessingDrawing" xmlns:r="http://schemas.openxmlformats.org/officeDocument/2006/relationships" xmlns:w14="http://schemas.microsoft.com/office/word/2010/wordml">
+                    <w:rPr>
+                      <w:rFonts w:ascii="Arial" w:hAnsi="Arial" w:eastAsia="Arial" w:cs="Arial"/>
+                      <w:i w:val="false"/>
+                      <w:b w:val="false"/>
+                      <w:u w:val="none"/>
+                      <w:strike w:val="false"/>
+                      <w:sz w:val="22"/>
+                      <w:szCs w:val="22"/>
+                      <w:color w:val="000000"/>
+                    </w:rPr>
+                    <w:t xml:space="preserve">0.99</w:t>
+                  </w:r>
+                </w:p>
+              </w:tc>
+              <w:tc>
+                <w:tcPr>
+                  <w:tcBorders>
+                    <w:bottom w:val="none" w:sz="0" w:space="0" w:color="000000"/>
+                    <w:top w:val="single" w:sz="12" w:space="0" w:color="666666"/>
+                    <w:left w:val="none" w:sz="0" w:space="0" w:color="000000"/>
+                    <w:right w:val="none" w:sz="0" w:space="0" w:color="000000"/>
+                  </w:tcBorders>
+                  <w:shd w:val="clear" w:color="auto" w:fill="FFFFFF"/>
+                  <w:tcMar>
+                    <w:top w:w="0" w:type="dxa"/>
+                    <w:bottom w:w="0" w:type="dxa"/>
+                    <w:left w:w="0" w:type="dxa"/>
+                    <w:right w:w="0" w:type="dxa"/>
+                  </w:tcMar>
+                  <w:vAlign w:val="center"/>
+                </w:tcPr>
+                <w:p>
+                  <w:pPr>
+                    <w:jc w:val="left"/>
+                    <w:pBdr>
+                      <w:bottom w:val="none" w:sz="0" w:space="0" w:color="000000"/>
+                      <w:top w:val="none" w:sz="0" w:space="0" w:color="000000"/>
+                      <w:left w:val="none" w:sz="0" w:space="0" w:color="000000"/>
+                      <w:right w:val="none" w:sz="0" w:space="0" w:color="000000"/>
+                    </w:pBdr>
+                    <w:spacing w:after="100" w:before="100" w:line="240"/>
+                    <w:ind w:left="100" w:right="100" w:firstLine="0" w:firstLineChars="0"/>
+                    <w:rPr>
+                      <w:rFonts w:ascii="Arial" w:hAnsi="Arial" w:eastAsia="Arial" w:cs="Arial"/>
+                      <w:i w:val="false"/>
+                      <w:b w:val="false"/>
+                      <w:u w:val="none"/>
+                      <w:strike w:val="false"/>
+                      <w:sz w:val="22"/>
+                      <w:szCs w:val="22"/>
+                      <w:color w:val="000000"/>
+                    </w:rPr>
+                  </w:pPr>
+                  <w:r xmlns:w="http://schemas.openxmlformats.org/wordprocessingml/2006/main" xmlns:wp="http://schemas.openxmlformats.org/drawingml/2006/wordprocessingDrawing" xmlns:r="http://schemas.openxmlformats.org/officeDocument/2006/relationships" xmlns:w14="http://schemas.microsoft.com/office/word/2010/wordml">
+                    <w:rPr>
+                      <w:rFonts w:ascii="Arial" w:hAnsi="Arial" w:eastAsia="Arial" w:cs="Arial"/>
+                      <w:i w:val="false"/>
+                      <w:b w:val="false"/>
+                      <w:u w:val="none"/>
+                      <w:strike w:val="false"/>
+                      <w:sz w:val="22"/>
+                      <w:szCs w:val="22"/>
+                      <w:color w:val="000000"/>
+                    </w:rPr>
+                    <w:t xml:space="preserve">0.74</w:t>
+                  </w:r>
+                </w:p>
+              </w:tc>
+              <w:tc>
+                <w:tcPr>
+                  <w:tcBorders>
+                    <w:bottom w:val="none" w:sz="0" w:space="0" w:color="000000"/>
+                    <w:top w:val="single" w:sz="12" w:space="0" w:color="666666"/>
+                    <w:left w:val="none" w:sz="0" w:space="0" w:color="000000"/>
+                    <w:right w:val="none" w:sz="0" w:space="0" w:color="000000"/>
+                  </w:tcBorders>
+                  <w:shd w:val="clear" w:color="auto" w:fill="FFFFFF"/>
+                  <w:tcMar>
+                    <w:top w:w="0" w:type="dxa"/>
+                    <w:bottom w:w="0" w:type="dxa"/>
+                    <w:left w:w="0" w:type="dxa"/>
+                    <w:right w:w="0" w:type="dxa"/>
+                  </w:tcMar>
+                  <w:vAlign w:val="center"/>
+                </w:tcPr>
+                <w:p>
+                  <w:pPr>
+                    <w:jc w:val="left"/>
+                    <w:pBdr>
+                      <w:bottom w:val="none" w:sz="0" w:space="0" w:color="000000"/>
+                      <w:top w:val="none" w:sz="0" w:space="0" w:color="000000"/>
+                      <w:left w:val="none" w:sz="0" w:space="0" w:color="000000"/>
+                      <w:right w:val="none" w:sz="0" w:space="0" w:color="000000"/>
+                    </w:pBdr>
+                    <w:spacing w:after="100" w:before="100" w:line="240"/>
+                    <w:ind w:left="100" w:right="100" w:firstLine="0" w:firstLineChars="0"/>
+                    <w:rPr>
+                      <w:rFonts w:ascii="Arial" w:hAnsi="Arial" w:eastAsia="Arial" w:cs="Arial"/>
+                      <w:i w:val="false"/>
+                      <w:b w:val="false"/>
+                      <w:u w:val="none"/>
+                      <w:strike w:val="false"/>
+                      <w:sz w:val="22"/>
+                      <w:szCs w:val="22"/>
+                      <w:color w:val="000000"/>
+                    </w:rPr>
+                  </w:pPr>
+                  <w:r xmlns:w="http://schemas.openxmlformats.org/wordprocessingml/2006/main" xmlns:wp="http://schemas.openxmlformats.org/drawingml/2006/wordprocessingDrawing" xmlns:r="http://schemas.openxmlformats.org/officeDocument/2006/relationships" xmlns:w14="http://schemas.microsoft.com/office/word/2010/wordml">
+                    <w:rPr>
+                      <w:rFonts w:ascii="Arial" w:hAnsi="Arial" w:eastAsia="Arial" w:cs="Arial"/>
+                      <w:i w:val="false"/>
+                      <w:b w:val="false"/>
+                      <w:u w:val="none"/>
+                      <w:strike w:val="false"/>
+                      <w:sz w:val="22"/>
+                      <w:szCs w:val="22"/>
+                      <w:color w:val="000000"/>
+                    </w:rPr>
+                    <w:t xml:space="preserve">(0.52, 0.95)</w:t>
+                  </w:r>
+                </w:p>
+              </w:tc>
+              <w:tc>
+                <w:tcPr>
+                  <w:tcBorders>
+                    <w:bottom w:val="none" w:sz="0" w:space="0" w:color="000000"/>
+                    <w:top w:val="single" w:sz="12" w:space="0" w:color="666666"/>
+                    <w:left w:val="none" w:sz="0" w:space="0" w:color="000000"/>
+                    <w:right w:val="none" w:sz="0" w:space="0" w:color="000000"/>
+                  </w:tcBorders>
+                  <w:shd w:val="clear" w:color="auto" w:fill="FFFFFF"/>
+                  <w:tcMar>
+                    <w:top w:w="0" w:type="dxa"/>
+                    <w:bottom w:w="0" w:type="dxa"/>
+                    <w:left w:w="0" w:type="dxa"/>
+                    <w:right w:w="0" w:type="dxa"/>
+                  </w:tcMar>
+                  <w:vAlign w:val="center"/>
+                </w:tcPr>
+                <w:p>
+                  <w:pPr>
+                    <w:jc w:val="right"/>
+                    <w:pBdr>
+                      <w:bottom w:val="none" w:sz="0" w:space="0" w:color="000000"/>
+                      <w:top w:val="none" w:sz="0" w:space="0" w:color="000000"/>
+                      <w:left w:val="none" w:sz="0" w:space="0" w:color="000000"/>
+                      <w:right w:val="none" w:sz="0" w:space="0" w:color="000000"/>
+                    </w:pBdr>
+                    <w:spacing w:after="100" w:before="100" w:line="240"/>
+                    <w:ind w:left="100" w:right="100" w:firstLine="0" w:firstLineChars="0"/>
+                    <w:rPr>
+                      <w:rFonts w:ascii="Arial" w:hAnsi="Arial" w:eastAsia="Arial" w:cs="Arial"/>
+                      <w:i w:val="false"/>
+                      <w:b w:val="false"/>
+                      <w:u w:val="none"/>
+                      <w:strike w:val="false"/>
+                      <w:sz w:val="22"/>
+                      <w:szCs w:val="22"/>
+                      <w:color w:val="000000"/>
+                    </w:rPr>
+                  </w:pPr>
+                  <w:r xmlns:w="http://schemas.openxmlformats.org/wordprocessingml/2006/main" xmlns:wp="http://schemas.openxmlformats.org/drawingml/2006/wordprocessingDrawing" xmlns:r="http://schemas.openxmlformats.org/officeDocument/2006/relationships" xmlns:w14="http://schemas.microsoft.com/office/word/2010/wordml">
+                    <w:rPr>
+                      <w:rFonts w:ascii="Arial" w:hAnsi="Arial" w:eastAsia="Arial" w:cs="Arial"/>
+                      <w:i w:val="false"/>
+                      <w:b w:val="false"/>
+                      <w:u w:val="none"/>
+                      <w:strike w:val="false"/>
+                      <w:sz w:val="22"/>
+                      <w:szCs w:val="22"/>
+                      <w:color w:val="000000"/>
+                    </w:rPr>
+                    <w:t xml:space="preserve">199</w:t>
+                  </w:r>
+                </w:p>
+              </w:tc>
+            </w:tr>
+            <w:tr>
+              <w:trPr>
+                <w:trHeight w:val="617" w:hRule="auto"/>
+              </w:trPr>
+              <w:tc>
+                <w:tcPr>
+                  <w:tcBorders>
+                    <w:bottom w:val="none" w:sz="0" w:space="0" w:color="000000"/>
+                    <w:top w:val="none" w:sz="0" w:space="0" w:color="000000"/>
+                    <w:left w:val="none" w:sz="0" w:space="0" w:color="000000"/>
+                    <w:right w:val="none" w:sz="0" w:space="0" w:color="000000"/>
+                  </w:tcBorders>
+                  <w:shd w:val="clear" w:color="auto" w:fill="FFFFFF"/>
+                  <w:tcMar>
+                    <w:top w:w="0" w:type="dxa"/>
+                    <w:bottom w:w="0" w:type="dxa"/>
+                    <w:left w:w="0" w:type="dxa"/>
+                    <w:right w:w="0" w:type="dxa"/>
+                  </w:tcMar>
+                  <w:vAlign w:val="center"/>
+                </w:tcPr>
+                <w:p>
+                  <w:pPr>
+                    <w:jc w:val="left"/>
+                    <w:pBdr>
+                      <w:bottom w:val="none" w:sz="0" w:space="0" w:color="000000"/>
+                      <w:top w:val="none" w:sz="0" w:space="0" w:color="000000"/>
+                      <w:left w:val="none" w:sz="0" w:space="0" w:color="000000"/>
+                      <w:right w:val="none" w:sz="0" w:space="0" w:color="000000"/>
+                    </w:pBdr>
+                    <w:spacing w:after="100" w:before="100" w:line="240"/>
+                    <w:ind w:left="100" w:right="100" w:firstLine="0" w:firstLineChars="0"/>
+                    <w:rPr>
+                      <w:rFonts w:ascii="Arial" w:hAnsi="Arial" w:eastAsia="Arial" w:cs="Arial"/>
+                      <w:i w:val="false"/>
+                      <w:b w:val="false"/>
+                      <w:u w:val="none"/>
+                      <w:strike w:val="false"/>
+                      <w:sz w:val="22"/>
+                      <w:szCs w:val="22"/>
+                      <w:color w:val="000000"/>
+                    </w:rPr>
+                  </w:pPr>
+                  <w:r xmlns:w="http://schemas.openxmlformats.org/wordprocessingml/2006/main" xmlns:wp="http://schemas.openxmlformats.org/drawingml/2006/wordprocessingDrawing" xmlns:r="http://schemas.openxmlformats.org/officeDocument/2006/relationships" xmlns:w14="http://schemas.microsoft.com/office/word/2010/wordml">
+                    <w:rPr>
+                      <w:rFonts w:ascii="Arial" w:hAnsi="Arial" w:eastAsia="Arial" w:cs="Arial"/>
+                      <w:i w:val="false"/>
+                      <w:b w:val="false"/>
+                      <w:u w:val="none"/>
+                      <w:strike w:val="false"/>
+                      <w:sz w:val="22"/>
+                      <w:szCs w:val="22"/>
+                      <w:color w:val="000000"/>
+                    </w:rPr>
+                    <w:t xml:space="preserve">Grantham distance</w:t>
+                  </w:r>
+                </w:p>
+              </w:tc>
+              <w:tc>
+                <w:tcPr>
+                  <w:tcBorders>
+                    <w:bottom w:val="none" w:sz="0" w:space="0" w:color="000000"/>
+                    <w:top w:val="none" w:sz="0" w:space="0" w:color="000000"/>
+                    <w:left w:val="none" w:sz="0" w:space="0" w:color="000000"/>
+                    <w:right w:val="none" w:sz="0" w:space="0" w:color="000000"/>
+                  </w:tcBorders>
+                  <w:shd w:val="clear" w:color="auto" w:fill="FFFFFF"/>
+                  <w:tcMar>
+                    <w:top w:w="0" w:type="dxa"/>
+                    <w:bottom w:w="0" w:type="dxa"/>
+                    <w:left w:w="0" w:type="dxa"/>
+                    <w:right w:w="0" w:type="dxa"/>
+                  </w:tcMar>
+                  <w:vAlign w:val="center"/>
+                </w:tcPr>
+                <w:p>
+                  <w:pPr>
+                    <w:jc w:val="right"/>
+                    <w:pBdr>
+                      <w:bottom w:val="none" w:sz="0" w:space="0" w:color="000000"/>
+                      <w:top w:val="none" w:sz="0" w:space="0" w:color="000000"/>
+                      <w:left w:val="none" w:sz="0" w:space="0" w:color="000000"/>
+                      <w:right w:val="none" w:sz="0" w:space="0" w:color="000000"/>
+                    </w:pBdr>
+                    <w:spacing w:after="100" w:before="100" w:line="240"/>
+                    <w:ind w:left="100" w:right="100" w:firstLine="0" w:firstLineChars="0"/>
+                    <w:rPr>
+                      <w:rFonts w:ascii="Arial" w:hAnsi="Arial" w:eastAsia="Arial" w:cs="Arial"/>
+                      <w:i w:val="false"/>
+                      <w:b w:val="false"/>
+                      <w:u w:val="none"/>
+                      <w:strike w:val="false"/>
+                      <w:sz w:val="22"/>
+                      <w:szCs w:val="22"/>
+                      <w:color w:val="000000"/>
+                    </w:rPr>
+                  </w:pPr>
+                  <w:r xmlns:w="http://schemas.openxmlformats.org/wordprocessingml/2006/main" xmlns:wp="http://schemas.openxmlformats.org/drawingml/2006/wordprocessingDrawing" xmlns:r="http://schemas.openxmlformats.org/officeDocument/2006/relationships" xmlns:w14="http://schemas.microsoft.com/office/word/2010/wordml">
+                    <w:rPr>
+                      <w:rFonts w:ascii="Arial" w:hAnsi="Arial" w:eastAsia="Arial" w:cs="Arial"/>
+                      <w:i w:val="false"/>
+                      <w:b w:val="false"/>
+                      <w:u w:val="none"/>
+                      <w:strike w:val="false"/>
+                      <w:sz w:val="22"/>
+                      <w:szCs w:val="22"/>
+                      <w:color w:val="000000"/>
+                    </w:rPr>
+                    <w:t xml:space="preserve">153</w:t>
+                  </w:r>
+                </w:p>
+              </w:tc>
+              <w:tc>
+                <w:tcPr>
+                  <w:tcBorders>
+                    <w:bottom w:val="none" w:sz="0" w:space="0" w:color="000000"/>
+                    <w:top w:val="none" w:sz="0" w:space="0" w:color="000000"/>
+                    <w:left w:val="none" w:sz="0" w:space="0" w:color="000000"/>
+                    <w:right w:val="none" w:sz="0" w:space="0" w:color="000000"/>
+                  </w:tcBorders>
+                  <w:shd w:val="clear" w:color="auto" w:fill="FFFFFF"/>
+                  <w:tcMar>
+                    <w:top w:w="0" w:type="dxa"/>
+                    <w:bottom w:w="0" w:type="dxa"/>
+                    <w:left w:w="0" w:type="dxa"/>
+                    <w:right w:w="0" w:type="dxa"/>
+                  </w:tcMar>
+                  <w:vAlign w:val="center"/>
+                </w:tcPr>
+                <w:p>
+                  <w:pPr>
+                    <w:jc w:val="right"/>
+                    <w:pBdr>
+                      <w:bottom w:val="none" w:sz="0" w:space="0" w:color="000000"/>
+                      <w:top w:val="none" w:sz="0" w:space="0" w:color="000000"/>
+                      <w:left w:val="none" w:sz="0" w:space="0" w:color="000000"/>
+                      <w:right w:val="none" w:sz="0" w:space="0" w:color="000000"/>
+                    </w:pBdr>
+                    <w:spacing w:after="100" w:before="100" w:line="240"/>
+                    <w:ind w:left="100" w:right="100" w:firstLine="0" w:firstLineChars="0"/>
+                    <w:rPr>
+                      <w:rFonts w:ascii="Arial" w:hAnsi="Arial" w:eastAsia="Arial" w:cs="Arial"/>
+                      <w:i w:val="false"/>
+                      <w:b w:val="false"/>
+                      <w:u w:val="none"/>
+                      <w:strike w:val="false"/>
+                      <w:sz w:val="22"/>
+                      <w:szCs w:val="22"/>
+                      <w:color w:val="000000"/>
+                    </w:rPr>
+                  </w:pPr>
+                  <w:r xmlns:w="http://schemas.openxmlformats.org/wordprocessingml/2006/main" xmlns:wp="http://schemas.openxmlformats.org/drawingml/2006/wordprocessingDrawing" xmlns:r="http://schemas.openxmlformats.org/officeDocument/2006/relationships" xmlns:w14="http://schemas.microsoft.com/office/word/2010/wordml">
+                    <w:rPr>
+                      <w:rFonts w:ascii="Arial" w:hAnsi="Arial" w:eastAsia="Arial" w:cs="Arial"/>
+                      <w:i w:val="false"/>
+                      <w:b w:val="false"/>
+                      <w:u w:val="none"/>
+                      <w:strike w:val="false"/>
+                      <w:sz w:val="22"/>
+                      <w:szCs w:val="22"/>
+                      <w:color w:val="000000"/>
+                    </w:rPr>
+                    <w:t xml:space="preserve">210</w:t>
+                  </w:r>
+                </w:p>
+              </w:tc>
+              <w:tc>
+                <w:tcPr>
+                  <w:tcBorders>
+                    <w:bottom w:val="none" w:sz="0" w:space="0" w:color="000000"/>
+                    <w:top w:val="none" w:sz="0" w:space="0" w:color="000000"/>
+                    <w:left w:val="none" w:sz="0" w:space="0" w:color="000000"/>
+                    <w:right w:val="none" w:sz="0" w:space="0" w:color="000000"/>
+                  </w:tcBorders>
+                  <w:shd w:val="clear" w:color="auto" w:fill="FFFFFF"/>
+                  <w:tcMar>
+                    <w:top w:w="0" w:type="dxa"/>
+                    <w:bottom w:w="0" w:type="dxa"/>
+                    <w:left w:w="0" w:type="dxa"/>
+                    <w:right w:w="0" w:type="dxa"/>
+                  </w:tcMar>
+                  <w:vAlign w:val="center"/>
+                </w:tcPr>
+                <w:p>
+                  <w:pPr>
+                    <w:jc w:val="left"/>
+                    <w:pBdr>
+                      <w:bottom w:val="none" w:sz="0" w:space="0" w:color="000000"/>
+                      <w:top w:val="none" w:sz="0" w:space="0" w:color="000000"/>
+                      <w:left w:val="none" w:sz="0" w:space="0" w:color="000000"/>
+                      <w:right w:val="none" w:sz="0" w:space="0" w:color="000000"/>
+                    </w:pBdr>
+                    <w:spacing w:after="100" w:before="100" w:line="240"/>
+                    <w:ind w:left="100" w:right="100" w:firstLine="0" w:firstLineChars="0"/>
+                    <w:rPr>
+                      <w:rFonts w:ascii="Arial" w:hAnsi="Arial" w:eastAsia="Arial" w:cs="Arial"/>
+                      <w:i w:val="false"/>
+                      <w:b w:val="false"/>
+                      <w:u w:val="none"/>
+                      <w:strike w:val="false"/>
+                      <w:sz w:val="22"/>
+                      <w:szCs w:val="22"/>
+                      <w:color w:val="000000"/>
+                    </w:rPr>
+                  </w:pPr>
+                  <w:r xmlns:w="http://schemas.openxmlformats.org/wordprocessingml/2006/main" xmlns:wp="http://schemas.openxmlformats.org/drawingml/2006/wordprocessingDrawing" xmlns:r="http://schemas.openxmlformats.org/officeDocument/2006/relationships" xmlns:w14="http://schemas.microsoft.com/office/word/2010/wordml">
+                    <w:rPr>
+                      <w:rFonts w:ascii="Arial" w:hAnsi="Arial" w:eastAsia="Arial" w:cs="Arial"/>
+                      <w:i w:val="false"/>
+                      <w:b w:val="false"/>
+                      <w:u w:val="none"/>
+                      <w:strike w:val="false"/>
+                      <w:sz w:val="22"/>
+                      <w:szCs w:val="22"/>
+                      <w:color w:val="000000"/>
+                    </w:rPr>
+                    <w:t xml:space="preserve">0.98</w:t>
+                  </w:r>
+                </w:p>
+              </w:tc>
+              <w:tc>
+                <w:tcPr>
+                  <w:tcBorders>
+                    <w:bottom w:val="none" w:sz="0" w:space="0" w:color="000000"/>
+                    <w:top w:val="none" w:sz="0" w:space="0" w:color="000000"/>
+                    <w:left w:val="none" w:sz="0" w:space="0" w:color="000000"/>
+                    <w:right w:val="none" w:sz="0" w:space="0" w:color="000000"/>
+                  </w:tcBorders>
+                  <w:shd w:val="clear" w:color="auto" w:fill="FFFFFF"/>
+                  <w:tcMar>
+                    <w:top w:w="0" w:type="dxa"/>
+                    <w:bottom w:w="0" w:type="dxa"/>
+                    <w:left w:w="0" w:type="dxa"/>
+                    <w:right w:w="0" w:type="dxa"/>
+                  </w:tcMar>
+                  <w:vAlign w:val="center"/>
+                </w:tcPr>
+                <w:p>
+                  <w:pPr>
+                    <w:jc w:val="left"/>
+                    <w:pBdr>
+                      <w:bottom w:val="none" w:sz="0" w:space="0" w:color="000000"/>
+                      <w:top w:val="none" w:sz="0" w:space="0" w:color="000000"/>
+                      <w:left w:val="none" w:sz="0" w:space="0" w:color="000000"/>
+                      <w:right w:val="none" w:sz="0" w:space="0" w:color="000000"/>
+                    </w:pBdr>
+                    <w:spacing w:after="100" w:before="100" w:line="240"/>
+                    <w:ind w:left="100" w:right="100" w:firstLine="0" w:firstLineChars="0"/>
+                    <w:rPr>
+                      <w:rFonts w:ascii="Arial" w:hAnsi="Arial" w:eastAsia="Arial" w:cs="Arial"/>
+                      <w:i w:val="false"/>
+                      <w:b w:val="false"/>
+                      <w:u w:val="none"/>
+                      <w:strike w:val="false"/>
+                      <w:sz w:val="22"/>
+                      <w:szCs w:val="22"/>
+                      <w:color w:val="000000"/>
+                    </w:rPr>
+                  </w:pPr>
+                  <w:r xmlns:w="http://schemas.openxmlformats.org/wordprocessingml/2006/main" xmlns:wp="http://schemas.openxmlformats.org/drawingml/2006/wordprocessingDrawing" xmlns:r="http://schemas.openxmlformats.org/officeDocument/2006/relationships" xmlns:w14="http://schemas.microsoft.com/office/word/2010/wordml">
+                    <w:rPr>
+                      <w:rFonts w:ascii="Arial" w:hAnsi="Arial" w:eastAsia="Arial" w:cs="Arial"/>
+                      <w:i w:val="false"/>
+                      <w:b w:val="false"/>
+                      <w:u w:val="none"/>
+                      <w:strike w:val="false"/>
+                      <w:sz w:val="22"/>
+                      <w:szCs w:val="22"/>
+                      <w:color w:val="000000"/>
+                    </w:rPr>
+                    <w:t xml:space="preserve">0.90</w:t>
+                  </w:r>
+                </w:p>
+              </w:tc>
+              <w:tc>
+                <w:tcPr>
+                  <w:tcBorders>
+                    <w:bottom w:val="none" w:sz="0" w:space="0" w:color="000000"/>
+                    <w:top w:val="none" w:sz="0" w:space="0" w:color="000000"/>
+                    <w:left w:val="none" w:sz="0" w:space="0" w:color="000000"/>
+                    <w:right w:val="none" w:sz="0" w:space="0" w:color="000000"/>
+                  </w:tcBorders>
+                  <w:shd w:val="clear" w:color="auto" w:fill="FFFFFF"/>
+                  <w:tcMar>
+                    <w:top w:w="0" w:type="dxa"/>
+                    <w:bottom w:w="0" w:type="dxa"/>
+                    <w:left w:w="0" w:type="dxa"/>
+                    <w:right w:w="0" w:type="dxa"/>
+                  </w:tcMar>
+                  <w:vAlign w:val="center"/>
+                </w:tcPr>
+                <w:p>
+                  <w:pPr>
+                    <w:jc w:val="left"/>
+                    <w:pBdr>
+                      <w:bottom w:val="none" w:sz="0" w:space="0" w:color="000000"/>
+                      <w:top w:val="none" w:sz="0" w:space="0" w:color="000000"/>
+                      <w:left w:val="none" w:sz="0" w:space="0" w:color="000000"/>
+                      <w:right w:val="none" w:sz="0" w:space="0" w:color="000000"/>
+                    </w:pBdr>
+                    <w:spacing w:after="100" w:before="100" w:line="240"/>
+                    <w:ind w:left="100" w:right="100" w:firstLine="0" w:firstLineChars="0"/>
+                    <w:rPr>
+                      <w:rFonts w:ascii="Arial" w:hAnsi="Arial" w:eastAsia="Arial" w:cs="Arial"/>
+                      <w:i w:val="false"/>
+                      <w:b w:val="false"/>
+                      <w:u w:val="none"/>
+                      <w:strike w:val="false"/>
+                      <w:sz w:val="22"/>
+                      <w:szCs w:val="22"/>
+                      <w:color w:val="000000"/>
+                    </w:rPr>
+                  </w:pPr>
+                  <w:r xmlns:w="http://schemas.openxmlformats.org/wordprocessingml/2006/main" xmlns:wp="http://schemas.openxmlformats.org/drawingml/2006/wordprocessingDrawing" xmlns:r="http://schemas.openxmlformats.org/officeDocument/2006/relationships" xmlns:w14="http://schemas.microsoft.com/office/word/2010/wordml">
+                    <w:rPr>
+                      <w:rFonts w:ascii="Arial" w:hAnsi="Arial" w:eastAsia="Arial" w:cs="Arial"/>
+                      <w:i w:val="false"/>
+                      <w:b w:val="false"/>
+                      <w:u w:val="none"/>
+                      <w:strike w:val="false"/>
+                      <w:sz w:val="22"/>
+                      <w:szCs w:val="22"/>
+                      <w:color w:val="000000"/>
+                    </w:rPr>
+                    <w:t xml:space="preserve">-0.08</w:t>
+                  </w:r>
+                </w:p>
+              </w:tc>
+              <w:tc>
+                <w:tcPr>
+                  <w:tcBorders>
+                    <w:bottom w:val="none" w:sz="0" w:space="0" w:color="000000"/>
+                    <w:top w:val="none" w:sz="0" w:space="0" w:color="000000"/>
+                    <w:left w:val="none" w:sz="0" w:space="0" w:color="000000"/>
+                    <w:right w:val="none" w:sz="0" w:space="0" w:color="000000"/>
+                  </w:tcBorders>
+                  <w:shd w:val="clear" w:color="auto" w:fill="FFFFFF"/>
+                  <w:tcMar>
+                    <w:top w:w="0" w:type="dxa"/>
+                    <w:bottom w:w="0" w:type="dxa"/>
+                    <w:left w:w="0" w:type="dxa"/>
+                    <w:right w:w="0" w:type="dxa"/>
+                  </w:tcMar>
+                  <w:vAlign w:val="center"/>
+                </w:tcPr>
+                <w:p>
+                  <w:pPr>
+                    <w:jc w:val="left"/>
+                    <w:pBdr>
+                      <w:bottom w:val="none" w:sz="0" w:space="0" w:color="000000"/>
+                      <w:top w:val="none" w:sz="0" w:space="0" w:color="000000"/>
+                      <w:left w:val="none" w:sz="0" w:space="0" w:color="000000"/>
+                      <w:right w:val="none" w:sz="0" w:space="0" w:color="000000"/>
+                    </w:pBdr>
+                    <w:spacing w:after="100" w:before="100" w:line="240"/>
+                    <w:ind w:left="100" w:right="100" w:firstLine="0" w:firstLineChars="0"/>
+                    <w:rPr>
+                      <w:rFonts w:ascii="Arial" w:hAnsi="Arial" w:eastAsia="Arial" w:cs="Arial"/>
+                      <w:i w:val="false"/>
+                      <w:b w:val="false"/>
+                      <w:u w:val="none"/>
+                      <w:strike w:val="false"/>
+                      <w:sz w:val="22"/>
+                      <w:szCs w:val="22"/>
+                      <w:color w:val="000000"/>
+                    </w:rPr>
+                  </w:pPr>
+                  <w:r xmlns:w="http://schemas.openxmlformats.org/wordprocessingml/2006/main" xmlns:wp="http://schemas.openxmlformats.org/drawingml/2006/wordprocessingDrawing" xmlns:r="http://schemas.openxmlformats.org/officeDocument/2006/relationships" xmlns:w14="http://schemas.microsoft.com/office/word/2010/wordml">
+                    <w:rPr>
+                      <w:rFonts w:ascii="Arial" w:hAnsi="Arial" w:eastAsia="Arial" w:cs="Arial"/>
+                      <w:i w:val="false"/>
+                      <w:b w:val="false"/>
+                      <w:u w:val="none"/>
+                      <w:strike w:val="false"/>
+                      <w:sz w:val="22"/>
+                      <w:szCs w:val="22"/>
+                      <w:color w:val="000000"/>
+                    </w:rPr>
+                    <w:t xml:space="preserve">(-0.14, -0.02)</w:t>
+                  </w:r>
+                </w:p>
+              </w:tc>
+              <w:tc>
+                <w:tcPr>
+                  <w:tcBorders>
+                    <w:bottom w:val="none" w:sz="0" w:space="0" w:color="000000"/>
+                    <w:top w:val="none" w:sz="0" w:space="0" w:color="000000"/>
+                    <w:left w:val="none" w:sz="0" w:space="0" w:color="000000"/>
+                    <w:right w:val="none" w:sz="0" w:space="0" w:color="000000"/>
+                  </w:tcBorders>
+                  <w:shd w:val="clear" w:color="auto" w:fill="FFFFFF"/>
+                  <w:tcMar>
+                    <w:top w:w="0" w:type="dxa"/>
+                    <w:bottom w:w="0" w:type="dxa"/>
+                    <w:left w:w="0" w:type="dxa"/>
+                    <w:right w:w="0" w:type="dxa"/>
+                  </w:tcMar>
+                  <w:vAlign w:val="center"/>
+                </w:tcPr>
+                <w:p>
+                  <w:pPr>
+                    <w:jc w:val="right"/>
+                    <w:pBdr>
+                      <w:bottom w:val="none" w:sz="0" w:space="0" w:color="000000"/>
+                      <w:top w:val="none" w:sz="0" w:space="0" w:color="000000"/>
+                      <w:left w:val="none" w:sz="0" w:space="0" w:color="000000"/>
+                      <w:right w:val="none" w:sz="0" w:space="0" w:color="000000"/>
+                    </w:pBdr>
+                    <w:spacing w:after="100" w:before="100" w:line="240"/>
+                    <w:ind w:left="100" w:right="100" w:firstLine="0" w:firstLineChars="0"/>
+                    <w:rPr>
+                      <w:rFonts w:ascii="Arial" w:hAnsi="Arial" w:eastAsia="Arial" w:cs="Arial"/>
+                      <w:i w:val="false"/>
+                      <w:b w:val="false"/>
+                      <w:u w:val="none"/>
+                      <w:strike w:val="false"/>
+                      <w:sz w:val="22"/>
+                      <w:szCs w:val="22"/>
+                      <w:color w:val="000000"/>
+                    </w:rPr>
+                  </w:pPr>
+                  <w:r xmlns:w="http://schemas.openxmlformats.org/wordprocessingml/2006/main" xmlns:wp="http://schemas.openxmlformats.org/drawingml/2006/wordprocessingDrawing" xmlns:r="http://schemas.openxmlformats.org/officeDocument/2006/relationships" xmlns:w14="http://schemas.microsoft.com/office/word/2010/wordml">
+                    <w:rPr>
+                      <w:rFonts w:ascii="Arial" w:hAnsi="Arial" w:eastAsia="Arial" w:cs="Arial"/>
+                      <w:i w:val="false"/>
+                      <w:b w:val="false"/>
+                      <w:u w:val="none"/>
+                      <w:strike w:val="false"/>
+                      <w:sz w:val="22"/>
+                      <w:szCs w:val="22"/>
+                      <w:color w:val="000000"/>
+                    </w:rPr>
+                    <w:t xml:space="preserve">199</w:t>
+                  </w:r>
+                </w:p>
+              </w:tc>
+            </w:tr>
+            <w:tr>
+              <w:trPr>
+                <w:trHeight w:val="617" w:hRule="auto"/>
+              </w:trPr>
+              <w:tc>
+                <w:tcPr>
+                  <w:tcBorders>
+                    <w:bottom w:val="none" w:sz="0" w:space="0" w:color="000000"/>
+                    <w:top w:val="none" w:sz="0" w:space="0" w:color="000000"/>
+                    <w:left w:val="none" w:sz="0" w:space="0" w:color="000000"/>
+                    <w:right w:val="none" w:sz="0" w:space="0" w:color="000000"/>
+                  </w:tcBorders>
+                  <w:shd w:val="clear" w:color="auto" w:fill="FFFFFF"/>
+                  <w:tcMar>
+                    <w:top w:w="0" w:type="dxa"/>
+                    <w:bottom w:w="0" w:type="dxa"/>
+                    <w:left w:w="0" w:type="dxa"/>
+                    <w:right w:w="0" w:type="dxa"/>
+                  </w:tcMar>
+                  <w:vAlign w:val="center"/>
+                </w:tcPr>
+                <w:p>
+                  <w:pPr>
+                    <w:jc w:val="left"/>
+                    <w:pBdr>
+                      <w:bottom w:val="none" w:sz="0" w:space="0" w:color="000000"/>
+                      <w:top w:val="none" w:sz="0" w:space="0" w:color="000000"/>
+                      <w:left w:val="none" w:sz="0" w:space="0" w:color="000000"/>
+                      <w:right w:val="none" w:sz="0" w:space="0" w:color="000000"/>
+                    </w:pBdr>
+                    <w:spacing w:after="100" w:before="100" w:line="240"/>
+                    <w:ind w:left="100" w:right="100" w:firstLine="0" w:firstLineChars="0"/>
+                    <w:rPr>
+                      <w:rFonts w:ascii="Arial" w:hAnsi="Arial" w:eastAsia="Arial" w:cs="Arial"/>
+                      <w:i w:val="false"/>
+                      <w:b w:val="false"/>
+                      <w:u w:val="none"/>
+                      <w:strike w:val="false"/>
+                      <w:sz w:val="22"/>
+                      <w:szCs w:val="22"/>
+                      <w:color w:val="000000"/>
+                    </w:rPr>
+                  </w:pPr>
+                  <w:r xmlns:w="http://schemas.openxmlformats.org/wordprocessingml/2006/main" xmlns:wp="http://schemas.openxmlformats.org/drawingml/2006/wordprocessingDrawing" xmlns:r="http://schemas.openxmlformats.org/officeDocument/2006/relationships" xmlns:w14="http://schemas.microsoft.com/office/word/2010/wordml">
+                    <w:rPr>
+                      <w:rFonts w:ascii="Arial" w:hAnsi="Arial" w:eastAsia="Arial" w:cs="Arial"/>
+                      <w:i w:val="false"/>
+                      <w:b w:val="false"/>
+                      <w:u w:val="none"/>
+                      <w:strike w:val="false"/>
+                      <w:sz w:val="22"/>
+                      <w:szCs w:val="22"/>
+                      <w:color w:val="000000"/>
+                    </w:rPr>
+                    <w:t xml:space="preserve">p-Epitope distance</w:t>
+                  </w:r>
+                </w:p>
+              </w:tc>
+              <w:tc>
+                <w:tcPr>
+                  <w:tcBorders>
+                    <w:bottom w:val="none" w:sz="0" w:space="0" w:color="000000"/>
+                    <w:top w:val="none" w:sz="0" w:space="0" w:color="000000"/>
+                    <w:left w:val="none" w:sz="0" w:space="0" w:color="000000"/>
+                    <w:right w:val="none" w:sz="0" w:space="0" w:color="000000"/>
+                  </w:tcBorders>
+                  <w:shd w:val="clear" w:color="auto" w:fill="FFFFFF"/>
+                  <w:tcMar>
+                    <w:top w:w="0" w:type="dxa"/>
+                    <w:bottom w:w="0" w:type="dxa"/>
+                    <w:left w:w="0" w:type="dxa"/>
+                    <w:right w:w="0" w:type="dxa"/>
+                  </w:tcMar>
+                  <w:vAlign w:val="center"/>
+                </w:tcPr>
+                <w:p>
+                  <w:pPr>
+                    <w:jc w:val="right"/>
+                    <w:pBdr>
+                      <w:bottom w:val="none" w:sz="0" w:space="0" w:color="000000"/>
+                      <w:top w:val="none" w:sz="0" w:space="0" w:color="000000"/>
+                      <w:left w:val="none" w:sz="0" w:space="0" w:color="000000"/>
+                      <w:right w:val="none" w:sz="0" w:space="0" w:color="000000"/>
+                    </w:pBdr>
+                    <w:spacing w:after="100" w:before="100" w:line="240"/>
+                    <w:ind w:left="100" w:right="100" w:firstLine="0" w:firstLineChars="0"/>
+                    <w:rPr>
+                      <w:rFonts w:ascii="Arial" w:hAnsi="Arial" w:eastAsia="Arial" w:cs="Arial"/>
+                      <w:i w:val="false"/>
+                      <w:b w:val="false"/>
+                      <w:u w:val="none"/>
+                      <w:strike w:val="false"/>
+                      <w:sz w:val="22"/>
+                      <w:szCs w:val="22"/>
+                      <w:color w:val="000000"/>
+                    </w:rPr>
+                  </w:pPr>
+                  <w:r xmlns:w="http://schemas.openxmlformats.org/wordprocessingml/2006/main" xmlns:wp="http://schemas.openxmlformats.org/drawingml/2006/wordprocessingDrawing" xmlns:r="http://schemas.openxmlformats.org/officeDocument/2006/relationships" xmlns:w14="http://schemas.microsoft.com/office/word/2010/wordml">
+                    <w:rPr>
+                      <w:rFonts w:ascii="Arial" w:hAnsi="Arial" w:eastAsia="Arial" w:cs="Arial"/>
+                      <w:i w:val="false"/>
+                      <w:b w:val="false"/>
+                      <w:u w:val="none"/>
+                      <w:strike w:val="false"/>
+                      <w:sz w:val="22"/>
+                      <w:szCs w:val="22"/>
+                      <w:color w:val="000000"/>
+                    </w:rPr>
+                    <w:t xml:space="preserve">153</w:t>
+                  </w:r>
+                </w:p>
+              </w:tc>
+              <w:tc>
+                <w:tcPr>
+                  <w:tcBorders>
+                    <w:bottom w:val="none" w:sz="0" w:space="0" w:color="000000"/>
+                    <w:top w:val="none" w:sz="0" w:space="0" w:color="000000"/>
+                    <w:left w:val="none" w:sz="0" w:space="0" w:color="000000"/>
+                    <w:right w:val="none" w:sz="0" w:space="0" w:color="000000"/>
+                  </w:tcBorders>
+                  <w:shd w:val="clear" w:color="auto" w:fill="FFFFFF"/>
+                  <w:tcMar>
+                    <w:top w:w="0" w:type="dxa"/>
+                    <w:bottom w:w="0" w:type="dxa"/>
+                    <w:left w:w="0" w:type="dxa"/>
+                    <w:right w:w="0" w:type="dxa"/>
+                  </w:tcMar>
+                  <w:vAlign w:val="center"/>
+                </w:tcPr>
+                <w:p>
+                  <w:pPr>
+                    <w:jc w:val="right"/>
+                    <w:pBdr>
+                      <w:bottom w:val="none" w:sz="0" w:space="0" w:color="000000"/>
+                      <w:top w:val="none" w:sz="0" w:space="0" w:color="000000"/>
+                      <w:left w:val="none" w:sz="0" w:space="0" w:color="000000"/>
+                      <w:right w:val="none" w:sz="0" w:space="0" w:color="000000"/>
+                    </w:pBdr>
+                    <w:spacing w:after="100" w:before="100" w:line="240"/>
+                    <w:ind w:left="100" w:right="100" w:firstLine="0" w:firstLineChars="0"/>
+                    <w:rPr>
+                      <w:rFonts w:ascii="Arial" w:hAnsi="Arial" w:eastAsia="Arial" w:cs="Arial"/>
+                      <w:i w:val="false"/>
+                      <w:b w:val="false"/>
+                      <w:u w:val="none"/>
+                      <w:strike w:val="false"/>
+                      <w:sz w:val="22"/>
+                      <w:szCs w:val="22"/>
+                      <w:color w:val="000000"/>
+                    </w:rPr>
+                  </w:pPr>
+                  <w:r xmlns:w="http://schemas.openxmlformats.org/wordprocessingml/2006/main" xmlns:wp="http://schemas.openxmlformats.org/drawingml/2006/wordprocessingDrawing" xmlns:r="http://schemas.openxmlformats.org/officeDocument/2006/relationships" xmlns:w14="http://schemas.microsoft.com/office/word/2010/wordml">
+                    <w:rPr>
+                      <w:rFonts w:ascii="Arial" w:hAnsi="Arial" w:eastAsia="Arial" w:cs="Arial"/>
+                      <w:i w:val="false"/>
+                      <w:b w:val="false"/>
+                      <w:u w:val="none"/>
+                      <w:strike w:val="false"/>
+                      <w:sz w:val="22"/>
+                      <w:szCs w:val="22"/>
+                      <w:color w:val="000000"/>
+                    </w:rPr>
+                    <w:t xml:space="preserve">210</w:t>
+                  </w:r>
+                </w:p>
+              </w:tc>
+              <w:tc>
+                <w:tcPr>
+                  <w:tcBorders>
+                    <w:bottom w:val="none" w:sz="0" w:space="0" w:color="000000"/>
+                    <w:top w:val="none" w:sz="0" w:space="0" w:color="000000"/>
+                    <w:left w:val="none" w:sz="0" w:space="0" w:color="000000"/>
+                    <w:right w:val="none" w:sz="0" w:space="0" w:color="000000"/>
+                  </w:tcBorders>
+                  <w:shd w:val="clear" w:color="auto" w:fill="FFFFFF"/>
+                  <w:tcMar>
+                    <w:top w:w="0" w:type="dxa"/>
+                    <w:bottom w:w="0" w:type="dxa"/>
+                    <w:left w:w="0" w:type="dxa"/>
+                    <w:right w:w="0" w:type="dxa"/>
+                  </w:tcMar>
+                  <w:vAlign w:val="center"/>
+                </w:tcPr>
+                <w:p>
+                  <w:pPr>
+                    <w:jc w:val="left"/>
+                    <w:pBdr>
+                      <w:bottom w:val="none" w:sz="0" w:space="0" w:color="000000"/>
+                      <w:top w:val="none" w:sz="0" w:space="0" w:color="000000"/>
+                      <w:left w:val="none" w:sz="0" w:space="0" w:color="000000"/>
+                      <w:right w:val="none" w:sz="0" w:space="0" w:color="000000"/>
+                    </w:pBdr>
+                    <w:spacing w:after="100" w:before="100" w:line="240"/>
+                    <w:ind w:left="100" w:right="100" w:firstLine="0" w:firstLineChars="0"/>
+                    <w:rPr>
+                      <w:rFonts w:ascii="Arial" w:hAnsi="Arial" w:eastAsia="Arial" w:cs="Arial"/>
+                      <w:i w:val="false"/>
+                      <w:b w:val="false"/>
+                      <w:u w:val="none"/>
+                      <w:strike w:val="false"/>
+                      <w:sz w:val="22"/>
+                      <w:szCs w:val="22"/>
+                      <w:color w:val="000000"/>
+                    </w:rPr>
+                  </w:pPr>
+                  <w:r xmlns:w="http://schemas.openxmlformats.org/wordprocessingml/2006/main" xmlns:wp="http://schemas.openxmlformats.org/drawingml/2006/wordprocessingDrawing" xmlns:r="http://schemas.openxmlformats.org/officeDocument/2006/relationships" xmlns:w14="http://schemas.microsoft.com/office/word/2010/wordml">
+                    <w:rPr>
+                      <w:rFonts w:ascii="Arial" w:hAnsi="Arial" w:eastAsia="Arial" w:cs="Arial"/>
+                      <w:i w:val="false"/>
+                      <w:b w:val="false"/>
+                      <w:u w:val="none"/>
+                      <w:strike w:val="false"/>
+                      <w:sz w:val="22"/>
+                      <w:szCs w:val="22"/>
+                      <w:color w:val="000000"/>
+                    </w:rPr>
+                    <w:t xml:space="preserve">0.93</w:t>
+                  </w:r>
+                </w:p>
+              </w:tc>
+              <w:tc>
+                <w:tcPr>
+                  <w:tcBorders>
+                    <w:bottom w:val="none" w:sz="0" w:space="0" w:color="000000"/>
+                    <w:top w:val="none" w:sz="0" w:space="0" w:color="000000"/>
+                    <w:left w:val="none" w:sz="0" w:space="0" w:color="000000"/>
+                    <w:right w:val="none" w:sz="0" w:space="0" w:color="000000"/>
+                  </w:tcBorders>
+                  <w:shd w:val="clear" w:color="auto" w:fill="FFFFFF"/>
+                  <w:tcMar>
+                    <w:top w:w="0" w:type="dxa"/>
+                    <w:bottom w:w="0" w:type="dxa"/>
+                    <w:left w:w="0" w:type="dxa"/>
+                    <w:right w:w="0" w:type="dxa"/>
+                  </w:tcMar>
+                  <w:vAlign w:val="center"/>
+                </w:tcPr>
+                <w:p>
+                  <w:pPr>
+                    <w:jc w:val="left"/>
+                    <w:pBdr>
+                      <w:bottom w:val="none" w:sz="0" w:space="0" w:color="000000"/>
+                      <w:top w:val="none" w:sz="0" w:space="0" w:color="000000"/>
+                      <w:left w:val="none" w:sz="0" w:space="0" w:color="000000"/>
+                      <w:right w:val="none" w:sz="0" w:space="0" w:color="000000"/>
+                    </w:pBdr>
+                    <w:spacing w:after="100" w:before="100" w:line="240"/>
+                    <w:ind w:left="100" w:right="100" w:firstLine="0" w:firstLineChars="0"/>
+                    <w:rPr>
+                      <w:rFonts w:ascii="Arial" w:hAnsi="Arial" w:eastAsia="Arial" w:cs="Arial"/>
+                      <w:i w:val="false"/>
+                      <w:b w:val="false"/>
+                      <w:u w:val="none"/>
+                      <w:strike w:val="false"/>
+                      <w:sz w:val="22"/>
+                      <w:szCs w:val="22"/>
+                      <w:color w:val="000000"/>
+                    </w:rPr>
+                  </w:pPr>
+                  <w:r xmlns:w="http://schemas.openxmlformats.org/wordprocessingml/2006/main" xmlns:wp="http://schemas.openxmlformats.org/drawingml/2006/wordprocessingDrawing" xmlns:r="http://schemas.openxmlformats.org/officeDocument/2006/relationships" xmlns:w14="http://schemas.microsoft.com/office/word/2010/wordml">
+                    <w:rPr>
+                      <w:rFonts w:ascii="Arial" w:hAnsi="Arial" w:eastAsia="Arial" w:cs="Arial"/>
+                      <w:i w:val="false"/>
+                      <w:b w:val="false"/>
+                      <w:u w:val="none"/>
+                      <w:strike w:val="false"/>
+                      <w:sz w:val="22"/>
+                      <w:szCs w:val="22"/>
+                      <w:color w:val="000000"/>
+                    </w:rPr>
+                    <w:t xml:space="preserve">0.93</w:t>
+                  </w:r>
+                </w:p>
+              </w:tc>
+              <w:tc>
+                <w:tcPr>
+                  <w:tcBorders>
+                    <w:bottom w:val="none" w:sz="0" w:space="0" w:color="000000"/>
+                    <w:top w:val="none" w:sz="0" w:space="0" w:color="000000"/>
+                    <w:left w:val="none" w:sz="0" w:space="0" w:color="000000"/>
+                    <w:right w:val="none" w:sz="0" w:space="0" w:color="000000"/>
+                  </w:tcBorders>
+                  <w:shd w:val="clear" w:color="auto" w:fill="FFFFFF"/>
+                  <w:tcMar>
+                    <w:top w:w="0" w:type="dxa"/>
+                    <w:bottom w:w="0" w:type="dxa"/>
+                    <w:left w:w="0" w:type="dxa"/>
+                    <w:right w:w="0" w:type="dxa"/>
+                  </w:tcMar>
+                  <w:vAlign w:val="center"/>
+                </w:tcPr>
+                <w:p>
+                  <w:pPr>
+                    <w:jc w:val="left"/>
+                    <w:pBdr>
+                      <w:bottom w:val="none" w:sz="0" w:space="0" w:color="000000"/>
+                      <w:top w:val="none" w:sz="0" w:space="0" w:color="000000"/>
+                      <w:left w:val="none" w:sz="0" w:space="0" w:color="000000"/>
+                      <w:right w:val="none" w:sz="0" w:space="0" w:color="000000"/>
+                    </w:pBdr>
+                    <w:spacing w:after="100" w:before="100" w:line="240"/>
+                    <w:ind w:left="100" w:right="100" w:firstLine="0" w:firstLineChars="0"/>
+                    <w:rPr>
+                      <w:rFonts w:ascii="Arial" w:hAnsi="Arial" w:eastAsia="Arial" w:cs="Arial"/>
+                      <w:i w:val="false"/>
+                      <w:b w:val="false"/>
+                      <w:u w:val="none"/>
+                      <w:strike w:val="false"/>
+                      <w:sz w:val="22"/>
+                      <w:szCs w:val="22"/>
+                      <w:color w:val="000000"/>
+                    </w:rPr>
+                  </w:pPr>
+                  <w:r xmlns:w="http://schemas.openxmlformats.org/wordprocessingml/2006/main" xmlns:wp="http://schemas.openxmlformats.org/drawingml/2006/wordprocessingDrawing" xmlns:r="http://schemas.openxmlformats.org/officeDocument/2006/relationships" xmlns:w14="http://schemas.microsoft.com/office/word/2010/wordml">
+                    <w:rPr>
+                      <w:rFonts w:ascii="Arial" w:hAnsi="Arial" w:eastAsia="Arial" w:cs="Arial"/>
+                      <w:i w:val="false"/>
+                      <w:b w:val="false"/>
+                      <w:u w:val="none"/>
+                      <w:strike w:val="false"/>
+                      <w:sz w:val="22"/>
+                      <w:szCs w:val="22"/>
+                      <w:color w:val="000000"/>
+                    </w:rPr>
+                    <w:t xml:space="preserve">-0.01</w:t>
+                  </w:r>
+                </w:p>
+              </w:tc>
+              <w:tc>
+                <w:tcPr>
+                  <w:tcBorders>
+                    <w:bottom w:val="none" w:sz="0" w:space="0" w:color="000000"/>
+                    <w:top w:val="none" w:sz="0" w:space="0" w:color="000000"/>
+                    <w:left w:val="none" w:sz="0" w:space="0" w:color="000000"/>
+                    <w:right w:val="none" w:sz="0" w:space="0" w:color="000000"/>
+                  </w:tcBorders>
+                  <w:shd w:val="clear" w:color="auto" w:fill="FFFFFF"/>
+                  <w:tcMar>
+                    <w:top w:w="0" w:type="dxa"/>
+                    <w:bottom w:w="0" w:type="dxa"/>
+                    <w:left w:w="0" w:type="dxa"/>
+                    <w:right w:w="0" w:type="dxa"/>
+                  </w:tcMar>
+                  <w:vAlign w:val="center"/>
+                </w:tcPr>
+                <w:p>
+                  <w:pPr>
+                    <w:jc w:val="left"/>
+                    <w:pBdr>
+                      <w:bottom w:val="none" w:sz="0" w:space="0" w:color="000000"/>
+                      <w:top w:val="none" w:sz="0" w:space="0" w:color="000000"/>
+                      <w:left w:val="none" w:sz="0" w:space="0" w:color="000000"/>
+                      <w:right w:val="none" w:sz="0" w:space="0" w:color="000000"/>
+                    </w:pBdr>
+                    <w:spacing w:after="100" w:before="100" w:line="240"/>
+                    <w:ind w:left="100" w:right="100" w:firstLine="0" w:firstLineChars="0"/>
+                    <w:rPr>
+                      <w:rFonts w:ascii="Arial" w:hAnsi="Arial" w:eastAsia="Arial" w:cs="Arial"/>
+                      <w:i w:val="false"/>
+                      <w:b w:val="false"/>
+                      <w:u w:val="none"/>
+                      <w:strike w:val="false"/>
+                      <w:sz w:val="22"/>
+                      <w:szCs w:val="22"/>
+                      <w:color w:val="000000"/>
+                    </w:rPr>
+                  </w:pPr>
+                  <w:r xmlns:w="http://schemas.openxmlformats.org/wordprocessingml/2006/main" xmlns:wp="http://schemas.openxmlformats.org/drawingml/2006/wordprocessingDrawing" xmlns:r="http://schemas.openxmlformats.org/officeDocument/2006/relationships" xmlns:w14="http://schemas.microsoft.com/office/word/2010/wordml">
+                    <w:rPr>
+                      <w:rFonts w:ascii="Arial" w:hAnsi="Arial" w:eastAsia="Arial" w:cs="Arial"/>
+                      <w:i w:val="false"/>
+                      <w:b w:val="false"/>
+                      <w:u w:val="none"/>
+                      <w:strike w:val="false"/>
+                      <w:sz w:val="22"/>
+                      <w:szCs w:val="22"/>
+                      <w:color w:val="000000"/>
+                    </w:rPr>
+                    <w:t xml:space="preserve">(-0.04, 0.04)</w:t>
+                  </w:r>
+                </w:p>
+              </w:tc>
+              <w:tc>
+                <w:tcPr>
+                  <w:tcBorders>
+                    <w:bottom w:val="none" w:sz="0" w:space="0" w:color="000000"/>
+                    <w:top w:val="none" w:sz="0" w:space="0" w:color="000000"/>
+                    <w:left w:val="none" w:sz="0" w:space="0" w:color="000000"/>
+                    <w:right w:val="none" w:sz="0" w:space="0" w:color="000000"/>
+                  </w:tcBorders>
+                  <w:shd w:val="clear" w:color="auto" w:fill="FFFFFF"/>
+                  <w:tcMar>
+                    <w:top w:w="0" w:type="dxa"/>
+                    <w:bottom w:w="0" w:type="dxa"/>
+                    <w:left w:w="0" w:type="dxa"/>
+                    <w:right w:w="0" w:type="dxa"/>
+                  </w:tcMar>
+                  <w:vAlign w:val="center"/>
+                </w:tcPr>
+                <w:p>
+                  <w:pPr>
+                    <w:jc w:val="right"/>
+                    <w:pBdr>
+                      <w:bottom w:val="none" w:sz="0" w:space="0" w:color="000000"/>
+                      <w:top w:val="none" w:sz="0" w:space="0" w:color="000000"/>
+                      <w:left w:val="none" w:sz="0" w:space="0" w:color="000000"/>
+                      <w:right w:val="none" w:sz="0" w:space="0" w:color="000000"/>
+                    </w:pBdr>
+                    <w:spacing w:after="100" w:before="100" w:line="240"/>
+                    <w:ind w:left="100" w:right="100" w:firstLine="0" w:firstLineChars="0"/>
+                    <w:rPr>
+                      <w:rFonts w:ascii="Arial" w:hAnsi="Arial" w:eastAsia="Arial" w:cs="Arial"/>
+                      <w:i w:val="false"/>
+                      <w:b w:val="false"/>
+                      <w:u w:val="none"/>
+                      <w:strike w:val="false"/>
+                      <w:sz w:val="22"/>
+                      <w:szCs w:val="22"/>
+                      <w:color w:val="000000"/>
+                    </w:rPr>
+                  </w:pPr>
+                  <w:r xmlns:w="http://schemas.openxmlformats.org/wordprocessingml/2006/main" xmlns:wp="http://schemas.openxmlformats.org/drawingml/2006/wordprocessingDrawing" xmlns:r="http://schemas.openxmlformats.org/officeDocument/2006/relationships" xmlns:w14="http://schemas.microsoft.com/office/word/2010/wordml">
+                    <w:rPr>
+                      <w:rFonts w:ascii="Arial" w:hAnsi="Arial" w:eastAsia="Arial" w:cs="Arial"/>
+                      <w:i w:val="false"/>
+                      <w:b w:val="false"/>
+                      <w:u w:val="none"/>
+                      <w:strike w:val="false"/>
+                      <w:sz w:val="22"/>
+                      <w:szCs w:val="22"/>
+                      <w:color w:val="000000"/>
+                    </w:rPr>
+                    <w:t xml:space="preserve">199</w:t>
+                  </w:r>
+                </w:p>
+              </w:tc>
+            </w:tr>
+            <w:tr>
+              <w:trPr>
+                <w:trHeight w:val="617" w:hRule="auto"/>
+              </w:trPr>
+              <w:tc>
+                <w:tcPr>
+                  <w:tcBorders>
+                    <w:bottom w:val="single" w:sz="12" w:space="0" w:color="666666"/>
+                    <w:top w:val="none" w:sz="0" w:space="0" w:color="000000"/>
+                    <w:left w:val="none" w:sz="0" w:space="0" w:color="000000"/>
+                    <w:right w:val="none" w:sz="0" w:space="0" w:color="000000"/>
+                  </w:tcBorders>
+                  <w:shd w:val="clear" w:color="auto" w:fill="FFFFFF"/>
+                  <w:tcMar>
+                    <w:top w:w="0" w:type="dxa"/>
+                    <w:bottom w:w="0" w:type="dxa"/>
+                    <w:left w:w="0" w:type="dxa"/>
+                    <w:right w:w="0" w:type="dxa"/>
+                  </w:tcMar>
+                  <w:vAlign w:val="center"/>
+                </w:tcPr>
+                <w:p>
+                  <w:pPr>
+                    <w:jc w:val="left"/>
+                    <w:pBdr>
+                      <w:bottom w:val="none" w:sz="0" w:space="0" w:color="000000"/>
+                      <w:top w:val="none" w:sz="0" w:space="0" w:color="000000"/>
+                      <w:left w:val="none" w:sz="0" w:space="0" w:color="000000"/>
+                      <w:right w:val="none" w:sz="0" w:space="0" w:color="000000"/>
+                    </w:pBdr>
+                    <w:spacing w:after="100" w:before="100" w:line="240"/>
+                    <w:ind w:left="100" w:right="100" w:firstLine="0" w:firstLineChars="0"/>
+                    <w:rPr>
+                      <w:rFonts w:ascii="Arial" w:hAnsi="Arial" w:eastAsia="Arial" w:cs="Arial"/>
+                      <w:i w:val="false"/>
+                      <w:b w:val="false"/>
+                      <w:u w:val="none"/>
+                      <w:strike w:val="false"/>
+                      <w:sz w:val="22"/>
+                      <w:szCs w:val="22"/>
+                      <w:color w:val="000000"/>
+                    </w:rPr>
+                  </w:pPr>
+                  <w:r xmlns:w="http://schemas.openxmlformats.org/wordprocessingml/2006/main" xmlns:wp="http://schemas.openxmlformats.org/drawingml/2006/wordprocessingDrawing" xmlns:r="http://schemas.openxmlformats.org/officeDocument/2006/relationships" xmlns:w14="http://schemas.microsoft.com/office/word/2010/wordml">
+                    <w:rPr>
+                      <w:rFonts w:ascii="Arial" w:hAnsi="Arial" w:eastAsia="Arial" w:cs="Arial"/>
+                      <w:i w:val="false"/>
+                      <w:b w:val="false"/>
+                      <w:u w:val="none"/>
+                      <w:strike w:val="false"/>
+                      <w:sz w:val="22"/>
+                      <w:szCs w:val="22"/>
+                      <w:color w:val="000000"/>
+                    </w:rPr>
+                    <w:t xml:space="preserve">Cartographic distance</w:t>
+                  </w:r>
+                </w:p>
+              </w:tc>
+              <w:tc>
+                <w:tcPr>
+                  <w:tcBorders>
+                    <w:bottom w:val="single" w:sz="12" w:space="0" w:color="666666"/>
+                    <w:top w:val="none" w:sz="0" w:space="0" w:color="000000"/>
+                    <w:left w:val="none" w:sz="0" w:space="0" w:color="000000"/>
+                    <w:right w:val="none" w:sz="0" w:space="0" w:color="000000"/>
+                  </w:tcBorders>
+                  <w:shd w:val="clear" w:color="auto" w:fill="FFFFFF"/>
+                  <w:tcMar>
+                    <w:top w:w="0" w:type="dxa"/>
+                    <w:bottom w:w="0" w:type="dxa"/>
+                    <w:left w:w="0" w:type="dxa"/>
+                    <w:right w:w="0" w:type="dxa"/>
+                  </w:tcMar>
+                  <w:vAlign w:val="center"/>
+                </w:tcPr>
+                <w:p>
+                  <w:pPr>
+                    <w:jc w:val="right"/>
+                    <w:pBdr>
+                      <w:bottom w:val="none" w:sz="0" w:space="0" w:color="000000"/>
+                      <w:top w:val="none" w:sz="0" w:space="0" w:color="000000"/>
+                      <w:left w:val="none" w:sz="0" w:space="0" w:color="000000"/>
+                      <w:right w:val="none" w:sz="0" w:space="0" w:color="000000"/>
+                    </w:pBdr>
+                    <w:spacing w:after="100" w:before="100" w:line="240"/>
+                    <w:ind w:left="100" w:right="100" w:firstLine="0" w:firstLineChars="0"/>
+                    <w:rPr>
+                      <w:rFonts w:ascii="Arial" w:hAnsi="Arial" w:eastAsia="Arial" w:cs="Arial"/>
+                      <w:i w:val="false"/>
+                      <w:b w:val="false"/>
+                      <w:u w:val="none"/>
+                      <w:strike w:val="false"/>
+                      <w:sz w:val="22"/>
+                      <w:szCs w:val="22"/>
+                      <w:color w:val="000000"/>
+                    </w:rPr>
+                  </w:pPr>
+                  <w:r xmlns:w="http://schemas.openxmlformats.org/wordprocessingml/2006/main" xmlns:wp="http://schemas.openxmlformats.org/drawingml/2006/wordprocessingDrawing" xmlns:r="http://schemas.openxmlformats.org/officeDocument/2006/relationships" xmlns:w14="http://schemas.microsoft.com/office/word/2010/wordml">
+                    <w:rPr>
+                      <w:rFonts w:ascii="Arial" w:hAnsi="Arial" w:eastAsia="Arial" w:cs="Arial"/>
+                      <w:i w:val="false"/>
+                      <w:b w:val="false"/>
+                      <w:u w:val="none"/>
+                      <w:strike w:val="false"/>
+                      <w:sz w:val="22"/>
+                      <w:szCs w:val="22"/>
+                      <w:color w:val="000000"/>
+                    </w:rPr>
+                    <w:t xml:space="preserve">153</w:t>
+                  </w:r>
+                </w:p>
+              </w:tc>
+              <w:tc>
+                <w:tcPr>
+                  <w:tcBorders>
+                    <w:bottom w:val="single" w:sz="12" w:space="0" w:color="666666"/>
+                    <w:top w:val="none" w:sz="0" w:space="0" w:color="000000"/>
+                    <w:left w:val="none" w:sz="0" w:space="0" w:color="000000"/>
+                    <w:right w:val="none" w:sz="0" w:space="0" w:color="000000"/>
+                  </w:tcBorders>
+                  <w:shd w:val="clear" w:color="auto" w:fill="FFFFFF"/>
+                  <w:tcMar>
+                    <w:top w:w="0" w:type="dxa"/>
+                    <w:bottom w:w="0" w:type="dxa"/>
+                    <w:left w:w="0" w:type="dxa"/>
+                    <w:right w:w="0" w:type="dxa"/>
+                  </w:tcMar>
+                  <w:vAlign w:val="center"/>
+                </w:tcPr>
+                <w:p>
+                  <w:pPr>
+                    <w:jc w:val="right"/>
+                    <w:pBdr>
+                      <w:bottom w:val="none" w:sz="0" w:space="0" w:color="000000"/>
+                      <w:top w:val="none" w:sz="0" w:space="0" w:color="000000"/>
+                      <w:left w:val="none" w:sz="0" w:space="0" w:color="000000"/>
+                      <w:right w:val="none" w:sz="0" w:space="0" w:color="000000"/>
+                    </w:pBdr>
+                    <w:spacing w:after="100" w:before="100" w:line="240"/>
+                    <w:ind w:left="100" w:right="100" w:firstLine="0" w:firstLineChars="0"/>
+                    <w:rPr>
+                      <w:rFonts w:ascii="Arial" w:hAnsi="Arial" w:eastAsia="Arial" w:cs="Arial"/>
+                      <w:i w:val="false"/>
+                      <w:b w:val="false"/>
+                      <w:u w:val="none"/>
+                      <w:strike w:val="false"/>
+                      <w:sz w:val="22"/>
+                      <w:szCs w:val="22"/>
+                      <w:color w:val="000000"/>
+                    </w:rPr>
+                  </w:pPr>
+                  <w:r xmlns:w="http://schemas.openxmlformats.org/wordprocessingml/2006/main" xmlns:wp="http://schemas.openxmlformats.org/drawingml/2006/wordprocessingDrawing" xmlns:r="http://schemas.openxmlformats.org/officeDocument/2006/relationships" xmlns:w14="http://schemas.microsoft.com/office/word/2010/wordml">
+                    <w:rPr>
+                      <w:rFonts w:ascii="Arial" w:hAnsi="Arial" w:eastAsia="Arial" w:cs="Arial"/>
+                      <w:i w:val="false"/>
+                      <w:b w:val="false"/>
+                      <w:u w:val="none"/>
+                      <w:strike w:val="false"/>
+                      <w:sz w:val="22"/>
+                      <w:szCs w:val="22"/>
+                      <w:color w:val="000000"/>
+                    </w:rPr>
+                    <w:t xml:space="preserve">210</w:t>
+                  </w:r>
+                </w:p>
+              </w:tc>
+              <w:tc>
+                <w:tcPr>
+                  <w:tcBorders>
+                    <w:bottom w:val="single" w:sz="12" w:space="0" w:color="666666"/>
+                    <w:top w:val="none" w:sz="0" w:space="0" w:color="000000"/>
+                    <w:left w:val="none" w:sz="0" w:space="0" w:color="000000"/>
+                    <w:right w:val="none" w:sz="0" w:space="0" w:color="000000"/>
+                  </w:tcBorders>
+                  <w:shd w:val="clear" w:color="auto" w:fill="FFFFFF"/>
+                  <w:tcMar>
+                    <w:top w:w="0" w:type="dxa"/>
+                    <w:bottom w:w="0" w:type="dxa"/>
+                    <w:left w:w="0" w:type="dxa"/>
+                    <w:right w:w="0" w:type="dxa"/>
+                  </w:tcMar>
+                  <w:vAlign w:val="center"/>
+                </w:tcPr>
+                <w:p>
+                  <w:pPr>
+                    <w:jc w:val="left"/>
+                    <w:pBdr>
+                      <w:bottom w:val="none" w:sz="0" w:space="0" w:color="000000"/>
+                      <w:top w:val="none" w:sz="0" w:space="0" w:color="000000"/>
+                      <w:left w:val="none" w:sz="0" w:space="0" w:color="000000"/>
+                      <w:right w:val="none" w:sz="0" w:space="0" w:color="000000"/>
+                    </w:pBdr>
+                    <w:spacing w:after="100" w:before="100" w:line="240"/>
+                    <w:ind w:left="100" w:right="100" w:firstLine="0" w:firstLineChars="0"/>
+                    <w:rPr>
+                      <w:rFonts w:ascii="Arial" w:hAnsi="Arial" w:eastAsia="Arial" w:cs="Arial"/>
+                      <w:i w:val="false"/>
+                      <w:b w:val="false"/>
+                      <w:u w:val="none"/>
+                      <w:strike w:val="false"/>
+                      <w:sz w:val="22"/>
+                      <w:szCs w:val="22"/>
+                      <w:color w:val="000000"/>
+                    </w:rPr>
+                  </w:pPr>
+                  <w:r xmlns:w="http://schemas.openxmlformats.org/wordprocessingml/2006/main" xmlns:wp="http://schemas.openxmlformats.org/drawingml/2006/wordprocessingDrawing" xmlns:r="http://schemas.openxmlformats.org/officeDocument/2006/relationships" xmlns:w14="http://schemas.microsoft.com/office/word/2010/wordml">
+                    <w:rPr>
+                      <w:rFonts w:ascii="Arial" w:hAnsi="Arial" w:eastAsia="Arial" w:cs="Arial"/>
+                      <w:i w:val="false"/>
+                      <w:b w:val="false"/>
+                      <w:u w:val="none"/>
+                      <w:strike w:val="false"/>
+                      <w:sz w:val="22"/>
+                      <w:szCs w:val="22"/>
+                      <w:color w:val="000000"/>
+                    </w:rPr>
+                    <w:t xml:space="preserve">0.32</w:t>
+                  </w:r>
+                </w:p>
+              </w:tc>
+              <w:tc>
+                <w:tcPr>
+                  <w:tcBorders>
+                    <w:bottom w:val="single" w:sz="12" w:space="0" w:color="666666"/>
+                    <w:top w:val="none" w:sz="0" w:space="0" w:color="000000"/>
+                    <w:left w:val="none" w:sz="0" w:space="0" w:color="000000"/>
+                    <w:right w:val="none" w:sz="0" w:space="0" w:color="000000"/>
+                  </w:tcBorders>
+                  <w:shd w:val="clear" w:color="auto" w:fill="FFFFFF"/>
+                  <w:tcMar>
+                    <w:top w:w="0" w:type="dxa"/>
+                    <w:bottom w:w="0" w:type="dxa"/>
+                    <w:left w:w="0" w:type="dxa"/>
+                    <w:right w:w="0" w:type="dxa"/>
+                  </w:tcMar>
+                  <w:vAlign w:val="center"/>
+                </w:tcPr>
+                <w:p>
+                  <w:pPr>
+                    <w:jc w:val="left"/>
+                    <w:pBdr>
+                      <w:bottom w:val="none" w:sz="0" w:space="0" w:color="000000"/>
+                      <w:top w:val="none" w:sz="0" w:space="0" w:color="000000"/>
+                      <w:left w:val="none" w:sz="0" w:space="0" w:color="000000"/>
+                      <w:right w:val="none" w:sz="0" w:space="0" w:color="000000"/>
+                    </w:pBdr>
+                    <w:spacing w:after="100" w:before="100" w:line="240"/>
+                    <w:ind w:left="100" w:right="100" w:firstLine="0" w:firstLineChars="0"/>
+                    <w:rPr>
+                      <w:rFonts w:ascii="Arial" w:hAnsi="Arial" w:eastAsia="Arial" w:cs="Arial"/>
+                      <w:i w:val="false"/>
+                      <w:b w:val="false"/>
+                      <w:u w:val="none"/>
+                      <w:strike w:val="false"/>
+                      <w:sz w:val="22"/>
+                      <w:szCs w:val="22"/>
+                      <w:color w:val="000000"/>
+                    </w:rPr>
+                  </w:pPr>
+                  <w:r xmlns:w="http://schemas.openxmlformats.org/wordprocessingml/2006/main" xmlns:wp="http://schemas.openxmlformats.org/drawingml/2006/wordprocessingDrawing" xmlns:r="http://schemas.openxmlformats.org/officeDocument/2006/relationships" xmlns:w14="http://schemas.microsoft.com/office/word/2010/wordml">
+                    <w:rPr>
+                      <w:rFonts w:ascii="Arial" w:hAnsi="Arial" w:eastAsia="Arial" w:cs="Arial"/>
+                      <w:i w:val="false"/>
+                      <w:b w:val="false"/>
+                      <w:u w:val="none"/>
+                      <w:strike w:val="false"/>
+                      <w:sz w:val="22"/>
+                      <w:szCs w:val="22"/>
+                      <w:color w:val="000000"/>
+                    </w:rPr>
+                    <w:t xml:space="preserve">0.84</w:t>
+                  </w:r>
+                </w:p>
+              </w:tc>
+              <w:tc>
+                <w:tcPr>
+                  <w:tcBorders>
+                    <w:bottom w:val="single" w:sz="12" w:space="0" w:color="666666"/>
+                    <w:top w:val="none" w:sz="0" w:space="0" w:color="000000"/>
+                    <w:left w:val="none" w:sz="0" w:space="0" w:color="000000"/>
+                    <w:right w:val="none" w:sz="0" w:space="0" w:color="000000"/>
+                  </w:tcBorders>
+                  <w:shd w:val="clear" w:color="auto" w:fill="FFFFFF"/>
+                  <w:tcMar>
+                    <w:top w:w="0" w:type="dxa"/>
+                    <w:bottom w:w="0" w:type="dxa"/>
+                    <w:left w:w="0" w:type="dxa"/>
+                    <w:right w:w="0" w:type="dxa"/>
+                  </w:tcMar>
+                  <w:vAlign w:val="center"/>
+                </w:tcPr>
+                <w:p>
+                  <w:pPr>
+                    <w:jc w:val="left"/>
+                    <w:pBdr>
+                      <w:bottom w:val="none" w:sz="0" w:space="0" w:color="000000"/>
+                      <w:top w:val="none" w:sz="0" w:space="0" w:color="000000"/>
+                      <w:left w:val="none" w:sz="0" w:space="0" w:color="000000"/>
+                      <w:right w:val="none" w:sz="0" w:space="0" w:color="000000"/>
+                    </w:pBdr>
+                    <w:spacing w:after="100" w:before="100" w:line="240"/>
+                    <w:ind w:left="100" w:right="100" w:firstLine="0" w:firstLineChars="0"/>
+                    <w:rPr>
+                      <w:rFonts w:ascii="Arial" w:hAnsi="Arial" w:eastAsia="Arial" w:cs="Arial"/>
+                      <w:i w:val="false"/>
+                      <w:b w:val="false"/>
+                      <w:u w:val="none"/>
+                      <w:strike w:val="false"/>
+                      <w:sz w:val="22"/>
+                      <w:szCs w:val="22"/>
+                      <w:color w:val="000000"/>
+                    </w:rPr>
+                  </w:pPr>
+                  <w:r xmlns:w="http://schemas.openxmlformats.org/wordprocessingml/2006/main" xmlns:wp="http://schemas.openxmlformats.org/drawingml/2006/wordprocessingDrawing" xmlns:r="http://schemas.openxmlformats.org/officeDocument/2006/relationships" xmlns:w14="http://schemas.microsoft.com/office/word/2010/wordml">
+                    <w:rPr>
+                      <w:rFonts w:ascii="Arial" w:hAnsi="Arial" w:eastAsia="Arial" w:cs="Arial"/>
+                      <w:i w:val="false"/>
+                      <w:b w:val="false"/>
+                      <w:u w:val="none"/>
+                      <w:strike w:val="false"/>
+                      <w:sz w:val="22"/>
+                      <w:szCs w:val="22"/>
+                      <w:color w:val="000000"/>
+                    </w:rPr>
+                    <w:t xml:space="preserve">0.52</w:t>
+                  </w:r>
+                </w:p>
+              </w:tc>
+              <w:tc>
+                <w:tcPr>
+                  <w:tcBorders>
+                    <w:bottom w:val="single" w:sz="12" w:space="0" w:color="666666"/>
+                    <w:top w:val="none" w:sz="0" w:space="0" w:color="000000"/>
+                    <w:left w:val="none" w:sz="0" w:space="0" w:color="000000"/>
+                    <w:right w:val="none" w:sz="0" w:space="0" w:color="000000"/>
+                  </w:tcBorders>
+                  <w:shd w:val="clear" w:color="auto" w:fill="FFFFFF"/>
+                  <w:tcMar>
+                    <w:top w:w="0" w:type="dxa"/>
+                    <w:bottom w:w="0" w:type="dxa"/>
+                    <w:left w:w="0" w:type="dxa"/>
+                    <w:right w:w="0" w:type="dxa"/>
+                  </w:tcMar>
+                  <w:vAlign w:val="center"/>
+                </w:tcPr>
+                <w:p>
+                  <w:pPr>
+                    <w:jc w:val="left"/>
+                    <w:pBdr>
+                      <w:bottom w:val="none" w:sz="0" w:space="0" w:color="000000"/>
+                      <w:top w:val="none" w:sz="0" w:space="0" w:color="000000"/>
+                      <w:left w:val="none" w:sz="0" w:space="0" w:color="000000"/>
+                      <w:right w:val="none" w:sz="0" w:space="0" w:color="000000"/>
+                    </w:pBdr>
+                    <w:spacing w:after="100" w:before="100" w:line="240"/>
+                    <w:ind w:left="100" w:right="100" w:firstLine="0" w:firstLineChars="0"/>
+                    <w:rPr>
+                      <w:rFonts w:ascii="Arial" w:hAnsi="Arial" w:eastAsia="Arial" w:cs="Arial"/>
+                      <w:i w:val="false"/>
+                      <w:b w:val="false"/>
+                      <w:u w:val="none"/>
+                      <w:strike w:val="false"/>
+                      <w:sz w:val="22"/>
+                      <w:szCs w:val="22"/>
+                      <w:color w:val="000000"/>
+                    </w:rPr>
+                  </w:pPr>
+                  <w:r xmlns:w="http://schemas.openxmlformats.org/wordprocessingml/2006/main" xmlns:wp="http://schemas.openxmlformats.org/drawingml/2006/wordprocessingDrawing" xmlns:r="http://schemas.openxmlformats.org/officeDocument/2006/relationships" xmlns:w14="http://schemas.microsoft.com/office/word/2010/wordml">
+                    <w:rPr>
+                      <w:rFonts w:ascii="Arial" w:hAnsi="Arial" w:eastAsia="Arial" w:cs="Arial"/>
+                      <w:i w:val="false"/>
+                      <w:b w:val="false"/>
+                      <w:u w:val="none"/>
+                      <w:strike w:val="false"/>
+                      <w:sz w:val="22"/>
+                      <w:szCs w:val="22"/>
+                      <w:color w:val="000000"/>
+                    </w:rPr>
+                    <w:t xml:space="preserve">(0.18, 0.81)</w:t>
+                  </w:r>
+                </w:p>
+              </w:tc>
+              <w:tc>
+                <w:tcPr>
+                  <w:tcBorders>
+                    <w:bottom w:val="single" w:sz="12" w:space="0" w:color="666666"/>
+                    <w:top w:val="none" w:sz="0" w:space="0" w:color="000000"/>
+                    <w:left w:val="none" w:sz="0" w:space="0" w:color="000000"/>
+                    <w:right w:val="none" w:sz="0" w:space="0" w:color="000000"/>
+                  </w:tcBorders>
+                  <w:shd w:val="clear" w:color="auto" w:fill="FFFFFF"/>
+                  <w:tcMar>
+                    <w:top w:w="0" w:type="dxa"/>
+                    <w:bottom w:w="0" w:type="dxa"/>
+                    <w:left w:w="0" w:type="dxa"/>
+                    <w:right w:w="0" w:type="dxa"/>
+                  </w:tcMar>
+                  <w:vAlign w:val="center"/>
+                </w:tcPr>
+                <w:p>
+                  <w:pPr>
+                    <w:jc w:val="right"/>
+                    <w:pBdr>
+                      <w:bottom w:val="none" w:sz="0" w:space="0" w:color="000000"/>
+                      <w:top w:val="none" w:sz="0" w:space="0" w:color="000000"/>
+                      <w:left w:val="none" w:sz="0" w:space="0" w:color="000000"/>
+                      <w:right w:val="none" w:sz="0" w:space="0" w:color="000000"/>
+                    </w:pBdr>
+                    <w:spacing w:after="100" w:before="100" w:line="240"/>
+                    <w:ind w:left="100" w:right="100" w:firstLine="0" w:firstLineChars="0"/>
+                    <w:rPr>
+                      <w:rFonts w:ascii="Arial" w:hAnsi="Arial" w:eastAsia="Arial" w:cs="Arial"/>
+                      <w:i w:val="false"/>
+                      <w:b w:val="false"/>
+                      <w:u w:val="none"/>
+                      <w:strike w:val="false"/>
+                      <w:sz w:val="22"/>
+                      <w:szCs w:val="22"/>
+                      <w:color w:val="000000"/>
+                    </w:rPr>
+                  </w:pPr>
+                  <w:r xmlns:w="http://schemas.openxmlformats.org/wordprocessingml/2006/main" xmlns:wp="http://schemas.openxmlformats.org/drawingml/2006/wordprocessingDrawing" xmlns:r="http://schemas.openxmlformats.org/officeDocument/2006/relationships" xmlns:w14="http://schemas.microsoft.com/office/word/2010/wordml">
+                    <w:rPr>
+                      <w:rFonts w:ascii="Arial" w:hAnsi="Arial" w:eastAsia="Arial" w:cs="Arial"/>
+                      <w:i w:val="false"/>
+                      <w:b w:val="false"/>
+                      <w:u w:val="none"/>
+                      <w:strike w:val="false"/>
+                      <w:sz w:val="22"/>
+                      <w:szCs w:val="22"/>
+                      <w:color w:val="000000"/>
+                    </w:rPr>
+                    <w:t xml:space="preserve">199</w:t>
+                  </w:r>
+                </w:p>
+              </w:tc>
+            </w:tr>
+          </w:tbl>
+          <w:bookmarkEnd w:id="24"/>
+        </w:tc>
+      </w:tr>
+    </w:tbl>
+    <w:tbl>
+      <w:tblPr>
+        <w:tblStyle w:val="Table"/>
+        <w:tblW w:type="pct" w:w="5000"/>
+        <w:tblLayout w:type="fixed"/>
+        <w:tblLook w:firstRow="0" w:lastRow="0" w:firstColumn="0" w:lastColumn="0" w:noHBand="0" w:noVBand="0" w:val="0000"/>
+      </w:tblPr>
+      <w:tblGrid>
+        <w:gridCol w:w="7920"/>
+      </w:tblGrid>
+      <w:tr>
+        <w:tc>
+          <w:tcPr/>
+          <w:bookmarkStart w:id="25" w:name="tbl-subtype-contrast-sensitivity"/>
+          <w:p>
+            <w:pPr>
+              <w:jc w:val="center"/>
+            </w:pPr>
+            <w:pPr>
+              <w:jc w:val="start"/>
+              <w:spacing w:before="200"/>
+              <w:pStyle w:val="ImageCaption"/>
+            </w:pPr>
+            <w:r>
+              <w:t xml:space="preserve">Table 5: Sensitivity summaries for H3N2-minus-H1N1 subtype contrasts. These alternatives are included to show how the contrast behaves under simpler Fisher-z and matrix-permutation reference calculations; neither replaces the primary strain-bootstrap contrast interval.</w:t>
+            </w:r>
+          </w:p>
+          <w:tbl xmlns:w="http://schemas.openxmlformats.org/wordprocessingml/2006/main" xmlns:r="http://schemas.openxmlformats.org/officeDocument/2006/relationships" xmlns:w14="http://schemas.microsoft.com/office/word/2010/wordml" xmlns:wp="http://schemas.openxmlformats.org/drawingml/2006/wordprocessingDrawing" xmlns:a="http://schemas.openxmlformats.org/drawingml/2006/main" xmlns:pic="http://schemas.openxmlformats.org/drawingml/2006/picture">
+            <w:tblPr>
+              <w:tblLayout w:type="fixed"/>
+              <w:jc w:val="center"/>
+              <w:tblLook w:firstRow="1" w:lastRow="0" w:firstColumn="0" w:lastColumn="0" w:noHBand="0" w:noVBand="1"/>
+            </w:tblPr>
+            <w:tblGrid>
+              <w:gridCol w:w="1492"/>
+              <w:gridCol w:w="2587"/>
+              <w:gridCol w:w="1721"/>
+              <w:gridCol w:w="1284"/>
+              <w:gridCol w:w="1277"/>
+              <w:gridCol w:w="998"/>
+            </w:tblGrid>
+            <w:tr>
+              <w:trPr>
+                <w:trHeight w:val="617" w:hRule="auto"/>
+                <w:tblHeader/>
+              </w:trPr>
+              <w:tc>
+                <w:tcPr>
+                  <w:tcBorders>
+                    <w:bottom w:val="single" w:sz="12" w:space="0" w:color="666666"/>
+                    <w:top w:val="single" w:sz="12" w:space="0" w:color="666666"/>
+                    <w:left w:val="none" w:sz="0" w:space="0" w:color="000000"/>
+                    <w:right w:val="none" w:sz="0" w:space="0" w:color="000000"/>
+                  </w:tcBorders>
+                  <w:shd w:val="clear" w:color="auto" w:fill="FFFFFF"/>
+                  <w:tcMar>
+                    <w:top w:w="0" w:type="dxa"/>
+                    <w:bottom w:w="0" w:type="dxa"/>
+                    <w:left w:w="0" w:type="dxa"/>
+                    <w:right w:w="0" w:type="dxa"/>
+                  </w:tcMar>
+                  <w:vAlign w:val="center"/>
+                </w:tcPr>
+                <w:p>
+                  <w:pPr>
+                    <w:jc w:val="left"/>
+                    <w:pBdr>
+                      <w:bottom w:val="none" w:sz="0" w:space="0" w:color="000000"/>
+                      <w:top w:val="none" w:sz="0" w:space="0" w:color="000000"/>
+                      <w:left w:val="none" w:sz="0" w:space="0" w:color="000000"/>
+                      <w:right w:val="none" w:sz="0" w:space="0" w:color="000000"/>
+                    </w:pBdr>
+                    <w:spacing w:after="100" w:before="100" w:line="240"/>
+                    <w:ind w:left="100" w:right="100" w:firstLine="0" w:firstLineChars="0"/>
+                    <w:rPr>
+                      <w:rFonts w:ascii="Arial" w:hAnsi="Arial" w:eastAsia="Arial" w:cs="Arial"/>
+                      <w:i w:val="false"/>
+                      <w:b w:val="false"/>
+                      <w:u w:val="none"/>
+                      <w:strike w:val="false"/>
+                      <w:sz w:val="22"/>
+                      <w:szCs w:val="22"/>
+                      <w:color w:val="000000"/>
+                    </w:rPr>
+                  </w:pPr>
+                  <w:r xmlns:w="http://schemas.openxmlformats.org/wordprocessingml/2006/main" xmlns:wp="http://schemas.openxmlformats.org/drawingml/2006/wordprocessingDrawing" xmlns:r="http://schemas.openxmlformats.org/officeDocument/2006/relationships" xmlns:w14="http://schemas.microsoft.com/office/word/2010/wordml">
+                    <w:rPr>
+                      <w:rFonts w:ascii="Arial" w:hAnsi="Arial" w:eastAsia="Arial" w:cs="Arial"/>
+                      <w:i w:val="false"/>
+                      <w:b w:val="false"/>
+                      <w:u w:val="none"/>
+                      <w:strike w:val="false"/>
+                      <w:sz w:val="22"/>
+                      <w:szCs w:val="22"/>
+                      <w:color w:val="000000"/>
+                    </w:rPr>
+                    <w:t xml:space="preserve">Comparison</w:t>
+                  </w:r>
+                </w:p>
+              </w:tc>
+              <w:tc>
+                <w:tcPr>
+                  <w:tcBorders>
+                    <w:bottom w:val="single" w:sz="12" w:space="0" w:color="666666"/>
+                    <w:top w:val="single" w:sz="12" w:space="0" w:color="666666"/>
+                    <w:left w:val="none" w:sz="0" w:space="0" w:color="000000"/>
+                    <w:right w:val="none" w:sz="0" w:space="0" w:color="000000"/>
+                  </w:tcBorders>
+                  <w:shd w:val="clear" w:color="auto" w:fill="FFFFFF"/>
+                  <w:tcMar>
+                    <w:top w:w="0" w:type="dxa"/>
+                    <w:bottom w:w="0" w:type="dxa"/>
+                    <w:left w:w="0" w:type="dxa"/>
+                    <w:right w:w="0" w:type="dxa"/>
+                  </w:tcMar>
+                  <w:vAlign w:val="center"/>
+                </w:tcPr>
+                <w:p>
+                  <w:pPr>
+                    <w:jc w:val="left"/>
+                    <w:pBdr>
+                      <w:bottom w:val="none" w:sz="0" w:space="0" w:color="000000"/>
+                      <w:top w:val="none" w:sz="0" w:space="0" w:color="000000"/>
+                      <w:left w:val="none" w:sz="0" w:space="0" w:color="000000"/>
+                      <w:right w:val="none" w:sz="0" w:space="0" w:color="000000"/>
+                    </w:pBdr>
+                    <w:spacing w:after="100" w:before="100" w:line="240"/>
+                    <w:ind w:left="100" w:right="100" w:firstLine="0" w:firstLineChars="0"/>
+                    <w:rPr>
+                      <w:rFonts w:ascii="Arial" w:hAnsi="Arial" w:eastAsia="Arial" w:cs="Arial"/>
+                      <w:i w:val="false"/>
+                      <w:b w:val="false"/>
+                      <w:u w:val="none"/>
+                      <w:strike w:val="false"/>
+                      <w:sz w:val="22"/>
+                      <w:szCs w:val="22"/>
+                      <w:color w:val="000000"/>
+                    </w:rPr>
+                  </w:pPr>
+                  <w:r xmlns:w="http://schemas.openxmlformats.org/wordprocessingml/2006/main" xmlns:wp="http://schemas.openxmlformats.org/drawingml/2006/wordprocessingDrawing" xmlns:r="http://schemas.openxmlformats.org/officeDocument/2006/relationships" xmlns:w14="http://schemas.microsoft.com/office/word/2010/wordml">
+                    <w:rPr>
+                      <w:rFonts w:ascii="Arial" w:hAnsi="Arial" w:eastAsia="Arial" w:cs="Arial"/>
+                      <w:i w:val="false"/>
+                      <w:b w:val="false"/>
+                      <w:u w:val="none"/>
+                      <w:strike w:val="false"/>
+                      <w:sz w:val="22"/>
+                      <w:szCs w:val="22"/>
+                      <w:color w:val="000000"/>
+                    </w:rPr>
+                    <w:t xml:space="preserve">Sensitivity method</w:t>
+                  </w:r>
+                </w:p>
+              </w:tc>
+              <w:tc>
+                <w:tcPr>
+                  <w:tcBorders>
+                    <w:bottom w:val="single" w:sz="12" w:space="0" w:color="666666"/>
+                    <w:top w:val="single" w:sz="12" w:space="0" w:color="666666"/>
+                    <w:left w:val="none" w:sz="0" w:space="0" w:color="000000"/>
+                    <w:right w:val="none" w:sz="0" w:space="0" w:color="000000"/>
+                  </w:tcBorders>
+                  <w:shd w:val="clear" w:color="auto" w:fill="FFFFFF"/>
+                  <w:tcMar>
+                    <w:top w:w="0" w:type="dxa"/>
+                    <w:bottom w:w="0" w:type="dxa"/>
+                    <w:left w:w="0" w:type="dxa"/>
+                    <w:right w:w="0" w:type="dxa"/>
+                  </w:tcMar>
+                  <w:vAlign w:val="center"/>
+                </w:tcPr>
+                <w:p>
+                  <w:pPr>
+                    <w:jc w:val="left"/>
+                    <w:pBdr>
+                      <w:bottom w:val="none" w:sz="0" w:space="0" w:color="000000"/>
+                      <w:top w:val="none" w:sz="0" w:space="0" w:color="000000"/>
+                      <w:left w:val="none" w:sz="0" w:space="0" w:color="000000"/>
+                      <w:right w:val="none" w:sz="0" w:space="0" w:color="000000"/>
+                    </w:pBdr>
+                    <w:spacing w:after="100" w:before="100" w:line="240"/>
+                    <w:ind w:left="100" w:right="100" w:firstLine="0" w:firstLineChars="0"/>
+                    <w:rPr>
+                      <w:rFonts w:ascii="Arial" w:hAnsi="Arial" w:eastAsia="Arial" w:cs="Arial"/>
+                      <w:i w:val="false"/>
+                      <w:b w:val="false"/>
+                      <w:u w:val="none"/>
+                      <w:strike w:val="false"/>
+                      <w:sz w:val="22"/>
+                      <w:szCs w:val="22"/>
+                      <w:color w:val="000000"/>
+                    </w:rPr>
+                  </w:pPr>
+                  <w:r xmlns:w="http://schemas.openxmlformats.org/wordprocessingml/2006/main" xmlns:wp="http://schemas.openxmlformats.org/drawingml/2006/wordprocessingDrawing" xmlns:r="http://schemas.openxmlformats.org/officeDocument/2006/relationships" xmlns:w14="http://schemas.microsoft.com/office/word/2010/wordml">
+                    <w:rPr>
+                      <w:rFonts w:ascii="Arial" w:hAnsi="Arial" w:eastAsia="Arial" w:cs="Arial"/>
+                      <w:i w:val="false"/>
+                      <w:b w:val="false"/>
+                      <w:u w:val="none"/>
+                      <w:strike w:val="false"/>
+                      <w:sz w:val="22"/>
+                      <w:szCs w:val="22"/>
+                      <w:color w:val="000000"/>
+                    </w:rPr>
+                    <w:t xml:space="preserve">Difference (H3N2 - H1N1)</w:t>
+                  </w:r>
+                </w:p>
+              </w:tc>
+              <w:tc>
+                <w:tcPr>
+                  <w:tcBorders>
+                    <w:bottom w:val="single" w:sz="12" w:space="0" w:color="666666"/>
+                    <w:top w:val="single" w:sz="12" w:space="0" w:color="666666"/>
+                    <w:left w:val="none" w:sz="0" w:space="0" w:color="000000"/>
+                    <w:right w:val="none" w:sz="0" w:space="0" w:color="000000"/>
+                  </w:tcBorders>
+                  <w:shd w:val="clear" w:color="auto" w:fill="FFFFFF"/>
+                  <w:tcMar>
+                    <w:top w:w="0" w:type="dxa"/>
+                    <w:bottom w:w="0" w:type="dxa"/>
+                    <w:left w:w="0" w:type="dxa"/>
+                    <w:right w:w="0" w:type="dxa"/>
+                  </w:tcMar>
+                  <w:vAlign w:val="center"/>
+                </w:tcPr>
+                <w:p>
+                  <w:pPr>
+                    <w:jc w:val="left"/>
+                    <w:pBdr>
+                      <w:bottom w:val="none" w:sz="0" w:space="0" w:color="000000"/>
+                      <w:top w:val="none" w:sz="0" w:space="0" w:color="000000"/>
+                      <w:left w:val="none" w:sz="0" w:space="0" w:color="000000"/>
+                      <w:right w:val="none" w:sz="0" w:space="0" w:color="000000"/>
+                    </w:pBdr>
+                    <w:spacing w:after="100" w:before="100" w:line="240"/>
+                    <w:ind w:left="100" w:right="100" w:firstLine="0" w:firstLineChars="0"/>
+                    <w:rPr>
+                      <w:rFonts w:ascii="Arial" w:hAnsi="Arial" w:eastAsia="Arial" w:cs="Arial"/>
+                      <w:i w:val="false"/>
+                      <w:b w:val="false"/>
+                      <w:u w:val="none"/>
+                      <w:strike w:val="false"/>
+                      <w:sz w:val="22"/>
+                      <w:szCs w:val="22"/>
+                      <w:color w:val="000000"/>
+                    </w:rPr>
+                  </w:pPr>
+                  <w:r xmlns:w="http://schemas.openxmlformats.org/wordprocessingml/2006/main" xmlns:wp="http://schemas.openxmlformats.org/drawingml/2006/wordprocessingDrawing" xmlns:r="http://schemas.openxmlformats.org/officeDocument/2006/relationships" xmlns:w14="http://schemas.microsoft.com/office/word/2010/wordml">
+                    <w:rPr>
+                      <w:rFonts w:ascii="Arial" w:hAnsi="Arial" w:eastAsia="Arial" w:cs="Arial"/>
+                      <w:i w:val="false"/>
+                      <w:b w:val="false"/>
+                      <w:u w:val="none"/>
+                      <w:strike w:val="false"/>
+                      <w:sz w:val="22"/>
+                      <w:szCs w:val="22"/>
+                      <w:color w:val="000000"/>
+                    </w:rPr>
+                    <w:t xml:space="preserve">Sensitivity statistic</w:t>
+                  </w:r>
+                </w:p>
+              </w:tc>
+              <w:tc>
+                <w:tcPr>
+                  <w:tcBorders>
+                    <w:bottom w:val="single" w:sz="12" w:space="0" w:color="666666"/>
+                    <w:top w:val="single" w:sz="12" w:space="0" w:color="666666"/>
+                    <w:left w:val="none" w:sz="0" w:space="0" w:color="000000"/>
+                    <w:right w:val="none" w:sz="0" w:space="0" w:color="000000"/>
+                  </w:tcBorders>
+                  <w:shd w:val="clear" w:color="auto" w:fill="FFFFFF"/>
+                  <w:tcMar>
+                    <w:top w:w="0" w:type="dxa"/>
+                    <w:bottom w:w="0" w:type="dxa"/>
+                    <w:left w:w="0" w:type="dxa"/>
+                    <w:right w:w="0" w:type="dxa"/>
+                  </w:tcMar>
+                  <w:vAlign w:val="center"/>
+                </w:tcPr>
+                <w:p>
+                  <w:pPr>
+                    <w:jc w:val="left"/>
+                    <w:pBdr>
+                      <w:bottom w:val="none" w:sz="0" w:space="0" w:color="000000"/>
+                      <w:top w:val="none" w:sz="0" w:space="0" w:color="000000"/>
+                      <w:left w:val="none" w:sz="0" w:space="0" w:color="000000"/>
+                      <w:right w:val="none" w:sz="0" w:space="0" w:color="000000"/>
+                    </w:pBdr>
+                    <w:spacing w:after="100" w:before="100" w:line="240"/>
+                    <w:ind w:left="100" w:right="100" w:firstLine="0" w:firstLineChars="0"/>
+                    <w:rPr>
+                      <w:rFonts w:ascii="Arial" w:hAnsi="Arial" w:eastAsia="Arial" w:cs="Arial"/>
+                      <w:i w:val="false"/>
+                      <w:b w:val="false"/>
+                      <w:u w:val="none"/>
+                      <w:strike w:val="false"/>
+                      <w:sz w:val="22"/>
+                      <w:szCs w:val="22"/>
+                      <w:color w:val="000000"/>
+                    </w:rPr>
+                  </w:pPr>
+                  <w:r xmlns:w="http://schemas.openxmlformats.org/wordprocessingml/2006/main" xmlns:wp="http://schemas.openxmlformats.org/drawingml/2006/wordprocessingDrawing" xmlns:r="http://schemas.openxmlformats.org/officeDocument/2006/relationships" xmlns:w14="http://schemas.microsoft.com/office/word/2010/wordml">
+                    <w:rPr>
+                      <w:rFonts w:ascii="Arial" w:hAnsi="Arial" w:eastAsia="Arial" w:cs="Arial"/>
+                      <w:i w:val="false"/>
+                      <w:b w:val="false"/>
+                      <w:u w:val="none"/>
+                      <w:strike w:val="false"/>
+                      <w:sz w:val="22"/>
+                      <w:szCs w:val="22"/>
+                      <w:color w:val="000000"/>
+                    </w:rPr>
+                    <w:t xml:space="preserve">Sensitivity p-value</w:t>
+                  </w:r>
+                </w:p>
+              </w:tc>
+              <w:tc>
+                <w:tcPr>
+                  <w:tcBorders>
+                    <w:bottom w:val="single" w:sz="12" w:space="0" w:color="666666"/>
+                    <w:top w:val="single" w:sz="12" w:space="0" w:color="666666"/>
+                    <w:left w:val="none" w:sz="0" w:space="0" w:color="000000"/>
+                    <w:right w:val="none" w:sz="0" w:space="0" w:color="000000"/>
+                  </w:tcBorders>
+                  <w:shd w:val="clear" w:color="auto" w:fill="FFFFFF"/>
+                  <w:tcMar>
+                    <w:top w:w="0" w:type="dxa"/>
+                    <w:bottom w:w="0" w:type="dxa"/>
+                    <w:left w:w="0" w:type="dxa"/>
+                    <w:right w:w="0" w:type="dxa"/>
+                  </w:tcMar>
+                  <w:vAlign w:val="center"/>
+                </w:tcPr>
+                <w:p>
+                  <w:pPr>
+                    <w:jc w:val="right"/>
+                    <w:pBdr>
+                      <w:bottom w:val="none" w:sz="0" w:space="0" w:color="000000"/>
+                      <w:top w:val="none" w:sz="0" w:space="0" w:color="000000"/>
+                      <w:left w:val="none" w:sz="0" w:space="0" w:color="000000"/>
+                      <w:right w:val="none" w:sz="0" w:space="0" w:color="000000"/>
+                    </w:pBdr>
+                    <w:spacing w:after="100" w:before="100" w:line="240"/>
+                    <w:ind w:left="100" w:right="100" w:firstLine="0" w:firstLineChars="0"/>
+                    <w:rPr>
+                      <w:rFonts w:ascii="Arial" w:hAnsi="Arial" w:eastAsia="Arial" w:cs="Arial"/>
+                      <w:i w:val="false"/>
+                      <w:b w:val="false"/>
+                      <w:u w:val="none"/>
+                      <w:strike w:val="false"/>
+                      <w:sz w:val="22"/>
+                      <w:szCs w:val="22"/>
+                      <w:color w:val="000000"/>
+                    </w:rPr>
+                  </w:pPr>
+                  <w:r xmlns:w="http://schemas.openxmlformats.org/wordprocessingml/2006/main" xmlns:wp="http://schemas.openxmlformats.org/drawingml/2006/wordprocessingDrawing" xmlns:r="http://schemas.openxmlformats.org/officeDocument/2006/relationships" xmlns:w14="http://schemas.microsoft.com/office/word/2010/wordml">
+                    <w:rPr>
+                      <w:rFonts w:ascii="Arial" w:hAnsi="Arial" w:eastAsia="Arial" w:cs="Arial"/>
+                      <w:i w:val="false"/>
+                      <w:b w:val="false"/>
+                      <w:u w:val="none"/>
+                      <w:strike w:val="false"/>
+                      <w:sz w:val="22"/>
+                      <w:szCs w:val="22"/>
+                      <w:color w:val="000000"/>
+                    </w:rPr>
+                    <w:t xml:space="preserve">Permutations</w:t>
+                  </w:r>
+                </w:p>
+              </w:tc>
+            </w:tr>
+            <w:tr>
+              <w:trPr>
+                <w:trHeight w:val="612" w:hRule="auto"/>
+              </w:trPr>
+              <w:tc>
+                <w:tcPr>
+                  <w:vMerge w:val="restart"/>
+                  <w:tcBorders>
+                    <w:bottom w:val="none" w:sz="0" w:space="0" w:color="000000"/>
+                    <w:top w:val="single" w:sz="12" w:space="0" w:color="666666"/>
+                    <w:left w:val="none" w:sz="0" w:space="0" w:color="000000"/>
+                    <w:right w:val="none" w:sz="0" w:space="0" w:color="000000"/>
+                  </w:tcBorders>
+                  <w:shd w:val="clear" w:color="auto" w:fill="FFFFFF"/>
+                  <w:tcMar>
+                    <w:top w:w="0" w:type="dxa"/>
+                    <w:bottom w:w="0" w:type="dxa"/>
+                    <w:left w:w="0" w:type="dxa"/>
+                    <w:right w:w="0" w:type="dxa"/>
+                  </w:tcMar>
+                  <w:vAlign w:val="top"/>
+                </w:tcPr>
+                <w:p>
+                  <w:pPr>
+                    <w:jc w:val="left"/>
+                    <w:pBdr>
+                      <w:bottom w:val="none" w:sz="0" w:space="0" w:color="000000"/>
+                      <w:top w:val="none" w:sz="0" w:space="0" w:color="000000"/>
+                      <w:left w:val="none" w:sz="0" w:space="0" w:color="000000"/>
+                      <w:right w:val="none" w:sz="0" w:space="0" w:color="000000"/>
+                    </w:pBdr>
+                    <w:spacing w:after="100" w:before="100" w:line="240"/>
+                    <w:ind w:left="100" w:right="100" w:firstLine="0" w:firstLineChars="0"/>
+                    <w:rPr>
+                      <w:rFonts w:ascii="Arial" w:hAnsi="Arial" w:eastAsia="Arial" w:cs="Arial"/>
+                      <w:i w:val="false"/>
+                      <w:b w:val="false"/>
+                      <w:u w:val="none"/>
+                      <w:strike w:val="false"/>
+                      <w:sz w:val="22"/>
+                      <w:szCs w:val="22"/>
+                      <w:color w:val="000000"/>
+                    </w:rPr>
+                  </w:pPr>
+                  <w:r xmlns:w="http://schemas.openxmlformats.org/wordprocessingml/2006/main" xmlns:wp="http://schemas.openxmlformats.org/drawingml/2006/wordprocessingDrawing" xmlns:r="http://schemas.openxmlformats.org/officeDocument/2006/relationships" xmlns:w14="http://schemas.microsoft.com/office/word/2010/wordml">
+                    <w:rPr>
+                      <w:rFonts w:ascii="Arial" w:hAnsi="Arial" w:eastAsia="Arial" w:cs="Arial"/>
+                      <w:i w:val="false"/>
+                      <w:b w:val="false"/>
+                      <w:u w:val="none"/>
+                      <w:strike w:val="false"/>
+                      <w:sz w:val="22"/>
+                      <w:szCs w:val="22"/>
+                      <w:color w:val="000000"/>
+                    </w:rPr>
+                    <w:t xml:space="preserve">Temporal distance</w:t>
+                  </w:r>
+                </w:p>
+              </w:tc>
+              <w:tc>
+                <w:tcPr>
+                  <w:tcBorders>
+                    <w:bottom w:val="none" w:sz="0" w:space="0" w:color="000000"/>
+                    <w:top w:val="single" w:sz="12" w:space="0" w:color="666666"/>
+                    <w:left w:val="none" w:sz="0" w:space="0" w:color="000000"/>
+                    <w:right w:val="none" w:sz="0" w:space="0" w:color="000000"/>
+                  </w:tcBorders>
+                  <w:shd w:val="clear" w:color="auto" w:fill="FFFFFF"/>
+                  <w:tcMar>
+                    <w:top w:w="0" w:type="dxa"/>
+                    <w:bottom w:w="0" w:type="dxa"/>
+                    <w:left w:w="0" w:type="dxa"/>
+                    <w:right w:w="0" w:type="dxa"/>
+                  </w:tcMar>
+                  <w:vAlign w:val="center"/>
+                </w:tcPr>
+                <w:p>
+                  <w:pPr>
+                    <w:jc w:val="left"/>
+                    <w:pBdr>
+                      <w:bottom w:val="none" w:sz="0" w:space="0" w:color="000000"/>
+                      <w:top w:val="none" w:sz="0" w:space="0" w:color="000000"/>
+                      <w:left w:val="none" w:sz="0" w:space="0" w:color="000000"/>
+                      <w:right w:val="none" w:sz="0" w:space="0" w:color="000000"/>
+                    </w:pBdr>
+                    <w:spacing w:after="100" w:before="100" w:line="240"/>
+                    <w:ind w:left="100" w:right="100" w:firstLine="0" w:firstLineChars="0"/>
+                    <w:rPr>
+                      <w:rFonts w:ascii="Arial" w:hAnsi="Arial" w:eastAsia="Arial" w:cs="Arial"/>
+                      <w:i w:val="false"/>
+                      <w:b w:val="false"/>
+                      <w:u w:val="none"/>
+                      <w:strike w:val="false"/>
+                      <w:sz w:val="22"/>
+                      <w:szCs w:val="22"/>
+                      <w:color w:val="000000"/>
+                    </w:rPr>
+                  </w:pPr>
+                  <w:r xmlns:w="http://schemas.openxmlformats.org/wordprocessingml/2006/main" xmlns:wp="http://schemas.openxmlformats.org/drawingml/2006/wordprocessingDrawing" xmlns:r="http://schemas.openxmlformats.org/officeDocument/2006/relationships" xmlns:w14="http://schemas.microsoft.com/office/word/2010/wordml">
+                    <w:rPr>
+                      <w:rFonts w:ascii="Arial" w:hAnsi="Arial" w:eastAsia="Arial" w:cs="Arial"/>
+                      <w:i w:val="false"/>
+                      <w:b w:val="false"/>
+                      <w:u w:val="none"/>
+                      <w:strike w:val="false"/>
+                      <w:sz w:val="22"/>
+                      <w:szCs w:val="22"/>
+                      <w:color w:val="000000"/>
+                    </w:rPr>
+                    <w:t xml:space="preserve">Fisher z approximation</w:t>
+                  </w:r>
+                </w:p>
+              </w:tc>
+              <w:tc>
+                <w:tcPr>
+                  <w:tcBorders>
+                    <w:bottom w:val="none" w:sz="0" w:space="0" w:color="000000"/>
+                    <w:top w:val="single" w:sz="12" w:space="0" w:color="666666"/>
+                    <w:left w:val="none" w:sz="0" w:space="0" w:color="000000"/>
+                    <w:right w:val="none" w:sz="0" w:space="0" w:color="000000"/>
+                  </w:tcBorders>
+                  <w:shd w:val="clear" w:color="auto" w:fill="FFFFFF"/>
+                  <w:tcMar>
+                    <w:top w:w="0" w:type="dxa"/>
+                    <w:bottom w:w="0" w:type="dxa"/>
+                    <w:left w:w="0" w:type="dxa"/>
+                    <w:right w:w="0" w:type="dxa"/>
+                  </w:tcMar>
+                  <w:vAlign w:val="center"/>
+                </w:tcPr>
+                <w:p>
+                  <w:pPr>
+                    <w:jc w:val="left"/>
+                    <w:pBdr>
+                      <w:bottom w:val="none" w:sz="0" w:space="0" w:color="000000"/>
+                      <w:top w:val="none" w:sz="0" w:space="0" w:color="000000"/>
+                      <w:left w:val="none" w:sz="0" w:space="0" w:color="000000"/>
+                      <w:right w:val="none" w:sz="0" w:space="0" w:color="000000"/>
+                    </w:pBdr>
+                    <w:spacing w:after="100" w:before="100" w:line="240"/>
+                    <w:ind w:left="100" w:right="100" w:firstLine="0" w:firstLineChars="0"/>
+                    <w:rPr>
+                      <w:rFonts w:ascii="Arial" w:hAnsi="Arial" w:eastAsia="Arial" w:cs="Arial"/>
+                      <w:i w:val="false"/>
+                      <w:b w:val="false"/>
+                      <w:u w:val="none"/>
+                      <w:strike w:val="false"/>
+                      <w:sz w:val="22"/>
+                      <w:szCs w:val="22"/>
+                      <w:color w:val="000000"/>
+                    </w:rPr>
+                  </w:pPr>
+                  <w:r xmlns:w="http://schemas.openxmlformats.org/wordprocessingml/2006/main" xmlns:wp="http://schemas.openxmlformats.org/drawingml/2006/wordprocessingDrawing" xmlns:r="http://schemas.openxmlformats.org/officeDocument/2006/relationships" xmlns:w14="http://schemas.microsoft.com/office/word/2010/wordml">
+                    <w:rPr>
+                      <w:rFonts w:ascii="Arial" w:hAnsi="Arial" w:eastAsia="Arial" w:cs="Arial"/>
+                      <w:i w:val="false"/>
+                      <w:b w:val="false"/>
+                      <w:u w:val="none"/>
+                      <w:strike w:val="false"/>
+                      <w:sz w:val="22"/>
+                      <w:szCs w:val="22"/>
+                      <w:color w:val="000000"/>
+                    </w:rPr>
+                    <w:t xml:space="preserve">0.74</w:t>
+                  </w:r>
+                </w:p>
+              </w:tc>
+              <w:tc>
+                <w:tcPr>
+                  <w:tcBorders>
+                    <w:bottom w:val="none" w:sz="0" w:space="0" w:color="000000"/>
+                    <w:top w:val="single" w:sz="12" w:space="0" w:color="666666"/>
+                    <w:left w:val="none" w:sz="0" w:space="0" w:color="000000"/>
+                    <w:right w:val="none" w:sz="0" w:space="0" w:color="000000"/>
+                  </w:tcBorders>
+                  <w:shd w:val="clear" w:color="auto" w:fill="FFFFFF"/>
+                  <w:tcMar>
+                    <w:top w:w="0" w:type="dxa"/>
+                    <w:bottom w:w="0" w:type="dxa"/>
+                    <w:left w:w="0" w:type="dxa"/>
+                    <w:right w:w="0" w:type="dxa"/>
+                  </w:tcMar>
+                  <w:vAlign w:val="center"/>
+                </w:tcPr>
+                <w:p>
+                  <w:pPr>
+                    <w:jc w:val="left"/>
+                    <w:pBdr>
+                      <w:bottom w:val="none" w:sz="0" w:space="0" w:color="000000"/>
+                      <w:top w:val="none" w:sz="0" w:space="0" w:color="000000"/>
+                      <w:left w:val="none" w:sz="0" w:space="0" w:color="000000"/>
+                      <w:right w:val="none" w:sz="0" w:space="0" w:color="000000"/>
+                    </w:pBdr>
+                    <w:spacing w:after="100" w:before="100" w:line="240"/>
+                    <w:ind w:left="100" w:right="100" w:firstLine="0" w:firstLineChars="0"/>
+                    <w:rPr>
+                      <w:rFonts w:ascii="Arial" w:hAnsi="Arial" w:eastAsia="Arial" w:cs="Arial"/>
+                      <w:i w:val="false"/>
+                      <w:b w:val="false"/>
+                      <w:u w:val="none"/>
+                      <w:strike w:val="false"/>
+                      <w:sz w:val="22"/>
+                      <w:szCs w:val="22"/>
+                      <w:color w:val="000000"/>
+                    </w:rPr>
+                  </w:pPr>
+                  <w:r xmlns:w="http://schemas.openxmlformats.org/wordprocessingml/2006/main" xmlns:wp="http://schemas.openxmlformats.org/drawingml/2006/wordprocessingDrawing" xmlns:r="http://schemas.openxmlformats.org/officeDocument/2006/relationships" xmlns:w14="http://schemas.microsoft.com/office/word/2010/wordml">
+                    <w:rPr>
+                      <w:rFonts w:ascii="Arial" w:hAnsi="Arial" w:eastAsia="Arial" w:cs="Arial"/>
+                      <w:i w:val="false"/>
+                      <w:b w:val="false"/>
+                      <w:u w:val="none"/>
+                      <w:strike w:val="false"/>
+                      <w:sz w:val="22"/>
+                      <w:szCs w:val="22"/>
+                      <w:color w:val="000000"/>
+                    </w:rPr>
+                    <w:t xml:space="preserve">21.20</w:t>
+                  </w:r>
+                </w:p>
+              </w:tc>
+              <w:tc>
+                <w:tcPr>
+                  <w:tcBorders>
+                    <w:bottom w:val="none" w:sz="0" w:space="0" w:color="000000"/>
+                    <w:top w:val="single" w:sz="12" w:space="0" w:color="666666"/>
+                    <w:left w:val="none" w:sz="0" w:space="0" w:color="000000"/>
+                    <w:right w:val="none" w:sz="0" w:space="0" w:color="000000"/>
+                  </w:tcBorders>
+                  <w:shd w:val="clear" w:color="auto" w:fill="FFFFFF"/>
+                  <w:tcMar>
+                    <w:top w:w="0" w:type="dxa"/>
+                    <w:bottom w:w="0" w:type="dxa"/>
+                    <w:left w:w="0" w:type="dxa"/>
+                    <w:right w:w="0" w:type="dxa"/>
+                  </w:tcMar>
+                  <w:vAlign w:val="center"/>
+                </w:tcPr>
+                <w:p>
+                  <w:pPr>
+                    <w:jc w:val="left"/>
+                    <w:pBdr>
+                      <w:bottom w:val="none" w:sz="0" w:space="0" w:color="000000"/>
+                      <w:top w:val="none" w:sz="0" w:space="0" w:color="000000"/>
+                      <w:left w:val="none" w:sz="0" w:space="0" w:color="000000"/>
+                      <w:right w:val="none" w:sz="0" w:space="0" w:color="000000"/>
+                    </w:pBdr>
+                    <w:spacing w:after="100" w:before="100" w:line="240"/>
+                    <w:ind w:left="100" w:right="100" w:firstLine="0" w:firstLineChars="0"/>
+                    <w:rPr>
+                      <w:rFonts w:ascii="Arial" w:hAnsi="Arial" w:eastAsia="Arial" w:cs="Arial"/>
+                      <w:i w:val="false"/>
+                      <w:b w:val="false"/>
+                      <w:u w:val="none"/>
+                      <w:strike w:val="false"/>
+                      <w:sz w:val="22"/>
+                      <w:szCs w:val="22"/>
+                      <w:color w:val="000000"/>
+                    </w:rPr>
+                  </w:pPr>
+                  <w:r xmlns:w="http://schemas.openxmlformats.org/wordprocessingml/2006/main" xmlns:wp="http://schemas.openxmlformats.org/drawingml/2006/wordprocessingDrawing" xmlns:r="http://schemas.openxmlformats.org/officeDocument/2006/relationships" xmlns:w14="http://schemas.microsoft.com/office/word/2010/wordml">
+                    <w:rPr>
+                      <w:rFonts w:ascii="Arial" w:hAnsi="Arial" w:eastAsia="Arial" w:cs="Arial"/>
+                      <w:i w:val="false"/>
+                      <w:b w:val="false"/>
+                      <w:u w:val="none"/>
+                      <w:strike w:val="false"/>
+                      <w:sz w:val="22"/>
+                      <w:szCs w:val="22"/>
+                      <w:color w:val="000000"/>
+                    </w:rPr>
+                    <w:t xml:space="preserve">&lt; 0.001</w:t>
+                  </w:r>
+                </w:p>
+              </w:tc>
+              <w:tc>
+                <w:tcPr>
+                  <w:tcBorders>
+                    <w:bottom w:val="none" w:sz="0" w:space="0" w:color="000000"/>
+                    <w:top w:val="single" w:sz="12" w:space="0" w:color="666666"/>
+                    <w:left w:val="none" w:sz="0" w:space="0" w:color="000000"/>
+                    <w:right w:val="none" w:sz="0" w:space="0" w:color="000000"/>
+                  </w:tcBorders>
+                  <w:shd w:val="clear" w:color="auto" w:fill="FFFFFF"/>
+                  <w:tcMar>
+                    <w:top w:w="0" w:type="dxa"/>
+                    <w:bottom w:w="0" w:type="dxa"/>
+                    <w:left w:w="0" w:type="dxa"/>
+                    <w:right w:w="0" w:type="dxa"/>
+                  </w:tcMar>
+                  <w:vAlign w:val="center"/>
+                </w:tcPr>
+                <w:p>
+                  <w:pPr>
+                    <w:jc w:val="right"/>
+                    <w:pBdr>
+                      <w:bottom w:val="none" w:sz="0" w:space="0" w:color="000000"/>
+                      <w:top w:val="none" w:sz="0" w:space="0" w:color="000000"/>
+                      <w:left w:val="none" w:sz="0" w:space="0" w:color="000000"/>
+                      <w:right w:val="none" w:sz="0" w:space="0" w:color="000000"/>
+                    </w:pBdr>
+                    <w:spacing w:after="100" w:before="100" w:line="240"/>
+                    <w:ind w:left="100" w:right="100" w:firstLine="0" w:firstLineChars="0"/>
+                    <w:rPr>
+                      <w:rFonts w:ascii="Arial" w:hAnsi="Arial" w:eastAsia="Arial" w:cs="Arial"/>
+                      <w:i w:val="false"/>
+                      <w:b w:val="false"/>
+                      <w:u w:val="none"/>
+                      <w:strike w:val="false"/>
+                      <w:sz w:val="22"/>
+                      <w:szCs w:val="22"/>
+                      <w:color w:val="000000"/>
+                    </w:rPr>
+                  </w:pPr>
+                  <w:r xmlns:w="http://schemas.openxmlformats.org/wordprocessingml/2006/main" xmlns:wp="http://schemas.openxmlformats.org/drawingml/2006/wordprocessingDrawing" xmlns:r="http://schemas.openxmlformats.org/officeDocument/2006/relationships" xmlns:w14="http://schemas.microsoft.com/office/word/2010/wordml">
+                    <w:rPr>
+                      <w:rFonts w:ascii="Arial" w:hAnsi="Arial" w:eastAsia="Arial" w:cs="Arial"/>
+                      <w:i w:val="false"/>
+                      <w:b w:val="false"/>
+                      <w:u w:val="none"/>
+                      <w:strike w:val="false"/>
+                      <w:sz w:val="22"/>
+                      <w:szCs w:val="22"/>
+                      <w:color w:val="000000"/>
+                    </w:rPr>
+                    <w:t xml:space="preserve"/>
+                  </w:r>
+                </w:p>
+              </w:tc>
+            </w:tr>
+            <w:tr>
+              <w:trPr>
+                <w:trHeight w:val="612" w:hRule="auto"/>
+              </w:trPr>
+              <w:tc>
+                <w:tcPr>
+                  <w:vMerge/>
+                  <w:tcBorders>
+                    <w:bottom w:val="none" w:sz="0" w:space="0" w:color="000000"/>
+                    <w:top w:val="none" w:sz="0" w:space="0" w:color="000000"/>
+                    <w:left w:val="none" w:sz="0" w:space="0" w:color="000000"/>
+                    <w:right w:val="none" w:sz="0" w:space="0" w:color="000000"/>
+                  </w:tcBorders>
+                  <w:shd w:val="clear" w:color="auto" w:fill="FFFFFF"/>
+                  <w:tcMar>
+                    <w:top w:w="0" w:type="dxa"/>
+                    <w:bottom w:w="0" w:type="dxa"/>
+                    <w:left w:w="0" w:type="dxa"/>
+                    <w:right w:w="0" w:type="dxa"/>
+                  </w:tcMar>
+                  <w:vAlign w:val="top"/>
+                </w:tcPr>
+                <w:p>
+                  <w:pPr>
+                    <w:jc w:val="left"/>
+                    <w:pBdr>
+                      <w:bottom w:val="none" w:sz="0" w:space="0" w:color="000000"/>
+                      <w:top w:val="none" w:sz="0" w:space="0" w:color="000000"/>
+                      <w:left w:val="none" w:sz="0" w:space="0" w:color="000000"/>
+                      <w:right w:val="none" w:sz="0" w:space="0" w:color="000000"/>
+                    </w:pBdr>
+                    <w:spacing w:after="100" w:before="100" w:line="240"/>
+                    <w:ind w:left="100" w:right="100" w:firstLine="0" w:firstLineChars="0"/>
+                    <w:rPr>
+                      <w:rFonts w:ascii="Arial" w:hAnsi="Arial" w:eastAsia="Arial" w:cs="Arial"/>
+                      <w:i w:val="false"/>
+                      <w:b w:val="false"/>
+                      <w:u w:val="none"/>
+                      <w:strike w:val="false"/>
+                      <w:sz w:val="22"/>
+                      <w:szCs w:val="22"/>
+                      <w:color w:val="000000"/>
+                    </w:rPr>
+                  </w:pPr>
+                </w:p>
+              </w:tc>
+              <w:tc>
+                <w:tcPr>
+                  <w:tcBorders>
+                    <w:bottom w:val="none" w:sz="0" w:space="0" w:color="000000"/>
+                    <w:top w:val="none" w:sz="0" w:space="0" w:color="000000"/>
+                    <w:left w:val="none" w:sz="0" w:space="0" w:color="000000"/>
+                    <w:right w:val="none" w:sz="0" w:space="0" w:color="000000"/>
+                  </w:tcBorders>
+                  <w:shd w:val="clear" w:color="auto" w:fill="FFFFFF"/>
+                  <w:tcMar>
+                    <w:top w:w="0" w:type="dxa"/>
+                    <w:bottom w:w="0" w:type="dxa"/>
+                    <w:left w:w="0" w:type="dxa"/>
+                    <w:right w:w="0" w:type="dxa"/>
+                  </w:tcMar>
+                  <w:vAlign w:val="center"/>
+                </w:tcPr>
+                <w:p>
+                  <w:pPr>
+                    <w:jc w:val="left"/>
+                    <w:pBdr>
+                      <w:bottom w:val="none" w:sz="0" w:space="0" w:color="000000"/>
+                      <w:top w:val="none" w:sz="0" w:space="0" w:color="000000"/>
+                      <w:left w:val="none" w:sz="0" w:space="0" w:color="000000"/>
+                      <w:right w:val="none" w:sz="0" w:space="0" w:color="000000"/>
+                    </w:pBdr>
+                    <w:spacing w:after="100" w:before="100" w:line="240"/>
+                    <w:ind w:left="100" w:right="100" w:firstLine="0" w:firstLineChars="0"/>
+                    <w:rPr>
+                      <w:rFonts w:ascii="Arial" w:hAnsi="Arial" w:eastAsia="Arial" w:cs="Arial"/>
+                      <w:i w:val="false"/>
+                      <w:b w:val="false"/>
+                      <w:u w:val="none"/>
+                      <w:strike w:val="false"/>
+                      <w:sz w:val="22"/>
+                      <w:szCs w:val="22"/>
+                      <w:color w:val="000000"/>
+                    </w:rPr>
+                  </w:pPr>
+                  <w:r xmlns:w="http://schemas.openxmlformats.org/wordprocessingml/2006/main" xmlns:wp="http://schemas.openxmlformats.org/drawingml/2006/wordprocessingDrawing" xmlns:r="http://schemas.openxmlformats.org/officeDocument/2006/relationships" xmlns:w14="http://schemas.microsoft.com/office/word/2010/wordml">
+                    <w:rPr>
+                      <w:rFonts w:ascii="Arial" w:hAnsi="Arial" w:eastAsia="Arial" w:cs="Arial"/>
+                      <w:i w:val="false"/>
+                      <w:b w:val="false"/>
+                      <w:u w:val="none"/>
+                      <w:strike w:val="false"/>
+                      <w:sz w:val="22"/>
+                      <w:szCs w:val="22"/>
+                      <w:color w:val="000000"/>
+                    </w:rPr>
+                    <w:t xml:space="preserve">Independent Mantel permutation contrast</w:t>
+                  </w:r>
+                </w:p>
+              </w:tc>
+              <w:tc>
+                <w:tcPr>
+                  <w:tcBorders>
+                    <w:bottom w:val="none" w:sz="0" w:space="0" w:color="000000"/>
+                    <w:top w:val="none" w:sz="0" w:space="0" w:color="000000"/>
+                    <w:left w:val="none" w:sz="0" w:space="0" w:color="000000"/>
+                    <w:right w:val="none" w:sz="0" w:space="0" w:color="000000"/>
+                  </w:tcBorders>
+                  <w:shd w:val="clear" w:color="auto" w:fill="FFFFFF"/>
+                  <w:tcMar>
+                    <w:top w:w="0" w:type="dxa"/>
+                    <w:bottom w:w="0" w:type="dxa"/>
+                    <w:left w:w="0" w:type="dxa"/>
+                    <w:right w:w="0" w:type="dxa"/>
+                  </w:tcMar>
+                  <w:vAlign w:val="center"/>
+                </w:tcPr>
+                <w:p>
+                  <w:pPr>
+                    <w:jc w:val="left"/>
+                    <w:pBdr>
+                      <w:bottom w:val="none" w:sz="0" w:space="0" w:color="000000"/>
+                      <w:top w:val="none" w:sz="0" w:space="0" w:color="000000"/>
+                      <w:left w:val="none" w:sz="0" w:space="0" w:color="000000"/>
+                      <w:right w:val="none" w:sz="0" w:space="0" w:color="000000"/>
+                    </w:pBdr>
+                    <w:spacing w:after="100" w:before="100" w:line="240"/>
+                    <w:ind w:left="100" w:right="100" w:firstLine="0" w:firstLineChars="0"/>
+                    <w:rPr>
+                      <w:rFonts w:ascii="Arial" w:hAnsi="Arial" w:eastAsia="Arial" w:cs="Arial"/>
+                      <w:i w:val="false"/>
+                      <w:b w:val="false"/>
+                      <w:u w:val="none"/>
+                      <w:strike w:val="false"/>
+                      <w:sz w:val="22"/>
+                      <w:szCs w:val="22"/>
+                      <w:color w:val="000000"/>
+                    </w:rPr>
+                  </w:pPr>
+                  <w:r xmlns:w="http://schemas.openxmlformats.org/wordprocessingml/2006/main" xmlns:wp="http://schemas.openxmlformats.org/drawingml/2006/wordprocessingDrawing" xmlns:r="http://schemas.openxmlformats.org/officeDocument/2006/relationships" xmlns:w14="http://schemas.microsoft.com/office/word/2010/wordml">
+                    <w:rPr>
+                      <w:rFonts w:ascii="Arial" w:hAnsi="Arial" w:eastAsia="Arial" w:cs="Arial"/>
+                      <w:i w:val="false"/>
+                      <w:b w:val="false"/>
+                      <w:u w:val="none"/>
+                      <w:strike w:val="false"/>
+                      <w:sz w:val="22"/>
+                      <w:szCs w:val="22"/>
+                      <w:color w:val="000000"/>
+                    </w:rPr>
+                    <w:t xml:space="preserve">0.74</w:t>
+                  </w:r>
+                </w:p>
+              </w:tc>
+              <w:tc>
+                <w:tcPr>
+                  <w:tcBorders>
+                    <w:bottom w:val="none" w:sz="0" w:space="0" w:color="000000"/>
+                    <w:top w:val="none" w:sz="0" w:space="0" w:color="000000"/>
+                    <w:left w:val="none" w:sz="0" w:space="0" w:color="000000"/>
+                    <w:right w:val="none" w:sz="0" w:space="0" w:color="000000"/>
+                  </w:tcBorders>
+                  <w:shd w:val="clear" w:color="auto" w:fill="FFFFFF"/>
+                  <w:tcMar>
+                    <w:top w:w="0" w:type="dxa"/>
+                    <w:bottom w:w="0" w:type="dxa"/>
+                    <w:left w:w="0" w:type="dxa"/>
+                    <w:right w:w="0" w:type="dxa"/>
+                  </w:tcMar>
+                  <w:vAlign w:val="center"/>
+                </w:tcPr>
+                <w:p>
+                  <w:pPr>
+                    <w:jc w:val="left"/>
+                    <w:pBdr>
+                      <w:bottom w:val="none" w:sz="0" w:space="0" w:color="000000"/>
+                      <w:top w:val="none" w:sz="0" w:space="0" w:color="000000"/>
+                      <w:left w:val="none" w:sz="0" w:space="0" w:color="000000"/>
+                      <w:right w:val="none" w:sz="0" w:space="0" w:color="000000"/>
+                    </w:pBdr>
+                    <w:spacing w:after="100" w:before="100" w:line="240"/>
+                    <w:ind w:left="100" w:right="100" w:firstLine="0" w:firstLineChars="0"/>
+                    <w:rPr>
+                      <w:rFonts w:ascii="Arial" w:hAnsi="Arial" w:eastAsia="Arial" w:cs="Arial"/>
+                      <w:i w:val="false"/>
+                      <w:b w:val="false"/>
+                      <w:u w:val="none"/>
+                      <w:strike w:val="false"/>
+                      <w:sz w:val="22"/>
+                      <w:szCs w:val="22"/>
+                      <w:color w:val="000000"/>
+                    </w:rPr>
+                  </w:pPr>
+                  <w:r xmlns:w="http://schemas.openxmlformats.org/wordprocessingml/2006/main" xmlns:wp="http://schemas.openxmlformats.org/drawingml/2006/wordprocessingDrawing" xmlns:r="http://schemas.openxmlformats.org/officeDocument/2006/relationships" xmlns:w14="http://schemas.microsoft.com/office/word/2010/wordml">
+                    <w:rPr>
+                      <w:rFonts w:ascii="Arial" w:hAnsi="Arial" w:eastAsia="Arial" w:cs="Arial"/>
+                      <w:i w:val="false"/>
+                      <w:b w:val="false"/>
+                      <w:u w:val="none"/>
+                      <w:strike w:val="false"/>
+                      <w:sz w:val="22"/>
+                      <w:szCs w:val="22"/>
+                      <w:color w:val="000000"/>
+                    </w:rPr>
+                    <w:t xml:space="preserve">0.74</w:t>
+                  </w:r>
+                </w:p>
+              </w:tc>
+              <w:tc>
+                <w:tcPr>
+                  <w:tcBorders>
+                    <w:bottom w:val="none" w:sz="0" w:space="0" w:color="000000"/>
+                    <w:top w:val="none" w:sz="0" w:space="0" w:color="000000"/>
+                    <w:left w:val="none" w:sz="0" w:space="0" w:color="000000"/>
+                    <w:right w:val="none" w:sz="0" w:space="0" w:color="000000"/>
+                  </w:tcBorders>
+                  <w:shd w:val="clear" w:color="auto" w:fill="FFFFFF"/>
+                  <w:tcMar>
+                    <w:top w:w="0" w:type="dxa"/>
+                    <w:bottom w:w="0" w:type="dxa"/>
+                    <w:left w:w="0" w:type="dxa"/>
+                    <w:right w:w="0" w:type="dxa"/>
+                  </w:tcMar>
+                  <w:vAlign w:val="center"/>
+                </w:tcPr>
+                <w:p>
+                  <w:pPr>
+                    <w:jc w:val="left"/>
+                    <w:pBdr>
+                      <w:bottom w:val="none" w:sz="0" w:space="0" w:color="000000"/>
+                      <w:top w:val="none" w:sz="0" w:space="0" w:color="000000"/>
+                      <w:left w:val="none" w:sz="0" w:space="0" w:color="000000"/>
+                      <w:right w:val="none" w:sz="0" w:space="0" w:color="000000"/>
+                    </w:pBdr>
+                    <w:spacing w:after="100" w:before="100" w:line="240"/>
+                    <w:ind w:left="100" w:right="100" w:firstLine="0" w:firstLineChars="0"/>
+                    <w:rPr>
+                      <w:rFonts w:ascii="Arial" w:hAnsi="Arial" w:eastAsia="Arial" w:cs="Arial"/>
+                      <w:i w:val="false"/>
+                      <w:b w:val="false"/>
+                      <w:u w:val="none"/>
+                      <w:strike w:val="false"/>
+                      <w:sz w:val="22"/>
+                      <w:szCs w:val="22"/>
+                      <w:color w:val="000000"/>
+                    </w:rPr>
+                  </w:pPr>
+                  <w:r xmlns:w="http://schemas.openxmlformats.org/wordprocessingml/2006/main" xmlns:wp="http://schemas.openxmlformats.org/drawingml/2006/wordprocessingDrawing" xmlns:r="http://schemas.openxmlformats.org/officeDocument/2006/relationships" xmlns:w14="http://schemas.microsoft.com/office/word/2010/wordml">
+                    <w:rPr>
+                      <w:rFonts w:ascii="Arial" w:hAnsi="Arial" w:eastAsia="Arial" w:cs="Arial"/>
+                      <w:i w:val="false"/>
+                      <w:b w:val="false"/>
+                      <w:u w:val="none"/>
+                      <w:strike w:val="false"/>
+                      <w:sz w:val="22"/>
+                      <w:szCs w:val="22"/>
+                      <w:color w:val="000000"/>
+                    </w:rPr>
+                    <w:t xml:space="preserve">0.010</w:t>
+                  </w:r>
+                </w:p>
+              </w:tc>
+              <w:tc>
+                <w:tcPr>
+                  <w:tcBorders>
+                    <w:bottom w:val="none" w:sz="0" w:space="0" w:color="000000"/>
+                    <w:top w:val="none" w:sz="0" w:space="0" w:color="000000"/>
+                    <w:left w:val="none" w:sz="0" w:space="0" w:color="000000"/>
+                    <w:right w:val="none" w:sz="0" w:space="0" w:color="000000"/>
+                  </w:tcBorders>
+                  <w:shd w:val="clear" w:color="auto" w:fill="FFFFFF"/>
+                  <w:tcMar>
+                    <w:top w:w="0" w:type="dxa"/>
+                    <w:bottom w:w="0" w:type="dxa"/>
+                    <w:left w:w="0" w:type="dxa"/>
+                    <w:right w:w="0" w:type="dxa"/>
+                  </w:tcMar>
+                  <w:vAlign w:val="center"/>
+                </w:tcPr>
+                <w:p>
+                  <w:pPr>
+                    <w:jc w:val="right"/>
+                    <w:pBdr>
+                      <w:bottom w:val="none" w:sz="0" w:space="0" w:color="000000"/>
+                      <w:top w:val="none" w:sz="0" w:space="0" w:color="000000"/>
+                      <w:left w:val="none" w:sz="0" w:space="0" w:color="000000"/>
+                      <w:right w:val="none" w:sz="0" w:space="0" w:color="000000"/>
+                    </w:pBdr>
+                    <w:spacing w:after="100" w:before="100" w:line="240"/>
+                    <w:ind w:left="100" w:right="100" w:firstLine="0" w:firstLineChars="0"/>
+                    <w:rPr>
+                      <w:rFonts w:ascii="Arial" w:hAnsi="Arial" w:eastAsia="Arial" w:cs="Arial"/>
+                      <w:i w:val="false"/>
+                      <w:b w:val="false"/>
+                      <w:u w:val="none"/>
+                      <w:strike w:val="false"/>
+                      <w:sz w:val="22"/>
+                      <w:szCs w:val="22"/>
+                      <w:color w:val="000000"/>
+                    </w:rPr>
+                  </w:pPr>
+                  <w:r xmlns:w="http://schemas.openxmlformats.org/wordprocessingml/2006/main" xmlns:wp="http://schemas.openxmlformats.org/drawingml/2006/wordprocessingDrawing" xmlns:r="http://schemas.openxmlformats.org/officeDocument/2006/relationships" xmlns:w14="http://schemas.microsoft.com/office/word/2010/wordml">
+                    <w:rPr>
+                      <w:rFonts w:ascii="Arial" w:hAnsi="Arial" w:eastAsia="Arial" w:cs="Arial"/>
+                      <w:i w:val="false"/>
+                      <w:b w:val="false"/>
+                      <w:u w:val="none"/>
+                      <w:strike w:val="false"/>
+                      <w:sz w:val="22"/>
+                      <w:szCs w:val="22"/>
+                      <w:color w:val="000000"/>
+                    </w:rPr>
+                    <w:t xml:space="preserve">99</w:t>
+                  </w:r>
+                </w:p>
+              </w:tc>
+            </w:tr>
+            <w:tr>
+              <w:trPr>
+                <w:trHeight w:val="612" w:hRule="auto"/>
+              </w:trPr>
+              <w:tc>
+                <w:tcPr>
+                  <w:vMerge w:val="restart"/>
+                  <w:tcBorders>
+                    <w:bottom w:val="none" w:sz="0" w:space="0" w:color="000000"/>
+                    <w:top w:val="none" w:sz="0" w:space="0" w:color="000000"/>
+                    <w:left w:val="none" w:sz="0" w:space="0" w:color="000000"/>
+                    <w:right w:val="none" w:sz="0" w:space="0" w:color="000000"/>
+                  </w:tcBorders>
+                  <w:shd w:val="clear" w:color="auto" w:fill="FFFFFF"/>
+                  <w:tcMar>
+                    <w:top w:w="0" w:type="dxa"/>
+                    <w:bottom w:w="0" w:type="dxa"/>
+                    <w:left w:w="0" w:type="dxa"/>
+                    <w:right w:w="0" w:type="dxa"/>
+                  </w:tcMar>
+                  <w:vAlign w:val="top"/>
+                </w:tcPr>
+                <w:p>
+                  <w:pPr>
+                    <w:jc w:val="left"/>
+                    <w:pBdr>
+                      <w:bottom w:val="none" w:sz="0" w:space="0" w:color="000000"/>
+                      <w:top w:val="none" w:sz="0" w:space="0" w:color="000000"/>
+                      <w:left w:val="none" w:sz="0" w:space="0" w:color="000000"/>
+                      <w:right w:val="none" w:sz="0" w:space="0" w:color="000000"/>
+                    </w:pBdr>
+                    <w:spacing w:after="100" w:before="100" w:line="240"/>
+                    <w:ind w:left="100" w:right="100" w:firstLine="0" w:firstLineChars="0"/>
+                    <w:rPr>
+                      <w:rFonts w:ascii="Arial" w:hAnsi="Arial" w:eastAsia="Arial" w:cs="Arial"/>
+                      <w:i w:val="false"/>
+                      <w:b w:val="false"/>
+                      <w:u w:val="none"/>
+                      <w:strike w:val="false"/>
+                      <w:sz w:val="22"/>
+                      <w:szCs w:val="22"/>
+                      <w:color w:val="000000"/>
+                    </w:rPr>
+                  </w:pPr>
+                  <w:r xmlns:w="http://schemas.openxmlformats.org/wordprocessingml/2006/main" xmlns:wp="http://schemas.openxmlformats.org/drawingml/2006/wordprocessingDrawing" xmlns:r="http://schemas.openxmlformats.org/officeDocument/2006/relationships" xmlns:w14="http://schemas.microsoft.com/office/word/2010/wordml">
+                    <w:rPr>
+                      <w:rFonts w:ascii="Arial" w:hAnsi="Arial" w:eastAsia="Arial" w:cs="Arial"/>
+                      <w:i w:val="false"/>
+                      <w:b w:val="false"/>
+                      <w:u w:val="none"/>
+                      <w:strike w:val="false"/>
+                      <w:sz w:val="22"/>
+                      <w:szCs w:val="22"/>
+                      <w:color w:val="000000"/>
+                    </w:rPr>
+                    <w:t xml:space="preserve">Grantham distance</w:t>
+                  </w:r>
+                </w:p>
+              </w:tc>
+              <w:tc>
+                <w:tcPr>
+                  <w:tcBorders>
+                    <w:bottom w:val="none" w:sz="0" w:space="0" w:color="000000"/>
+                    <w:top w:val="none" w:sz="0" w:space="0" w:color="000000"/>
+                    <w:left w:val="none" w:sz="0" w:space="0" w:color="000000"/>
+                    <w:right w:val="none" w:sz="0" w:space="0" w:color="000000"/>
+                  </w:tcBorders>
+                  <w:shd w:val="clear" w:color="auto" w:fill="FFFFFF"/>
+                  <w:tcMar>
+                    <w:top w:w="0" w:type="dxa"/>
+                    <w:bottom w:w="0" w:type="dxa"/>
+                    <w:left w:w="0" w:type="dxa"/>
+                    <w:right w:w="0" w:type="dxa"/>
+                  </w:tcMar>
+                  <w:vAlign w:val="center"/>
+                </w:tcPr>
+                <w:p>
+                  <w:pPr>
+                    <w:jc w:val="left"/>
+                    <w:pBdr>
+                      <w:bottom w:val="none" w:sz="0" w:space="0" w:color="000000"/>
+                      <w:top w:val="none" w:sz="0" w:space="0" w:color="000000"/>
+                      <w:left w:val="none" w:sz="0" w:space="0" w:color="000000"/>
+                      <w:right w:val="none" w:sz="0" w:space="0" w:color="000000"/>
+                    </w:pBdr>
+                    <w:spacing w:after="100" w:before="100" w:line="240"/>
+                    <w:ind w:left="100" w:right="100" w:firstLine="0" w:firstLineChars="0"/>
+                    <w:rPr>
+                      <w:rFonts w:ascii="Arial" w:hAnsi="Arial" w:eastAsia="Arial" w:cs="Arial"/>
+                      <w:i w:val="false"/>
+                      <w:b w:val="false"/>
+                      <w:u w:val="none"/>
+                      <w:strike w:val="false"/>
+                      <w:sz w:val="22"/>
+                      <w:szCs w:val="22"/>
+                      <w:color w:val="000000"/>
+                    </w:rPr>
+                  </w:pPr>
+                  <w:r xmlns:w="http://schemas.openxmlformats.org/wordprocessingml/2006/main" xmlns:wp="http://schemas.openxmlformats.org/drawingml/2006/wordprocessingDrawing" xmlns:r="http://schemas.openxmlformats.org/officeDocument/2006/relationships" xmlns:w14="http://schemas.microsoft.com/office/word/2010/wordml">
+                    <w:rPr>
+                      <w:rFonts w:ascii="Arial" w:hAnsi="Arial" w:eastAsia="Arial" w:cs="Arial"/>
+                      <w:i w:val="false"/>
+                      <w:b w:val="false"/>
+                      <w:u w:val="none"/>
+                      <w:strike w:val="false"/>
+                      <w:sz w:val="22"/>
+                      <w:szCs w:val="22"/>
+                      <w:color w:val="000000"/>
+                    </w:rPr>
+                    <w:t xml:space="preserve">Fisher z approximation</w:t>
+                  </w:r>
+                </w:p>
+              </w:tc>
+              <w:tc>
+                <w:tcPr>
+                  <w:tcBorders>
+                    <w:bottom w:val="none" w:sz="0" w:space="0" w:color="000000"/>
+                    <w:top w:val="none" w:sz="0" w:space="0" w:color="000000"/>
+                    <w:left w:val="none" w:sz="0" w:space="0" w:color="000000"/>
+                    <w:right w:val="none" w:sz="0" w:space="0" w:color="000000"/>
+                  </w:tcBorders>
+                  <w:shd w:val="clear" w:color="auto" w:fill="FFFFFF"/>
+                  <w:tcMar>
+                    <w:top w:w="0" w:type="dxa"/>
+                    <w:bottom w:w="0" w:type="dxa"/>
+                    <w:left w:w="0" w:type="dxa"/>
+                    <w:right w:w="0" w:type="dxa"/>
+                  </w:tcMar>
+                  <w:vAlign w:val="center"/>
+                </w:tcPr>
+                <w:p>
+                  <w:pPr>
+                    <w:jc w:val="left"/>
+                    <w:pBdr>
+                      <w:bottom w:val="none" w:sz="0" w:space="0" w:color="000000"/>
+                      <w:top w:val="none" w:sz="0" w:space="0" w:color="000000"/>
+                      <w:left w:val="none" w:sz="0" w:space="0" w:color="000000"/>
+                      <w:right w:val="none" w:sz="0" w:space="0" w:color="000000"/>
+                    </w:pBdr>
+                    <w:spacing w:after="100" w:before="100" w:line="240"/>
+                    <w:ind w:left="100" w:right="100" w:firstLine="0" w:firstLineChars="0"/>
+                    <w:rPr>
+                      <w:rFonts w:ascii="Arial" w:hAnsi="Arial" w:eastAsia="Arial" w:cs="Arial"/>
+                      <w:i w:val="false"/>
+                      <w:b w:val="false"/>
+                      <w:u w:val="none"/>
+                      <w:strike w:val="false"/>
+                      <w:sz w:val="22"/>
+                      <w:szCs w:val="22"/>
+                      <w:color w:val="000000"/>
+                    </w:rPr>
+                  </w:pPr>
+                  <w:r xmlns:w="http://schemas.openxmlformats.org/wordprocessingml/2006/main" xmlns:wp="http://schemas.openxmlformats.org/drawingml/2006/wordprocessingDrawing" xmlns:r="http://schemas.openxmlformats.org/officeDocument/2006/relationships" xmlns:w14="http://schemas.microsoft.com/office/word/2010/wordml">
+                    <w:rPr>
+                      <w:rFonts w:ascii="Arial" w:hAnsi="Arial" w:eastAsia="Arial" w:cs="Arial"/>
+                      <w:i w:val="false"/>
+                      <w:b w:val="false"/>
+                      <w:u w:val="none"/>
+                      <w:strike w:val="false"/>
+                      <w:sz w:val="22"/>
+                      <w:szCs w:val="22"/>
+                      <w:color w:val="000000"/>
+                    </w:rPr>
+                    <w:t xml:space="preserve">-0.08</w:t>
+                  </w:r>
+                </w:p>
+              </w:tc>
+              <w:tc>
+                <w:tcPr>
+                  <w:tcBorders>
+                    <w:bottom w:val="none" w:sz="0" w:space="0" w:color="000000"/>
+                    <w:top w:val="none" w:sz="0" w:space="0" w:color="000000"/>
+                    <w:left w:val="none" w:sz="0" w:space="0" w:color="000000"/>
+                    <w:right w:val="none" w:sz="0" w:space="0" w:color="000000"/>
+                  </w:tcBorders>
+                  <w:shd w:val="clear" w:color="auto" w:fill="FFFFFF"/>
+                  <w:tcMar>
+                    <w:top w:w="0" w:type="dxa"/>
+                    <w:bottom w:w="0" w:type="dxa"/>
+                    <w:left w:w="0" w:type="dxa"/>
+                    <w:right w:w="0" w:type="dxa"/>
+                  </w:tcMar>
+                  <w:vAlign w:val="center"/>
+                </w:tcPr>
+                <w:p>
+                  <w:pPr>
+                    <w:jc w:val="left"/>
+                    <w:pBdr>
+                      <w:bottom w:val="none" w:sz="0" w:space="0" w:color="000000"/>
+                      <w:top w:val="none" w:sz="0" w:space="0" w:color="000000"/>
+                      <w:left w:val="none" w:sz="0" w:space="0" w:color="000000"/>
+                      <w:right w:val="none" w:sz="0" w:space="0" w:color="000000"/>
+                    </w:pBdr>
+                    <w:spacing w:after="100" w:before="100" w:line="240"/>
+                    <w:ind w:left="100" w:right="100" w:firstLine="0" w:firstLineChars="0"/>
+                    <w:rPr>
+                      <w:rFonts w:ascii="Arial" w:hAnsi="Arial" w:eastAsia="Arial" w:cs="Arial"/>
+                      <w:i w:val="false"/>
+                      <w:b w:val="false"/>
+                      <w:u w:val="none"/>
+                      <w:strike w:val="false"/>
+                      <w:sz w:val="22"/>
+                      <w:szCs w:val="22"/>
+                      <w:color w:val="000000"/>
+                    </w:rPr>
+                  </w:pPr>
+                  <w:r xmlns:w="http://schemas.openxmlformats.org/wordprocessingml/2006/main" xmlns:wp="http://schemas.openxmlformats.org/drawingml/2006/wordprocessingDrawing" xmlns:r="http://schemas.openxmlformats.org/officeDocument/2006/relationships" xmlns:w14="http://schemas.microsoft.com/office/word/2010/wordml">
+                    <w:rPr>
+                      <w:rFonts w:ascii="Arial" w:hAnsi="Arial" w:eastAsia="Arial" w:cs="Arial"/>
+                      <w:i w:val="false"/>
+                      <w:b w:val="false"/>
+                      <w:u w:val="none"/>
+                      <w:strike w:val="false"/>
+                      <w:sz w:val="22"/>
+                      <w:szCs w:val="22"/>
+                      <w:color w:val="000000"/>
+                    </w:rPr>
+                    <w:t xml:space="preserve">-7.62</w:t>
+                  </w:r>
+                </w:p>
+              </w:tc>
+              <w:tc>
+                <w:tcPr>
+                  <w:tcBorders>
+                    <w:bottom w:val="none" w:sz="0" w:space="0" w:color="000000"/>
+                    <w:top w:val="none" w:sz="0" w:space="0" w:color="000000"/>
+                    <w:left w:val="none" w:sz="0" w:space="0" w:color="000000"/>
+                    <w:right w:val="none" w:sz="0" w:space="0" w:color="000000"/>
+                  </w:tcBorders>
+                  <w:shd w:val="clear" w:color="auto" w:fill="FFFFFF"/>
+                  <w:tcMar>
+                    <w:top w:w="0" w:type="dxa"/>
+                    <w:bottom w:w="0" w:type="dxa"/>
+                    <w:left w:w="0" w:type="dxa"/>
+                    <w:right w:w="0" w:type="dxa"/>
+                  </w:tcMar>
+                  <w:vAlign w:val="center"/>
+                </w:tcPr>
+                <w:p>
+                  <w:pPr>
+                    <w:jc w:val="left"/>
+                    <w:pBdr>
+                      <w:bottom w:val="none" w:sz="0" w:space="0" w:color="000000"/>
+                      <w:top w:val="none" w:sz="0" w:space="0" w:color="000000"/>
+                      <w:left w:val="none" w:sz="0" w:space="0" w:color="000000"/>
+                      <w:right w:val="none" w:sz="0" w:space="0" w:color="000000"/>
+                    </w:pBdr>
+                    <w:spacing w:after="100" w:before="100" w:line="240"/>
+                    <w:ind w:left="100" w:right="100" w:firstLine="0" w:firstLineChars="0"/>
+                    <w:rPr>
+                      <w:rFonts w:ascii="Arial" w:hAnsi="Arial" w:eastAsia="Arial" w:cs="Arial"/>
+                      <w:i w:val="false"/>
+                      <w:b w:val="false"/>
+                      <w:u w:val="none"/>
+                      <w:strike w:val="false"/>
+                      <w:sz w:val="22"/>
+                      <w:szCs w:val="22"/>
+                      <w:color w:val="000000"/>
+                    </w:rPr>
+                  </w:pPr>
+                  <w:r xmlns:w="http://schemas.openxmlformats.org/wordprocessingml/2006/main" xmlns:wp="http://schemas.openxmlformats.org/drawingml/2006/wordprocessingDrawing" xmlns:r="http://schemas.openxmlformats.org/officeDocument/2006/relationships" xmlns:w14="http://schemas.microsoft.com/office/word/2010/wordml">
+                    <w:rPr>
+                      <w:rFonts w:ascii="Arial" w:hAnsi="Arial" w:eastAsia="Arial" w:cs="Arial"/>
+                      <w:i w:val="false"/>
+                      <w:b w:val="false"/>
+                      <w:u w:val="none"/>
+                      <w:strike w:val="false"/>
+                      <w:sz w:val="22"/>
+                      <w:szCs w:val="22"/>
+                      <w:color w:val="000000"/>
+                    </w:rPr>
+                    <w:t xml:space="preserve">&lt; 0.001</w:t>
+                  </w:r>
+                </w:p>
+              </w:tc>
+              <w:tc>
+                <w:tcPr>
+                  <w:tcBorders>
+                    <w:bottom w:val="none" w:sz="0" w:space="0" w:color="000000"/>
+                    <w:top w:val="none" w:sz="0" w:space="0" w:color="000000"/>
+                    <w:left w:val="none" w:sz="0" w:space="0" w:color="000000"/>
+                    <w:right w:val="none" w:sz="0" w:space="0" w:color="000000"/>
+                  </w:tcBorders>
+                  <w:shd w:val="clear" w:color="auto" w:fill="FFFFFF"/>
+                  <w:tcMar>
+                    <w:top w:w="0" w:type="dxa"/>
+                    <w:bottom w:w="0" w:type="dxa"/>
+                    <w:left w:w="0" w:type="dxa"/>
+                    <w:right w:w="0" w:type="dxa"/>
+                  </w:tcMar>
+                  <w:vAlign w:val="center"/>
+                </w:tcPr>
+                <w:p>
+                  <w:pPr>
+                    <w:jc w:val="right"/>
+                    <w:pBdr>
+                      <w:bottom w:val="none" w:sz="0" w:space="0" w:color="000000"/>
+                      <w:top w:val="none" w:sz="0" w:space="0" w:color="000000"/>
+                      <w:left w:val="none" w:sz="0" w:space="0" w:color="000000"/>
+                      <w:right w:val="none" w:sz="0" w:space="0" w:color="000000"/>
+                    </w:pBdr>
+                    <w:spacing w:after="100" w:before="100" w:line="240"/>
+                    <w:ind w:left="100" w:right="100" w:firstLine="0" w:firstLineChars="0"/>
+                    <w:rPr>
+                      <w:rFonts w:ascii="Arial" w:hAnsi="Arial" w:eastAsia="Arial" w:cs="Arial"/>
+                      <w:i w:val="false"/>
+                      <w:b w:val="false"/>
+                      <w:u w:val="none"/>
+                      <w:strike w:val="false"/>
+                      <w:sz w:val="22"/>
+                      <w:szCs w:val="22"/>
+                      <w:color w:val="000000"/>
+                    </w:rPr>
+                  </w:pPr>
+                  <w:r xmlns:w="http://schemas.openxmlformats.org/wordprocessingml/2006/main" xmlns:wp="http://schemas.openxmlformats.org/drawingml/2006/wordprocessingDrawing" xmlns:r="http://schemas.openxmlformats.org/officeDocument/2006/relationships" xmlns:w14="http://schemas.microsoft.com/office/word/2010/wordml">
+                    <w:rPr>
+                      <w:rFonts w:ascii="Arial" w:hAnsi="Arial" w:eastAsia="Arial" w:cs="Arial"/>
+                      <w:i w:val="false"/>
+                      <w:b w:val="false"/>
+                      <w:u w:val="none"/>
+                      <w:strike w:val="false"/>
+                      <w:sz w:val="22"/>
+                      <w:szCs w:val="22"/>
+                      <w:color w:val="000000"/>
+                    </w:rPr>
+                    <w:t xml:space="preserve"/>
+                  </w:r>
+                </w:p>
+              </w:tc>
+            </w:tr>
+            <w:tr>
+              <w:trPr>
+                <w:trHeight w:val="612" w:hRule="auto"/>
+              </w:trPr>
+              <w:tc>
+                <w:tcPr>
+                  <w:vMerge/>
+                  <w:tcBorders>
+                    <w:bottom w:val="none" w:sz="0" w:space="0" w:color="000000"/>
+                    <w:top w:val="none" w:sz="0" w:space="0" w:color="000000"/>
+                    <w:left w:val="none" w:sz="0" w:space="0" w:color="000000"/>
+                    <w:right w:val="none" w:sz="0" w:space="0" w:color="000000"/>
+                  </w:tcBorders>
+                  <w:shd w:val="clear" w:color="auto" w:fill="FFFFFF"/>
+                  <w:tcMar>
+                    <w:top w:w="0" w:type="dxa"/>
+                    <w:bottom w:w="0" w:type="dxa"/>
+                    <w:left w:w="0" w:type="dxa"/>
+                    <w:right w:w="0" w:type="dxa"/>
+                  </w:tcMar>
+                  <w:vAlign w:val="top"/>
+                </w:tcPr>
+                <w:p>
+                  <w:pPr>
+                    <w:jc w:val="left"/>
+                    <w:pBdr>
+                      <w:bottom w:val="none" w:sz="0" w:space="0" w:color="000000"/>
+                      <w:top w:val="none" w:sz="0" w:space="0" w:color="000000"/>
+                      <w:left w:val="none" w:sz="0" w:space="0" w:color="000000"/>
+                      <w:right w:val="none" w:sz="0" w:space="0" w:color="000000"/>
+                    </w:pBdr>
+                    <w:spacing w:after="100" w:before="100" w:line="240"/>
+                    <w:ind w:left="100" w:right="100" w:firstLine="0" w:firstLineChars="0"/>
+                    <w:rPr>
+                      <w:rFonts w:ascii="Arial" w:hAnsi="Arial" w:eastAsia="Arial" w:cs="Arial"/>
+                      <w:i w:val="false"/>
+                      <w:b w:val="false"/>
+                      <w:u w:val="none"/>
+                      <w:strike w:val="false"/>
+                      <w:sz w:val="22"/>
+                      <w:szCs w:val="22"/>
+                      <w:color w:val="000000"/>
+                    </w:rPr>
+                  </w:pPr>
+                </w:p>
+              </w:tc>
+              <w:tc>
+                <w:tcPr>
+                  <w:tcBorders>
+                    <w:bottom w:val="none" w:sz="0" w:space="0" w:color="000000"/>
+                    <w:top w:val="none" w:sz="0" w:space="0" w:color="000000"/>
+                    <w:left w:val="none" w:sz="0" w:space="0" w:color="000000"/>
+                    <w:right w:val="none" w:sz="0" w:space="0" w:color="000000"/>
+                  </w:tcBorders>
+                  <w:shd w:val="clear" w:color="auto" w:fill="FFFFFF"/>
+                  <w:tcMar>
+                    <w:top w:w="0" w:type="dxa"/>
+                    <w:bottom w:w="0" w:type="dxa"/>
+                    <w:left w:w="0" w:type="dxa"/>
+                    <w:right w:w="0" w:type="dxa"/>
+                  </w:tcMar>
+                  <w:vAlign w:val="center"/>
+                </w:tcPr>
+                <w:p>
+                  <w:pPr>
+                    <w:jc w:val="left"/>
+                    <w:pBdr>
+                      <w:bottom w:val="none" w:sz="0" w:space="0" w:color="000000"/>
+                      <w:top w:val="none" w:sz="0" w:space="0" w:color="000000"/>
+                      <w:left w:val="none" w:sz="0" w:space="0" w:color="000000"/>
+                      <w:right w:val="none" w:sz="0" w:space="0" w:color="000000"/>
+                    </w:pBdr>
+                    <w:spacing w:after="100" w:before="100" w:line="240"/>
+                    <w:ind w:left="100" w:right="100" w:firstLine="0" w:firstLineChars="0"/>
+                    <w:rPr>
+                      <w:rFonts w:ascii="Arial" w:hAnsi="Arial" w:eastAsia="Arial" w:cs="Arial"/>
+                      <w:i w:val="false"/>
+                      <w:b w:val="false"/>
+                      <w:u w:val="none"/>
+                      <w:strike w:val="false"/>
+                      <w:sz w:val="22"/>
+                      <w:szCs w:val="22"/>
+                      <w:color w:val="000000"/>
+                    </w:rPr>
+                  </w:pPr>
+                  <w:r xmlns:w="http://schemas.openxmlformats.org/wordprocessingml/2006/main" xmlns:wp="http://schemas.openxmlformats.org/drawingml/2006/wordprocessingDrawing" xmlns:r="http://schemas.openxmlformats.org/officeDocument/2006/relationships" xmlns:w14="http://schemas.microsoft.com/office/word/2010/wordml">
+                    <w:rPr>
+                      <w:rFonts w:ascii="Arial" w:hAnsi="Arial" w:eastAsia="Arial" w:cs="Arial"/>
+                      <w:i w:val="false"/>
+                      <w:b w:val="false"/>
+                      <w:u w:val="none"/>
+                      <w:strike w:val="false"/>
+                      <w:sz w:val="22"/>
+                      <w:szCs w:val="22"/>
+                      <w:color w:val="000000"/>
+                    </w:rPr>
+                    <w:t xml:space="preserve">Independent Mantel permutation contrast</w:t>
+                  </w:r>
+                </w:p>
+              </w:tc>
+              <w:tc>
+                <w:tcPr>
+                  <w:tcBorders>
+                    <w:bottom w:val="none" w:sz="0" w:space="0" w:color="000000"/>
+                    <w:top w:val="none" w:sz="0" w:space="0" w:color="000000"/>
+                    <w:left w:val="none" w:sz="0" w:space="0" w:color="000000"/>
+                    <w:right w:val="none" w:sz="0" w:space="0" w:color="000000"/>
+                  </w:tcBorders>
+                  <w:shd w:val="clear" w:color="auto" w:fill="FFFFFF"/>
+                  <w:tcMar>
+                    <w:top w:w="0" w:type="dxa"/>
+                    <w:bottom w:w="0" w:type="dxa"/>
+                    <w:left w:w="0" w:type="dxa"/>
+                    <w:right w:w="0" w:type="dxa"/>
+                  </w:tcMar>
+                  <w:vAlign w:val="center"/>
+                </w:tcPr>
+                <w:p>
+                  <w:pPr>
+                    <w:jc w:val="left"/>
+                    <w:pBdr>
+                      <w:bottom w:val="none" w:sz="0" w:space="0" w:color="000000"/>
+                      <w:top w:val="none" w:sz="0" w:space="0" w:color="000000"/>
+                      <w:left w:val="none" w:sz="0" w:space="0" w:color="000000"/>
+                      <w:right w:val="none" w:sz="0" w:space="0" w:color="000000"/>
+                    </w:pBdr>
+                    <w:spacing w:after="100" w:before="100" w:line="240"/>
+                    <w:ind w:left="100" w:right="100" w:firstLine="0" w:firstLineChars="0"/>
+                    <w:rPr>
+                      <w:rFonts w:ascii="Arial" w:hAnsi="Arial" w:eastAsia="Arial" w:cs="Arial"/>
+                      <w:i w:val="false"/>
+                      <w:b w:val="false"/>
+                      <w:u w:val="none"/>
+                      <w:strike w:val="false"/>
+                      <w:sz w:val="22"/>
+                      <w:szCs w:val="22"/>
+                      <w:color w:val="000000"/>
+                    </w:rPr>
+                  </w:pPr>
+                  <w:r xmlns:w="http://schemas.openxmlformats.org/wordprocessingml/2006/main" xmlns:wp="http://schemas.openxmlformats.org/drawingml/2006/wordprocessingDrawing" xmlns:r="http://schemas.openxmlformats.org/officeDocument/2006/relationships" xmlns:w14="http://schemas.microsoft.com/office/word/2010/wordml">
+                    <w:rPr>
+                      <w:rFonts w:ascii="Arial" w:hAnsi="Arial" w:eastAsia="Arial" w:cs="Arial"/>
+                      <w:i w:val="false"/>
+                      <w:b w:val="false"/>
+                      <w:u w:val="none"/>
+                      <w:strike w:val="false"/>
+                      <w:sz w:val="22"/>
+                      <w:szCs w:val="22"/>
+                      <w:color w:val="000000"/>
+                    </w:rPr>
+                    <w:t xml:space="preserve">-0.08</w:t>
+                  </w:r>
+                </w:p>
+              </w:tc>
+              <w:tc>
+                <w:tcPr>
+                  <w:tcBorders>
+                    <w:bottom w:val="none" w:sz="0" w:space="0" w:color="000000"/>
+                    <w:top w:val="none" w:sz="0" w:space="0" w:color="000000"/>
+                    <w:left w:val="none" w:sz="0" w:space="0" w:color="000000"/>
+                    <w:right w:val="none" w:sz="0" w:space="0" w:color="000000"/>
+                  </w:tcBorders>
+                  <w:shd w:val="clear" w:color="auto" w:fill="FFFFFF"/>
+                  <w:tcMar>
+                    <w:top w:w="0" w:type="dxa"/>
+                    <w:bottom w:w="0" w:type="dxa"/>
+                    <w:left w:w="0" w:type="dxa"/>
+                    <w:right w:w="0" w:type="dxa"/>
+                  </w:tcMar>
+                  <w:vAlign w:val="center"/>
+                </w:tcPr>
+                <w:p>
+                  <w:pPr>
+                    <w:jc w:val="left"/>
+                    <w:pBdr>
+                      <w:bottom w:val="none" w:sz="0" w:space="0" w:color="000000"/>
+                      <w:top w:val="none" w:sz="0" w:space="0" w:color="000000"/>
+                      <w:left w:val="none" w:sz="0" w:space="0" w:color="000000"/>
+                      <w:right w:val="none" w:sz="0" w:space="0" w:color="000000"/>
+                    </w:pBdr>
+                    <w:spacing w:after="100" w:before="100" w:line="240"/>
+                    <w:ind w:left="100" w:right="100" w:firstLine="0" w:firstLineChars="0"/>
+                    <w:rPr>
+                      <w:rFonts w:ascii="Arial" w:hAnsi="Arial" w:eastAsia="Arial" w:cs="Arial"/>
+                      <w:i w:val="false"/>
+                      <w:b w:val="false"/>
+                      <w:u w:val="none"/>
+                      <w:strike w:val="false"/>
+                      <w:sz w:val="22"/>
+                      <w:szCs w:val="22"/>
+                      <w:color w:val="000000"/>
+                    </w:rPr>
+                  </w:pPr>
+                  <w:r xmlns:w="http://schemas.openxmlformats.org/wordprocessingml/2006/main" xmlns:wp="http://schemas.openxmlformats.org/drawingml/2006/wordprocessingDrawing" xmlns:r="http://schemas.openxmlformats.org/officeDocument/2006/relationships" xmlns:w14="http://schemas.microsoft.com/office/word/2010/wordml">
+                    <w:rPr>
+                      <w:rFonts w:ascii="Arial" w:hAnsi="Arial" w:eastAsia="Arial" w:cs="Arial"/>
+                      <w:i w:val="false"/>
+                      <w:b w:val="false"/>
+                      <w:u w:val="none"/>
+                      <w:strike w:val="false"/>
+                      <w:sz w:val="22"/>
+                      <w:szCs w:val="22"/>
+                      <w:color w:val="000000"/>
+                    </w:rPr>
+                    <w:t xml:space="preserve">-0.08</w:t>
+                  </w:r>
+                </w:p>
+              </w:tc>
+              <w:tc>
+                <w:tcPr>
+                  <w:tcBorders>
+                    <w:bottom w:val="none" w:sz="0" w:space="0" w:color="000000"/>
+                    <w:top w:val="none" w:sz="0" w:space="0" w:color="000000"/>
+                    <w:left w:val="none" w:sz="0" w:space="0" w:color="000000"/>
+                    <w:right w:val="none" w:sz="0" w:space="0" w:color="000000"/>
+                  </w:tcBorders>
+                  <w:shd w:val="clear" w:color="auto" w:fill="FFFFFF"/>
+                  <w:tcMar>
+                    <w:top w:w="0" w:type="dxa"/>
+                    <w:bottom w:w="0" w:type="dxa"/>
+                    <w:left w:w="0" w:type="dxa"/>
+                    <w:right w:w="0" w:type="dxa"/>
+                  </w:tcMar>
+                  <w:vAlign w:val="center"/>
+                </w:tcPr>
+                <w:p>
+                  <w:pPr>
+                    <w:jc w:val="left"/>
+                    <w:pBdr>
+                      <w:bottom w:val="none" w:sz="0" w:space="0" w:color="000000"/>
+                      <w:top w:val="none" w:sz="0" w:space="0" w:color="000000"/>
+                      <w:left w:val="none" w:sz="0" w:space="0" w:color="000000"/>
+                      <w:right w:val="none" w:sz="0" w:space="0" w:color="000000"/>
+                    </w:pBdr>
+                    <w:spacing w:after="100" w:before="100" w:line="240"/>
+                    <w:ind w:left="100" w:right="100" w:firstLine="0" w:firstLineChars="0"/>
+                    <w:rPr>
+                      <w:rFonts w:ascii="Arial" w:hAnsi="Arial" w:eastAsia="Arial" w:cs="Arial"/>
+                      <w:i w:val="false"/>
+                      <w:b w:val="false"/>
+                      <w:u w:val="none"/>
+                      <w:strike w:val="false"/>
+                      <w:sz w:val="22"/>
+                      <w:szCs w:val="22"/>
+                      <w:color w:val="000000"/>
+                    </w:rPr>
+                  </w:pPr>
+                  <w:r xmlns:w="http://schemas.openxmlformats.org/wordprocessingml/2006/main" xmlns:wp="http://schemas.openxmlformats.org/drawingml/2006/wordprocessingDrawing" xmlns:r="http://schemas.openxmlformats.org/officeDocument/2006/relationships" xmlns:w14="http://schemas.microsoft.com/office/word/2010/wordml">
+                    <w:rPr>
+                      <w:rFonts w:ascii="Arial" w:hAnsi="Arial" w:eastAsia="Arial" w:cs="Arial"/>
+                      <w:i w:val="false"/>
+                      <w:b w:val="false"/>
+                      <w:u w:val="none"/>
+                      <w:strike w:val="false"/>
+                      <w:sz w:val="22"/>
+                      <w:szCs w:val="22"/>
+                      <w:color w:val="000000"/>
+                    </w:rPr>
+                    <w:t xml:space="preserve">0.640</w:t>
+                  </w:r>
+                </w:p>
+              </w:tc>
+              <w:tc>
+                <w:tcPr>
+                  <w:tcBorders>
+                    <w:bottom w:val="none" w:sz="0" w:space="0" w:color="000000"/>
+                    <w:top w:val="none" w:sz="0" w:space="0" w:color="000000"/>
+                    <w:left w:val="none" w:sz="0" w:space="0" w:color="000000"/>
+                    <w:right w:val="none" w:sz="0" w:space="0" w:color="000000"/>
+                  </w:tcBorders>
+                  <w:shd w:val="clear" w:color="auto" w:fill="FFFFFF"/>
+                  <w:tcMar>
+                    <w:top w:w="0" w:type="dxa"/>
+                    <w:bottom w:w="0" w:type="dxa"/>
+                    <w:left w:w="0" w:type="dxa"/>
+                    <w:right w:w="0" w:type="dxa"/>
+                  </w:tcMar>
+                  <w:vAlign w:val="center"/>
+                </w:tcPr>
+                <w:p>
+                  <w:pPr>
+                    <w:jc w:val="right"/>
+                    <w:pBdr>
+                      <w:bottom w:val="none" w:sz="0" w:space="0" w:color="000000"/>
+                      <w:top w:val="none" w:sz="0" w:space="0" w:color="000000"/>
+                      <w:left w:val="none" w:sz="0" w:space="0" w:color="000000"/>
+                      <w:right w:val="none" w:sz="0" w:space="0" w:color="000000"/>
+                    </w:pBdr>
+                    <w:spacing w:after="100" w:before="100" w:line="240"/>
+                    <w:ind w:left="100" w:right="100" w:firstLine="0" w:firstLineChars="0"/>
+                    <w:rPr>
+                      <w:rFonts w:ascii="Arial" w:hAnsi="Arial" w:eastAsia="Arial" w:cs="Arial"/>
+                      <w:i w:val="false"/>
+                      <w:b w:val="false"/>
+                      <w:u w:val="none"/>
+                      <w:strike w:val="false"/>
+                      <w:sz w:val="22"/>
+                      <w:szCs w:val="22"/>
+                      <w:color w:val="000000"/>
+                    </w:rPr>
+                  </w:pPr>
+                  <w:r xmlns:w="http://schemas.openxmlformats.org/wordprocessingml/2006/main" xmlns:wp="http://schemas.openxmlformats.org/drawingml/2006/wordprocessingDrawing" xmlns:r="http://schemas.openxmlformats.org/officeDocument/2006/relationships" xmlns:w14="http://schemas.microsoft.com/office/word/2010/wordml">
+                    <w:rPr>
+                      <w:rFonts w:ascii="Arial" w:hAnsi="Arial" w:eastAsia="Arial" w:cs="Arial"/>
+                      <w:i w:val="false"/>
+                      <w:b w:val="false"/>
+                      <w:u w:val="none"/>
+                      <w:strike w:val="false"/>
+                      <w:sz w:val="22"/>
+                      <w:szCs w:val="22"/>
+                      <w:color w:val="000000"/>
+                    </w:rPr>
+                    <w:t xml:space="preserve">99</w:t>
+                  </w:r>
+                </w:p>
+              </w:tc>
+            </w:tr>
+            <w:tr>
+              <w:trPr>
+                <w:trHeight w:val="612" w:hRule="auto"/>
+              </w:trPr>
+              <w:tc>
+                <w:tcPr>
+                  <w:vMerge w:val="restart"/>
+                  <w:tcBorders>
+                    <w:bottom w:val="none" w:sz="0" w:space="0" w:color="000000"/>
+                    <w:top w:val="none" w:sz="0" w:space="0" w:color="000000"/>
+                    <w:left w:val="none" w:sz="0" w:space="0" w:color="000000"/>
+                    <w:right w:val="none" w:sz="0" w:space="0" w:color="000000"/>
+                  </w:tcBorders>
+                  <w:shd w:val="clear" w:color="auto" w:fill="FFFFFF"/>
+                  <w:tcMar>
+                    <w:top w:w="0" w:type="dxa"/>
+                    <w:bottom w:w="0" w:type="dxa"/>
+                    <w:left w:w="0" w:type="dxa"/>
+                    <w:right w:w="0" w:type="dxa"/>
+                  </w:tcMar>
+                  <w:vAlign w:val="top"/>
+                </w:tcPr>
+                <w:p>
+                  <w:pPr>
+                    <w:jc w:val="left"/>
+                    <w:pBdr>
+                      <w:bottom w:val="none" w:sz="0" w:space="0" w:color="000000"/>
+                      <w:top w:val="none" w:sz="0" w:space="0" w:color="000000"/>
+                      <w:left w:val="none" w:sz="0" w:space="0" w:color="000000"/>
+                      <w:right w:val="none" w:sz="0" w:space="0" w:color="000000"/>
+                    </w:pBdr>
+                    <w:spacing w:after="100" w:before="100" w:line="240"/>
+                    <w:ind w:left="100" w:right="100" w:firstLine="0" w:firstLineChars="0"/>
+                    <w:rPr>
+                      <w:rFonts w:ascii="Arial" w:hAnsi="Arial" w:eastAsia="Arial" w:cs="Arial"/>
+                      <w:i w:val="false"/>
+                      <w:b w:val="false"/>
+                      <w:u w:val="none"/>
+                      <w:strike w:val="false"/>
+                      <w:sz w:val="22"/>
+                      <w:szCs w:val="22"/>
+                      <w:color w:val="000000"/>
+                    </w:rPr>
+                  </w:pPr>
+                  <w:r xmlns:w="http://schemas.openxmlformats.org/wordprocessingml/2006/main" xmlns:wp="http://schemas.openxmlformats.org/drawingml/2006/wordprocessingDrawing" xmlns:r="http://schemas.openxmlformats.org/officeDocument/2006/relationships" xmlns:w14="http://schemas.microsoft.com/office/word/2010/wordml">
+                    <w:rPr>
+                      <w:rFonts w:ascii="Arial" w:hAnsi="Arial" w:eastAsia="Arial" w:cs="Arial"/>
+                      <w:i w:val="false"/>
+                      <w:b w:val="false"/>
+                      <w:u w:val="none"/>
+                      <w:strike w:val="false"/>
+                      <w:sz w:val="22"/>
+                      <w:szCs w:val="22"/>
+                      <w:color w:val="000000"/>
+                    </w:rPr>
+                    <w:t xml:space="preserve">p-Epitope distance</w:t>
+                  </w:r>
+                </w:p>
+              </w:tc>
+              <w:tc>
+                <w:tcPr>
+                  <w:tcBorders>
+                    <w:bottom w:val="none" w:sz="0" w:space="0" w:color="000000"/>
+                    <w:top w:val="none" w:sz="0" w:space="0" w:color="000000"/>
+                    <w:left w:val="none" w:sz="0" w:space="0" w:color="000000"/>
+                    <w:right w:val="none" w:sz="0" w:space="0" w:color="000000"/>
+                  </w:tcBorders>
+                  <w:shd w:val="clear" w:color="auto" w:fill="FFFFFF"/>
+                  <w:tcMar>
+                    <w:top w:w="0" w:type="dxa"/>
+                    <w:bottom w:w="0" w:type="dxa"/>
+                    <w:left w:w="0" w:type="dxa"/>
+                    <w:right w:w="0" w:type="dxa"/>
+                  </w:tcMar>
+                  <w:vAlign w:val="center"/>
+                </w:tcPr>
+                <w:p>
+                  <w:pPr>
+                    <w:jc w:val="left"/>
+                    <w:pBdr>
+                      <w:bottom w:val="none" w:sz="0" w:space="0" w:color="000000"/>
+                      <w:top w:val="none" w:sz="0" w:space="0" w:color="000000"/>
+                      <w:left w:val="none" w:sz="0" w:space="0" w:color="000000"/>
+                      <w:right w:val="none" w:sz="0" w:space="0" w:color="000000"/>
+                    </w:pBdr>
+                    <w:spacing w:after="100" w:before="100" w:line="240"/>
+                    <w:ind w:left="100" w:right="100" w:firstLine="0" w:firstLineChars="0"/>
+                    <w:rPr>
+                      <w:rFonts w:ascii="Arial" w:hAnsi="Arial" w:eastAsia="Arial" w:cs="Arial"/>
+                      <w:i w:val="false"/>
+                      <w:b w:val="false"/>
+                      <w:u w:val="none"/>
+                      <w:strike w:val="false"/>
+                      <w:sz w:val="22"/>
+                      <w:szCs w:val="22"/>
+                      <w:color w:val="000000"/>
+                    </w:rPr>
+                  </w:pPr>
+                  <w:r xmlns:w="http://schemas.openxmlformats.org/wordprocessingml/2006/main" xmlns:wp="http://schemas.openxmlformats.org/drawingml/2006/wordprocessingDrawing" xmlns:r="http://schemas.openxmlformats.org/officeDocument/2006/relationships" xmlns:w14="http://schemas.microsoft.com/office/word/2010/wordml">
+                    <w:rPr>
+                      <w:rFonts w:ascii="Arial" w:hAnsi="Arial" w:eastAsia="Arial" w:cs="Arial"/>
+                      <w:i w:val="false"/>
+                      <w:b w:val="false"/>
+                      <w:u w:val="none"/>
+                      <w:strike w:val="false"/>
+                      <w:sz w:val="22"/>
+                      <w:szCs w:val="22"/>
+                      <w:color w:val="000000"/>
+                    </w:rPr>
+                    <w:t xml:space="preserve">Fisher z approximation</w:t>
+                  </w:r>
+                </w:p>
+              </w:tc>
+              <w:tc>
+                <w:tcPr>
+                  <w:tcBorders>
+                    <w:bottom w:val="none" w:sz="0" w:space="0" w:color="000000"/>
+                    <w:top w:val="none" w:sz="0" w:space="0" w:color="000000"/>
+                    <w:left w:val="none" w:sz="0" w:space="0" w:color="000000"/>
+                    <w:right w:val="none" w:sz="0" w:space="0" w:color="000000"/>
+                  </w:tcBorders>
+                  <w:shd w:val="clear" w:color="auto" w:fill="FFFFFF"/>
+                  <w:tcMar>
+                    <w:top w:w="0" w:type="dxa"/>
+                    <w:bottom w:w="0" w:type="dxa"/>
+                    <w:left w:w="0" w:type="dxa"/>
+                    <w:right w:w="0" w:type="dxa"/>
+                  </w:tcMar>
+                  <w:vAlign w:val="center"/>
+                </w:tcPr>
+                <w:p>
+                  <w:pPr>
+                    <w:jc w:val="left"/>
+                    <w:pBdr>
+                      <w:bottom w:val="none" w:sz="0" w:space="0" w:color="000000"/>
+                      <w:top w:val="none" w:sz="0" w:space="0" w:color="000000"/>
+                      <w:left w:val="none" w:sz="0" w:space="0" w:color="000000"/>
+                      <w:right w:val="none" w:sz="0" w:space="0" w:color="000000"/>
+                    </w:pBdr>
+                    <w:spacing w:after="100" w:before="100" w:line="240"/>
+                    <w:ind w:left="100" w:right="100" w:firstLine="0" w:firstLineChars="0"/>
+                    <w:rPr>
+                      <w:rFonts w:ascii="Arial" w:hAnsi="Arial" w:eastAsia="Arial" w:cs="Arial"/>
+                      <w:i w:val="false"/>
+                      <w:b w:val="false"/>
+                      <w:u w:val="none"/>
+                      <w:strike w:val="false"/>
+                      <w:sz w:val="22"/>
+                      <w:szCs w:val="22"/>
+                      <w:color w:val="000000"/>
+                    </w:rPr>
+                  </w:pPr>
+                  <w:r xmlns:w="http://schemas.openxmlformats.org/wordprocessingml/2006/main" xmlns:wp="http://schemas.openxmlformats.org/drawingml/2006/wordprocessingDrawing" xmlns:r="http://schemas.openxmlformats.org/officeDocument/2006/relationships" xmlns:w14="http://schemas.microsoft.com/office/word/2010/wordml">
+                    <w:rPr>
+                      <w:rFonts w:ascii="Arial" w:hAnsi="Arial" w:eastAsia="Arial" w:cs="Arial"/>
+                      <w:i w:val="false"/>
+                      <w:b w:val="false"/>
+                      <w:u w:val="none"/>
+                      <w:strike w:val="false"/>
+                      <w:sz w:val="22"/>
+                      <w:szCs w:val="22"/>
+                      <w:color w:val="000000"/>
+                    </w:rPr>
+                    <w:t xml:space="preserve">-0.01</w:t>
+                  </w:r>
+                </w:p>
+              </w:tc>
+              <w:tc>
+                <w:tcPr>
+                  <w:tcBorders>
+                    <w:bottom w:val="none" w:sz="0" w:space="0" w:color="000000"/>
+                    <w:top w:val="none" w:sz="0" w:space="0" w:color="000000"/>
+                    <w:left w:val="none" w:sz="0" w:space="0" w:color="000000"/>
+                    <w:right w:val="none" w:sz="0" w:space="0" w:color="000000"/>
+                  </w:tcBorders>
+                  <w:shd w:val="clear" w:color="auto" w:fill="FFFFFF"/>
+                  <w:tcMar>
+                    <w:top w:w="0" w:type="dxa"/>
+                    <w:bottom w:w="0" w:type="dxa"/>
+                    <w:left w:w="0" w:type="dxa"/>
+                    <w:right w:w="0" w:type="dxa"/>
+                  </w:tcMar>
+                  <w:vAlign w:val="center"/>
+                </w:tcPr>
+                <w:p>
+                  <w:pPr>
+                    <w:jc w:val="left"/>
+                    <w:pBdr>
+                      <w:bottom w:val="none" w:sz="0" w:space="0" w:color="000000"/>
+                      <w:top w:val="none" w:sz="0" w:space="0" w:color="000000"/>
+                      <w:left w:val="none" w:sz="0" w:space="0" w:color="000000"/>
+                      <w:right w:val="none" w:sz="0" w:space="0" w:color="000000"/>
+                    </w:pBdr>
+                    <w:spacing w:after="100" w:before="100" w:line="240"/>
+                    <w:ind w:left="100" w:right="100" w:firstLine="0" w:firstLineChars="0"/>
+                    <w:rPr>
+                      <w:rFonts w:ascii="Arial" w:hAnsi="Arial" w:eastAsia="Arial" w:cs="Arial"/>
+                      <w:i w:val="false"/>
+                      <w:b w:val="false"/>
+                      <w:u w:val="none"/>
+                      <w:strike w:val="false"/>
+                      <w:sz w:val="22"/>
+                      <w:szCs w:val="22"/>
+                      <w:color w:val="000000"/>
+                    </w:rPr>
+                  </w:pPr>
+                  <w:r xmlns:w="http://schemas.openxmlformats.org/wordprocessingml/2006/main" xmlns:wp="http://schemas.openxmlformats.org/drawingml/2006/wordprocessingDrawing" xmlns:r="http://schemas.openxmlformats.org/officeDocument/2006/relationships" xmlns:w14="http://schemas.microsoft.com/office/word/2010/wordml">
+                    <w:rPr>
+                      <w:rFonts w:ascii="Arial" w:hAnsi="Arial" w:eastAsia="Arial" w:cs="Arial"/>
+                      <w:i w:val="false"/>
+                      <w:b w:val="false"/>
+                      <w:u w:val="none"/>
+                      <w:strike w:val="false"/>
+                      <w:sz w:val="22"/>
+                      <w:szCs w:val="22"/>
+                      <w:color w:val="000000"/>
+                    </w:rPr>
+                    <w:t xml:space="preserve">-0.58</w:t>
+                  </w:r>
+                </w:p>
+              </w:tc>
+              <w:tc>
+                <w:tcPr>
+                  <w:tcBorders>
+                    <w:bottom w:val="none" w:sz="0" w:space="0" w:color="000000"/>
+                    <w:top w:val="none" w:sz="0" w:space="0" w:color="000000"/>
+                    <w:left w:val="none" w:sz="0" w:space="0" w:color="000000"/>
+                    <w:right w:val="none" w:sz="0" w:space="0" w:color="000000"/>
+                  </w:tcBorders>
+                  <w:shd w:val="clear" w:color="auto" w:fill="FFFFFF"/>
+                  <w:tcMar>
+                    <w:top w:w="0" w:type="dxa"/>
+                    <w:bottom w:w="0" w:type="dxa"/>
+                    <w:left w:w="0" w:type="dxa"/>
+                    <w:right w:w="0" w:type="dxa"/>
+                  </w:tcMar>
+                  <w:vAlign w:val="center"/>
+                </w:tcPr>
+                <w:p>
+                  <w:pPr>
+                    <w:jc w:val="left"/>
+                    <w:pBdr>
+                      <w:bottom w:val="none" w:sz="0" w:space="0" w:color="000000"/>
+                      <w:top w:val="none" w:sz="0" w:space="0" w:color="000000"/>
+                      <w:left w:val="none" w:sz="0" w:space="0" w:color="000000"/>
+                      <w:right w:val="none" w:sz="0" w:space="0" w:color="000000"/>
+                    </w:pBdr>
+                    <w:spacing w:after="100" w:before="100" w:line="240"/>
+                    <w:ind w:left="100" w:right="100" w:firstLine="0" w:firstLineChars="0"/>
+                    <w:rPr>
+                      <w:rFonts w:ascii="Arial" w:hAnsi="Arial" w:eastAsia="Arial" w:cs="Arial"/>
+                      <w:i w:val="false"/>
+                      <w:b w:val="false"/>
+                      <w:u w:val="none"/>
+                      <w:strike w:val="false"/>
+                      <w:sz w:val="22"/>
+                      <w:szCs w:val="22"/>
+                      <w:color w:val="000000"/>
+                    </w:rPr>
+                  </w:pPr>
+                  <w:r xmlns:w="http://schemas.openxmlformats.org/wordprocessingml/2006/main" xmlns:wp="http://schemas.openxmlformats.org/drawingml/2006/wordprocessingDrawing" xmlns:r="http://schemas.openxmlformats.org/officeDocument/2006/relationships" xmlns:w14="http://schemas.microsoft.com/office/word/2010/wordml">
+                    <w:rPr>
+                      <w:rFonts w:ascii="Arial" w:hAnsi="Arial" w:eastAsia="Arial" w:cs="Arial"/>
+                      <w:i w:val="false"/>
+                      <w:b w:val="false"/>
+                      <w:u w:val="none"/>
+                      <w:strike w:val="false"/>
+                      <w:sz w:val="22"/>
+                      <w:szCs w:val="22"/>
+                      <w:color w:val="000000"/>
+                    </w:rPr>
+                    <w:t xml:space="preserve">0.559</w:t>
+                  </w:r>
+                </w:p>
+              </w:tc>
+              <w:tc>
+                <w:tcPr>
+                  <w:tcBorders>
+                    <w:bottom w:val="none" w:sz="0" w:space="0" w:color="000000"/>
+                    <w:top w:val="none" w:sz="0" w:space="0" w:color="000000"/>
+                    <w:left w:val="none" w:sz="0" w:space="0" w:color="000000"/>
+                    <w:right w:val="none" w:sz="0" w:space="0" w:color="000000"/>
+                  </w:tcBorders>
+                  <w:shd w:val="clear" w:color="auto" w:fill="FFFFFF"/>
+                  <w:tcMar>
+                    <w:top w:w="0" w:type="dxa"/>
+                    <w:bottom w:w="0" w:type="dxa"/>
+                    <w:left w:w="0" w:type="dxa"/>
+                    <w:right w:w="0" w:type="dxa"/>
+                  </w:tcMar>
+                  <w:vAlign w:val="center"/>
+                </w:tcPr>
+                <w:p>
+                  <w:pPr>
+                    <w:jc w:val="right"/>
+                    <w:pBdr>
+                      <w:bottom w:val="none" w:sz="0" w:space="0" w:color="000000"/>
+                      <w:top w:val="none" w:sz="0" w:space="0" w:color="000000"/>
+                      <w:left w:val="none" w:sz="0" w:space="0" w:color="000000"/>
+                      <w:right w:val="none" w:sz="0" w:space="0" w:color="000000"/>
+                    </w:pBdr>
+                    <w:spacing w:after="100" w:before="100" w:line="240"/>
+                    <w:ind w:left="100" w:right="100" w:firstLine="0" w:firstLineChars="0"/>
+                    <w:rPr>
+                      <w:rFonts w:ascii="Arial" w:hAnsi="Arial" w:eastAsia="Arial" w:cs="Arial"/>
+                      <w:i w:val="false"/>
+                      <w:b w:val="false"/>
+                      <w:u w:val="none"/>
+                      <w:strike w:val="false"/>
+                      <w:sz w:val="22"/>
+                      <w:szCs w:val="22"/>
+                      <w:color w:val="000000"/>
+                    </w:rPr>
+                  </w:pPr>
+                  <w:r xmlns:w="http://schemas.openxmlformats.org/wordprocessingml/2006/main" xmlns:wp="http://schemas.openxmlformats.org/drawingml/2006/wordprocessingDrawing" xmlns:r="http://schemas.openxmlformats.org/officeDocument/2006/relationships" xmlns:w14="http://schemas.microsoft.com/office/word/2010/wordml">
+                    <w:rPr>
+                      <w:rFonts w:ascii="Arial" w:hAnsi="Arial" w:eastAsia="Arial" w:cs="Arial"/>
+                      <w:i w:val="false"/>
+                      <w:b w:val="false"/>
+                      <w:u w:val="none"/>
+                      <w:strike w:val="false"/>
+                      <w:sz w:val="22"/>
+                      <w:szCs w:val="22"/>
+                      <w:color w:val="000000"/>
+                    </w:rPr>
+                    <w:t xml:space="preserve"/>
+                  </w:r>
+                </w:p>
+              </w:tc>
+            </w:tr>
+            <w:tr>
+              <w:trPr>
+                <w:trHeight w:val="612" w:hRule="auto"/>
+              </w:trPr>
+              <w:tc>
+                <w:tcPr>
+                  <w:vMerge/>
+                  <w:tcBorders>
+                    <w:bottom w:val="none" w:sz="0" w:space="0" w:color="000000"/>
+                    <w:top w:val="none" w:sz="0" w:space="0" w:color="000000"/>
+                    <w:left w:val="none" w:sz="0" w:space="0" w:color="000000"/>
+                    <w:right w:val="none" w:sz="0" w:space="0" w:color="000000"/>
+                  </w:tcBorders>
+                  <w:shd w:val="clear" w:color="auto" w:fill="FFFFFF"/>
+                  <w:tcMar>
+                    <w:top w:w="0" w:type="dxa"/>
+                    <w:bottom w:w="0" w:type="dxa"/>
+                    <w:left w:w="0" w:type="dxa"/>
+                    <w:right w:w="0" w:type="dxa"/>
+                  </w:tcMar>
+                  <w:vAlign w:val="top"/>
+                </w:tcPr>
+                <w:p>
+                  <w:pPr>
+                    <w:jc w:val="left"/>
+                    <w:pBdr>
+                      <w:bottom w:val="none" w:sz="0" w:space="0" w:color="000000"/>
+                      <w:top w:val="none" w:sz="0" w:space="0" w:color="000000"/>
+                      <w:left w:val="none" w:sz="0" w:space="0" w:color="000000"/>
+                      <w:right w:val="none" w:sz="0" w:space="0" w:color="000000"/>
+                    </w:pBdr>
+                    <w:spacing w:after="100" w:before="100" w:line="240"/>
+                    <w:ind w:left="100" w:right="100" w:firstLine="0" w:firstLineChars="0"/>
+                    <w:rPr>
+                      <w:rFonts w:ascii="Arial" w:hAnsi="Arial" w:eastAsia="Arial" w:cs="Arial"/>
+                      <w:i w:val="false"/>
+                      <w:b w:val="false"/>
+                      <w:u w:val="none"/>
+                      <w:strike w:val="false"/>
+                      <w:sz w:val="22"/>
+                      <w:szCs w:val="22"/>
+                      <w:color w:val="000000"/>
+                    </w:rPr>
+                  </w:pPr>
+                </w:p>
+              </w:tc>
+              <w:tc>
+                <w:tcPr>
+                  <w:tcBorders>
+                    <w:bottom w:val="none" w:sz="0" w:space="0" w:color="000000"/>
+                    <w:top w:val="none" w:sz="0" w:space="0" w:color="000000"/>
+                    <w:left w:val="none" w:sz="0" w:space="0" w:color="000000"/>
+                    <w:right w:val="none" w:sz="0" w:space="0" w:color="000000"/>
+                  </w:tcBorders>
+                  <w:shd w:val="clear" w:color="auto" w:fill="FFFFFF"/>
+                  <w:tcMar>
+                    <w:top w:w="0" w:type="dxa"/>
+                    <w:bottom w:w="0" w:type="dxa"/>
+                    <w:left w:w="0" w:type="dxa"/>
+                    <w:right w:w="0" w:type="dxa"/>
+                  </w:tcMar>
+                  <w:vAlign w:val="center"/>
+                </w:tcPr>
+                <w:p>
+                  <w:pPr>
+                    <w:jc w:val="left"/>
+                    <w:pBdr>
+                      <w:bottom w:val="none" w:sz="0" w:space="0" w:color="000000"/>
+                      <w:top w:val="none" w:sz="0" w:space="0" w:color="000000"/>
+                      <w:left w:val="none" w:sz="0" w:space="0" w:color="000000"/>
+                      <w:right w:val="none" w:sz="0" w:space="0" w:color="000000"/>
+                    </w:pBdr>
+                    <w:spacing w:after="100" w:before="100" w:line="240"/>
+                    <w:ind w:left="100" w:right="100" w:firstLine="0" w:firstLineChars="0"/>
+                    <w:rPr>
+                      <w:rFonts w:ascii="Arial" w:hAnsi="Arial" w:eastAsia="Arial" w:cs="Arial"/>
+                      <w:i w:val="false"/>
+                      <w:b w:val="false"/>
+                      <w:u w:val="none"/>
+                      <w:strike w:val="false"/>
+                      <w:sz w:val="22"/>
+                      <w:szCs w:val="22"/>
+                      <w:color w:val="000000"/>
+                    </w:rPr>
+                  </w:pPr>
+                  <w:r xmlns:w="http://schemas.openxmlformats.org/wordprocessingml/2006/main" xmlns:wp="http://schemas.openxmlformats.org/drawingml/2006/wordprocessingDrawing" xmlns:r="http://schemas.openxmlformats.org/officeDocument/2006/relationships" xmlns:w14="http://schemas.microsoft.com/office/word/2010/wordml">
+                    <w:rPr>
+                      <w:rFonts w:ascii="Arial" w:hAnsi="Arial" w:eastAsia="Arial" w:cs="Arial"/>
+                      <w:i w:val="false"/>
+                      <w:b w:val="false"/>
+                      <w:u w:val="none"/>
+                      <w:strike w:val="false"/>
+                      <w:sz w:val="22"/>
+                      <w:szCs w:val="22"/>
+                      <w:color w:val="000000"/>
+                    </w:rPr>
+                    <w:t xml:space="preserve">Independent Mantel permutation contrast</w:t>
+                  </w:r>
+                </w:p>
+              </w:tc>
+              <w:tc>
+                <w:tcPr>
+                  <w:tcBorders>
+                    <w:bottom w:val="none" w:sz="0" w:space="0" w:color="000000"/>
+                    <w:top w:val="none" w:sz="0" w:space="0" w:color="000000"/>
+                    <w:left w:val="none" w:sz="0" w:space="0" w:color="000000"/>
+                    <w:right w:val="none" w:sz="0" w:space="0" w:color="000000"/>
+                  </w:tcBorders>
+                  <w:shd w:val="clear" w:color="auto" w:fill="FFFFFF"/>
+                  <w:tcMar>
+                    <w:top w:w="0" w:type="dxa"/>
+                    <w:bottom w:w="0" w:type="dxa"/>
+                    <w:left w:w="0" w:type="dxa"/>
+                    <w:right w:w="0" w:type="dxa"/>
+                  </w:tcMar>
+                  <w:vAlign w:val="center"/>
+                </w:tcPr>
+                <w:p>
+                  <w:pPr>
+                    <w:jc w:val="left"/>
+                    <w:pBdr>
+                      <w:bottom w:val="none" w:sz="0" w:space="0" w:color="000000"/>
+                      <w:top w:val="none" w:sz="0" w:space="0" w:color="000000"/>
+                      <w:left w:val="none" w:sz="0" w:space="0" w:color="000000"/>
+                      <w:right w:val="none" w:sz="0" w:space="0" w:color="000000"/>
+                    </w:pBdr>
+                    <w:spacing w:after="100" w:before="100" w:line="240"/>
+                    <w:ind w:left="100" w:right="100" w:firstLine="0" w:firstLineChars="0"/>
+                    <w:rPr>
+                      <w:rFonts w:ascii="Arial" w:hAnsi="Arial" w:eastAsia="Arial" w:cs="Arial"/>
+                      <w:i w:val="false"/>
+                      <w:b w:val="false"/>
+                      <w:u w:val="none"/>
+                      <w:strike w:val="false"/>
+                      <w:sz w:val="22"/>
+                      <w:szCs w:val="22"/>
+                      <w:color w:val="000000"/>
+                    </w:rPr>
+                  </w:pPr>
+                  <w:r xmlns:w="http://schemas.openxmlformats.org/wordprocessingml/2006/main" xmlns:wp="http://schemas.openxmlformats.org/drawingml/2006/wordprocessingDrawing" xmlns:r="http://schemas.openxmlformats.org/officeDocument/2006/relationships" xmlns:w14="http://schemas.microsoft.com/office/word/2010/wordml">
+                    <w:rPr>
+                      <w:rFonts w:ascii="Arial" w:hAnsi="Arial" w:eastAsia="Arial" w:cs="Arial"/>
+                      <w:i w:val="false"/>
+                      <w:b w:val="false"/>
+                      <w:u w:val="none"/>
+                      <w:strike w:val="false"/>
+                      <w:sz w:val="22"/>
+                      <w:szCs w:val="22"/>
+                      <w:color w:val="000000"/>
+                    </w:rPr>
+                    <w:t xml:space="preserve">-0.01</w:t>
+                  </w:r>
+                </w:p>
+              </w:tc>
+              <w:tc>
+                <w:tcPr>
+                  <w:tcBorders>
+                    <w:bottom w:val="none" w:sz="0" w:space="0" w:color="000000"/>
+                    <w:top w:val="none" w:sz="0" w:space="0" w:color="000000"/>
+                    <w:left w:val="none" w:sz="0" w:space="0" w:color="000000"/>
+                    <w:right w:val="none" w:sz="0" w:space="0" w:color="000000"/>
+                  </w:tcBorders>
+                  <w:shd w:val="clear" w:color="auto" w:fill="FFFFFF"/>
+                  <w:tcMar>
+                    <w:top w:w="0" w:type="dxa"/>
+                    <w:bottom w:w="0" w:type="dxa"/>
+                    <w:left w:w="0" w:type="dxa"/>
+                    <w:right w:w="0" w:type="dxa"/>
+                  </w:tcMar>
+                  <w:vAlign w:val="center"/>
+                </w:tcPr>
+                <w:p>
+                  <w:pPr>
+                    <w:jc w:val="left"/>
+                    <w:pBdr>
+                      <w:bottom w:val="none" w:sz="0" w:space="0" w:color="000000"/>
+                      <w:top w:val="none" w:sz="0" w:space="0" w:color="000000"/>
+                      <w:left w:val="none" w:sz="0" w:space="0" w:color="000000"/>
+                      <w:right w:val="none" w:sz="0" w:space="0" w:color="000000"/>
+                    </w:pBdr>
+                    <w:spacing w:after="100" w:before="100" w:line="240"/>
+                    <w:ind w:left="100" w:right="100" w:firstLine="0" w:firstLineChars="0"/>
+                    <w:rPr>
+                      <w:rFonts w:ascii="Arial" w:hAnsi="Arial" w:eastAsia="Arial" w:cs="Arial"/>
+                      <w:i w:val="false"/>
+                      <w:b w:val="false"/>
+                      <w:u w:val="none"/>
+                      <w:strike w:val="false"/>
+                      <w:sz w:val="22"/>
+                      <w:szCs w:val="22"/>
+                      <w:color w:val="000000"/>
+                    </w:rPr>
+                  </w:pPr>
+                  <w:r xmlns:w="http://schemas.openxmlformats.org/wordprocessingml/2006/main" xmlns:wp="http://schemas.openxmlformats.org/drawingml/2006/wordprocessingDrawing" xmlns:r="http://schemas.openxmlformats.org/officeDocument/2006/relationships" xmlns:w14="http://schemas.microsoft.com/office/word/2010/wordml">
+                    <w:rPr>
+                      <w:rFonts w:ascii="Arial" w:hAnsi="Arial" w:eastAsia="Arial" w:cs="Arial"/>
+                      <w:i w:val="false"/>
+                      <w:b w:val="false"/>
+                      <w:u w:val="none"/>
+                      <w:strike w:val="false"/>
+                      <w:sz w:val="22"/>
+                      <w:szCs w:val="22"/>
+                      <w:color w:val="000000"/>
+                    </w:rPr>
+                    <w:t xml:space="preserve">-0.01</w:t>
+                  </w:r>
+                </w:p>
+              </w:tc>
+              <w:tc>
+                <w:tcPr>
+                  <w:tcBorders>
+                    <w:bottom w:val="none" w:sz="0" w:space="0" w:color="000000"/>
+                    <w:top w:val="none" w:sz="0" w:space="0" w:color="000000"/>
+                    <w:left w:val="none" w:sz="0" w:space="0" w:color="000000"/>
+                    <w:right w:val="none" w:sz="0" w:space="0" w:color="000000"/>
+                  </w:tcBorders>
+                  <w:shd w:val="clear" w:color="auto" w:fill="FFFFFF"/>
+                  <w:tcMar>
+                    <w:top w:w="0" w:type="dxa"/>
+                    <w:bottom w:w="0" w:type="dxa"/>
+                    <w:left w:w="0" w:type="dxa"/>
+                    <w:right w:w="0" w:type="dxa"/>
+                  </w:tcMar>
+                  <w:vAlign w:val="center"/>
+                </w:tcPr>
+                <w:p>
+                  <w:pPr>
+                    <w:jc w:val="left"/>
+                    <w:pBdr>
+                      <w:bottom w:val="none" w:sz="0" w:space="0" w:color="000000"/>
+                      <w:top w:val="none" w:sz="0" w:space="0" w:color="000000"/>
+                      <w:left w:val="none" w:sz="0" w:space="0" w:color="000000"/>
+                      <w:right w:val="none" w:sz="0" w:space="0" w:color="000000"/>
+                    </w:pBdr>
+                    <w:spacing w:after="100" w:before="100" w:line="240"/>
+                    <w:ind w:left="100" w:right="100" w:firstLine="0" w:firstLineChars="0"/>
+                    <w:rPr>
+                      <w:rFonts w:ascii="Arial" w:hAnsi="Arial" w:eastAsia="Arial" w:cs="Arial"/>
+                      <w:i w:val="false"/>
+                      <w:b w:val="false"/>
+                      <w:u w:val="none"/>
+                      <w:strike w:val="false"/>
+                      <w:sz w:val="22"/>
+                      <w:szCs w:val="22"/>
+                      <w:color w:val="000000"/>
+                    </w:rPr>
+                  </w:pPr>
+                  <w:r xmlns:w="http://schemas.openxmlformats.org/wordprocessingml/2006/main" xmlns:wp="http://schemas.openxmlformats.org/drawingml/2006/wordprocessingDrawing" xmlns:r="http://schemas.openxmlformats.org/officeDocument/2006/relationships" xmlns:w14="http://schemas.microsoft.com/office/word/2010/wordml">
+                    <w:rPr>
+                      <w:rFonts w:ascii="Arial" w:hAnsi="Arial" w:eastAsia="Arial" w:cs="Arial"/>
+                      <w:i w:val="false"/>
+                      <w:b w:val="false"/>
+                      <w:u w:val="none"/>
+                      <w:strike w:val="false"/>
+                      <w:sz w:val="22"/>
+                      <w:szCs w:val="22"/>
+                      <w:color w:val="000000"/>
+                    </w:rPr>
+                    <w:t xml:space="preserve">0.920</w:t>
+                  </w:r>
+                </w:p>
+              </w:tc>
+              <w:tc>
+                <w:tcPr>
+                  <w:tcBorders>
+                    <w:bottom w:val="none" w:sz="0" w:space="0" w:color="000000"/>
+                    <w:top w:val="none" w:sz="0" w:space="0" w:color="000000"/>
+                    <w:left w:val="none" w:sz="0" w:space="0" w:color="000000"/>
+                    <w:right w:val="none" w:sz="0" w:space="0" w:color="000000"/>
+                  </w:tcBorders>
+                  <w:shd w:val="clear" w:color="auto" w:fill="FFFFFF"/>
+                  <w:tcMar>
+                    <w:top w:w="0" w:type="dxa"/>
+                    <w:bottom w:w="0" w:type="dxa"/>
+                    <w:left w:w="0" w:type="dxa"/>
+                    <w:right w:w="0" w:type="dxa"/>
+                  </w:tcMar>
+                  <w:vAlign w:val="center"/>
+                </w:tcPr>
+                <w:p>
+                  <w:pPr>
+                    <w:jc w:val="right"/>
+                    <w:pBdr>
+                      <w:bottom w:val="none" w:sz="0" w:space="0" w:color="000000"/>
+                      <w:top w:val="none" w:sz="0" w:space="0" w:color="000000"/>
+                      <w:left w:val="none" w:sz="0" w:space="0" w:color="000000"/>
+                      <w:right w:val="none" w:sz="0" w:space="0" w:color="000000"/>
+                    </w:pBdr>
+                    <w:spacing w:after="100" w:before="100" w:line="240"/>
+                    <w:ind w:left="100" w:right="100" w:firstLine="0" w:firstLineChars="0"/>
+                    <w:rPr>
+                      <w:rFonts w:ascii="Arial" w:hAnsi="Arial" w:eastAsia="Arial" w:cs="Arial"/>
+                      <w:i w:val="false"/>
+                      <w:b w:val="false"/>
+                      <w:u w:val="none"/>
+                      <w:strike w:val="false"/>
+                      <w:sz w:val="22"/>
+                      <w:szCs w:val="22"/>
+                      <w:color w:val="000000"/>
+                    </w:rPr>
+                  </w:pPr>
+                  <w:r xmlns:w="http://schemas.openxmlformats.org/wordprocessingml/2006/main" xmlns:wp="http://schemas.openxmlformats.org/drawingml/2006/wordprocessingDrawing" xmlns:r="http://schemas.openxmlformats.org/officeDocument/2006/relationships" xmlns:w14="http://schemas.microsoft.com/office/word/2010/wordml">
+                    <w:rPr>
+                      <w:rFonts w:ascii="Arial" w:hAnsi="Arial" w:eastAsia="Arial" w:cs="Arial"/>
+                      <w:i w:val="false"/>
+                      <w:b w:val="false"/>
+                      <w:u w:val="none"/>
+                      <w:strike w:val="false"/>
+                      <w:sz w:val="22"/>
+                      <w:szCs w:val="22"/>
+                      <w:color w:val="000000"/>
+                    </w:rPr>
+                    <w:t xml:space="preserve">99</w:t>
+                  </w:r>
+                </w:p>
+              </w:tc>
+            </w:tr>
+            <w:tr>
+              <w:trPr>
+                <w:trHeight w:val="617" w:hRule="auto"/>
+              </w:trPr>
+              <w:tc>
+                <w:tcPr>
+                  <w:vMerge w:val="restart"/>
+                  <w:tcBorders>
+                    <w:bottom w:val="single" w:sz="12" w:space="0" w:color="666666"/>
+                    <w:top w:val="none" w:sz="0" w:space="0" w:color="000000"/>
+                    <w:left w:val="none" w:sz="0" w:space="0" w:color="000000"/>
+                    <w:right w:val="none" w:sz="0" w:space="0" w:color="000000"/>
+                  </w:tcBorders>
+                  <w:shd w:val="clear" w:color="auto" w:fill="FFFFFF"/>
+                  <w:tcMar>
+                    <w:top w:w="0" w:type="dxa"/>
+                    <w:bottom w:w="0" w:type="dxa"/>
+                    <w:left w:w="0" w:type="dxa"/>
+                    <w:right w:w="0" w:type="dxa"/>
+                  </w:tcMar>
+                  <w:vAlign w:val="top"/>
+                </w:tcPr>
+                <w:p>
+                  <w:pPr>
+                    <w:jc w:val="left"/>
+                    <w:pBdr>
+                      <w:bottom w:val="none" w:sz="0" w:space="0" w:color="000000"/>
+                      <w:top w:val="none" w:sz="0" w:space="0" w:color="000000"/>
+                      <w:left w:val="none" w:sz="0" w:space="0" w:color="000000"/>
+                      <w:right w:val="none" w:sz="0" w:space="0" w:color="000000"/>
+                    </w:pBdr>
+                    <w:spacing w:after="100" w:before="100" w:line="240"/>
+                    <w:ind w:left="100" w:right="100" w:firstLine="0" w:firstLineChars="0"/>
+                    <w:rPr>
+                      <w:rFonts w:ascii="Arial" w:hAnsi="Arial" w:eastAsia="Arial" w:cs="Arial"/>
+                      <w:i w:val="false"/>
+                      <w:b w:val="false"/>
+                      <w:u w:val="none"/>
+                      <w:strike w:val="false"/>
+                      <w:sz w:val="22"/>
+                      <w:szCs w:val="22"/>
+                      <w:color w:val="000000"/>
+                    </w:rPr>
+                  </w:pPr>
+                  <w:r xmlns:w="http://schemas.openxmlformats.org/wordprocessingml/2006/main" xmlns:wp="http://schemas.openxmlformats.org/drawingml/2006/wordprocessingDrawing" xmlns:r="http://schemas.openxmlformats.org/officeDocument/2006/relationships" xmlns:w14="http://schemas.microsoft.com/office/word/2010/wordml">
+                    <w:rPr>
+                      <w:rFonts w:ascii="Arial" w:hAnsi="Arial" w:eastAsia="Arial" w:cs="Arial"/>
+                      <w:i w:val="false"/>
+                      <w:b w:val="false"/>
+                      <w:u w:val="none"/>
+                      <w:strike w:val="false"/>
+                      <w:sz w:val="22"/>
+                      <w:szCs w:val="22"/>
+                      <w:color w:val="000000"/>
+                    </w:rPr>
+                    <w:t xml:space="preserve">Cartographic distance</w:t>
+                  </w:r>
+                </w:p>
+              </w:tc>
+              <w:tc>
+                <w:tcPr>
+                  <w:tcBorders>
+                    <w:bottom w:val="none" w:sz="0" w:space="0" w:color="000000"/>
+                    <w:top w:val="none" w:sz="0" w:space="0" w:color="000000"/>
+                    <w:left w:val="none" w:sz="0" w:space="0" w:color="000000"/>
+                    <w:right w:val="none" w:sz="0" w:space="0" w:color="000000"/>
+                  </w:tcBorders>
+                  <w:shd w:val="clear" w:color="auto" w:fill="FFFFFF"/>
+                  <w:tcMar>
+                    <w:top w:w="0" w:type="dxa"/>
+                    <w:bottom w:w="0" w:type="dxa"/>
+                    <w:left w:w="0" w:type="dxa"/>
+                    <w:right w:w="0" w:type="dxa"/>
+                  </w:tcMar>
+                  <w:vAlign w:val="center"/>
+                </w:tcPr>
+                <w:p>
+                  <w:pPr>
+                    <w:jc w:val="left"/>
+                    <w:pBdr>
+                      <w:bottom w:val="none" w:sz="0" w:space="0" w:color="000000"/>
+                      <w:top w:val="none" w:sz="0" w:space="0" w:color="000000"/>
+                      <w:left w:val="none" w:sz="0" w:space="0" w:color="000000"/>
+                      <w:right w:val="none" w:sz="0" w:space="0" w:color="000000"/>
+                    </w:pBdr>
+                    <w:spacing w:after="100" w:before="100" w:line="240"/>
+                    <w:ind w:left="100" w:right="100" w:firstLine="0" w:firstLineChars="0"/>
+                    <w:rPr>
+                      <w:rFonts w:ascii="Arial" w:hAnsi="Arial" w:eastAsia="Arial" w:cs="Arial"/>
+                      <w:i w:val="false"/>
+                      <w:b w:val="false"/>
+                      <w:u w:val="none"/>
+                      <w:strike w:val="false"/>
+                      <w:sz w:val="22"/>
+                      <w:szCs w:val="22"/>
+                      <w:color w:val="000000"/>
+                    </w:rPr>
+                  </w:pPr>
+                  <w:r xmlns:w="http://schemas.openxmlformats.org/wordprocessingml/2006/main" xmlns:wp="http://schemas.openxmlformats.org/drawingml/2006/wordprocessingDrawing" xmlns:r="http://schemas.openxmlformats.org/officeDocument/2006/relationships" xmlns:w14="http://schemas.microsoft.com/office/word/2010/wordml">
+                    <w:rPr>
+                      <w:rFonts w:ascii="Arial" w:hAnsi="Arial" w:eastAsia="Arial" w:cs="Arial"/>
+                      <w:i w:val="false"/>
+                      <w:b w:val="false"/>
+                      <w:u w:val="none"/>
+                      <w:strike w:val="false"/>
+                      <w:sz w:val="22"/>
+                      <w:szCs w:val="22"/>
+                      <w:color w:val="000000"/>
+                    </w:rPr>
+                    <w:t xml:space="preserve">Fisher z approximation</w:t>
+                  </w:r>
+                </w:p>
+              </w:tc>
+              <w:tc>
+                <w:tcPr>
+                  <w:tcBorders>
+                    <w:bottom w:val="none" w:sz="0" w:space="0" w:color="000000"/>
+                    <w:top w:val="none" w:sz="0" w:space="0" w:color="000000"/>
+                    <w:left w:val="none" w:sz="0" w:space="0" w:color="000000"/>
+                    <w:right w:val="none" w:sz="0" w:space="0" w:color="000000"/>
+                  </w:tcBorders>
+                  <w:shd w:val="clear" w:color="auto" w:fill="FFFFFF"/>
+                  <w:tcMar>
+                    <w:top w:w="0" w:type="dxa"/>
+                    <w:bottom w:w="0" w:type="dxa"/>
+                    <w:left w:w="0" w:type="dxa"/>
+                    <w:right w:w="0" w:type="dxa"/>
+                  </w:tcMar>
+                  <w:vAlign w:val="center"/>
+                </w:tcPr>
+                <w:p>
+                  <w:pPr>
+                    <w:jc w:val="left"/>
+                    <w:pBdr>
+                      <w:bottom w:val="none" w:sz="0" w:space="0" w:color="000000"/>
+                      <w:top w:val="none" w:sz="0" w:space="0" w:color="000000"/>
+                      <w:left w:val="none" w:sz="0" w:space="0" w:color="000000"/>
+                      <w:right w:val="none" w:sz="0" w:space="0" w:color="000000"/>
+                    </w:pBdr>
+                    <w:spacing w:after="100" w:before="100" w:line="240"/>
+                    <w:ind w:left="100" w:right="100" w:firstLine="0" w:firstLineChars="0"/>
+                    <w:rPr>
+                      <w:rFonts w:ascii="Arial" w:hAnsi="Arial" w:eastAsia="Arial" w:cs="Arial"/>
+                      <w:i w:val="false"/>
+                      <w:b w:val="false"/>
+                      <w:u w:val="none"/>
+                      <w:strike w:val="false"/>
+                      <w:sz w:val="22"/>
+                      <w:szCs w:val="22"/>
+                      <w:color w:val="000000"/>
+                    </w:rPr>
+                  </w:pPr>
+                  <w:r xmlns:w="http://schemas.openxmlformats.org/wordprocessingml/2006/main" xmlns:wp="http://schemas.openxmlformats.org/drawingml/2006/wordprocessingDrawing" xmlns:r="http://schemas.openxmlformats.org/officeDocument/2006/relationships" xmlns:w14="http://schemas.microsoft.com/office/word/2010/wordml">
+                    <w:rPr>
+                      <w:rFonts w:ascii="Arial" w:hAnsi="Arial" w:eastAsia="Arial" w:cs="Arial"/>
+                      <w:i w:val="false"/>
+                      <w:b w:val="false"/>
+                      <w:u w:val="none"/>
+                      <w:strike w:val="false"/>
+                      <w:sz w:val="22"/>
+                      <w:szCs w:val="22"/>
+                      <w:color w:val="000000"/>
+                    </w:rPr>
+                    <w:t xml:space="preserve">0.52</w:t>
+                  </w:r>
+                </w:p>
+              </w:tc>
+              <w:tc>
+                <w:tcPr>
+                  <w:tcBorders>
+                    <w:bottom w:val="none" w:sz="0" w:space="0" w:color="000000"/>
+                    <w:top w:val="none" w:sz="0" w:space="0" w:color="000000"/>
+                    <w:left w:val="none" w:sz="0" w:space="0" w:color="000000"/>
+                    <w:right w:val="none" w:sz="0" w:space="0" w:color="000000"/>
+                  </w:tcBorders>
+                  <w:shd w:val="clear" w:color="auto" w:fill="FFFFFF"/>
+                  <w:tcMar>
+                    <w:top w:w="0" w:type="dxa"/>
+                    <w:bottom w:w="0" w:type="dxa"/>
+                    <w:left w:w="0" w:type="dxa"/>
+                    <w:right w:w="0" w:type="dxa"/>
+                  </w:tcMar>
+                  <w:vAlign w:val="center"/>
+                </w:tcPr>
+                <w:p>
+                  <w:pPr>
+                    <w:jc w:val="left"/>
+                    <w:pBdr>
+                      <w:bottom w:val="none" w:sz="0" w:space="0" w:color="000000"/>
+                      <w:top w:val="none" w:sz="0" w:space="0" w:color="000000"/>
+                      <w:left w:val="none" w:sz="0" w:space="0" w:color="000000"/>
+                      <w:right w:val="none" w:sz="0" w:space="0" w:color="000000"/>
+                    </w:pBdr>
+                    <w:spacing w:after="100" w:before="100" w:line="240"/>
+                    <w:ind w:left="100" w:right="100" w:firstLine="0" w:firstLineChars="0"/>
+                    <w:rPr>
+                      <w:rFonts w:ascii="Arial" w:hAnsi="Arial" w:eastAsia="Arial" w:cs="Arial"/>
+                      <w:i w:val="false"/>
+                      <w:b w:val="false"/>
+                      <w:u w:val="none"/>
+                      <w:strike w:val="false"/>
+                      <w:sz w:val="22"/>
+                      <w:szCs w:val="22"/>
+                      <w:color w:val="000000"/>
+                    </w:rPr>
+                  </w:pPr>
+                  <w:r xmlns:w="http://schemas.openxmlformats.org/wordprocessingml/2006/main" xmlns:wp="http://schemas.openxmlformats.org/drawingml/2006/wordprocessingDrawing" xmlns:r="http://schemas.openxmlformats.org/officeDocument/2006/relationships" xmlns:w14="http://schemas.microsoft.com/office/word/2010/wordml">
+                    <w:rPr>
+                      <w:rFonts w:ascii="Arial" w:hAnsi="Arial" w:eastAsia="Arial" w:cs="Arial"/>
+                      <w:i w:val="false"/>
+                      <w:b w:val="false"/>
+                      <w:u w:val="none"/>
+                      <w:strike w:val="false"/>
+                      <w:sz w:val="22"/>
+                      <w:szCs w:val="22"/>
+                      <w:color w:val="000000"/>
+                    </w:rPr>
+                    <w:t xml:space="preserve">8.18</w:t>
+                  </w:r>
+                </w:p>
+              </w:tc>
+              <w:tc>
+                <w:tcPr>
+                  <w:tcBorders>
+                    <w:bottom w:val="none" w:sz="0" w:space="0" w:color="000000"/>
+                    <w:top w:val="none" w:sz="0" w:space="0" w:color="000000"/>
+                    <w:left w:val="none" w:sz="0" w:space="0" w:color="000000"/>
+                    <w:right w:val="none" w:sz="0" w:space="0" w:color="000000"/>
+                  </w:tcBorders>
+                  <w:shd w:val="clear" w:color="auto" w:fill="FFFFFF"/>
+                  <w:tcMar>
+                    <w:top w:w="0" w:type="dxa"/>
+                    <w:bottom w:w="0" w:type="dxa"/>
+                    <w:left w:w="0" w:type="dxa"/>
+                    <w:right w:w="0" w:type="dxa"/>
+                  </w:tcMar>
+                  <w:vAlign w:val="center"/>
+                </w:tcPr>
+                <w:p>
+                  <w:pPr>
+                    <w:jc w:val="left"/>
+                    <w:pBdr>
+                      <w:bottom w:val="none" w:sz="0" w:space="0" w:color="000000"/>
+                      <w:top w:val="none" w:sz="0" w:space="0" w:color="000000"/>
+                      <w:left w:val="none" w:sz="0" w:space="0" w:color="000000"/>
+                      <w:right w:val="none" w:sz="0" w:space="0" w:color="000000"/>
+                    </w:pBdr>
+                    <w:spacing w:after="100" w:before="100" w:line="240"/>
+                    <w:ind w:left="100" w:right="100" w:firstLine="0" w:firstLineChars="0"/>
+                    <w:rPr>
+                      <w:rFonts w:ascii="Arial" w:hAnsi="Arial" w:eastAsia="Arial" w:cs="Arial"/>
+                      <w:i w:val="false"/>
+                      <w:b w:val="false"/>
+                      <w:u w:val="none"/>
+                      <w:strike w:val="false"/>
+                      <w:sz w:val="22"/>
+                      <w:szCs w:val="22"/>
+                      <w:color w:val="000000"/>
+                    </w:rPr>
+                  </w:pPr>
+                  <w:r xmlns:w="http://schemas.openxmlformats.org/wordprocessingml/2006/main" xmlns:wp="http://schemas.openxmlformats.org/drawingml/2006/wordprocessingDrawing" xmlns:r="http://schemas.openxmlformats.org/officeDocument/2006/relationships" xmlns:w14="http://schemas.microsoft.com/office/word/2010/wordml">
+                    <w:rPr>
+                      <w:rFonts w:ascii="Arial" w:hAnsi="Arial" w:eastAsia="Arial" w:cs="Arial"/>
+                      <w:i w:val="false"/>
+                      <w:b w:val="false"/>
+                      <w:u w:val="none"/>
+                      <w:strike w:val="false"/>
+                      <w:sz w:val="22"/>
+                      <w:szCs w:val="22"/>
+                      <w:color w:val="000000"/>
+                    </w:rPr>
+                    <w:t xml:space="preserve">&lt; 0.001</w:t>
+                  </w:r>
+                </w:p>
+              </w:tc>
+              <w:tc>
+                <w:tcPr>
+                  <w:tcBorders>
+                    <w:bottom w:val="none" w:sz="0" w:space="0" w:color="000000"/>
+                    <w:top w:val="none" w:sz="0" w:space="0" w:color="000000"/>
+                    <w:left w:val="none" w:sz="0" w:space="0" w:color="000000"/>
+                    <w:right w:val="none" w:sz="0" w:space="0" w:color="000000"/>
+                  </w:tcBorders>
+                  <w:shd w:val="clear" w:color="auto" w:fill="FFFFFF"/>
+                  <w:tcMar>
+                    <w:top w:w="0" w:type="dxa"/>
+                    <w:bottom w:w="0" w:type="dxa"/>
+                    <w:left w:w="0" w:type="dxa"/>
+                    <w:right w:w="0" w:type="dxa"/>
+                  </w:tcMar>
+                  <w:vAlign w:val="center"/>
+                </w:tcPr>
+                <w:p>
+                  <w:pPr>
+                    <w:jc w:val="right"/>
+                    <w:pBdr>
+                      <w:bottom w:val="none" w:sz="0" w:space="0" w:color="000000"/>
+                      <w:top w:val="none" w:sz="0" w:space="0" w:color="000000"/>
+                      <w:left w:val="none" w:sz="0" w:space="0" w:color="000000"/>
+                      <w:right w:val="none" w:sz="0" w:space="0" w:color="000000"/>
+                    </w:pBdr>
+                    <w:spacing w:after="100" w:before="100" w:line="240"/>
+                    <w:ind w:left="100" w:right="100" w:firstLine="0" w:firstLineChars="0"/>
+                    <w:rPr>
+                      <w:rFonts w:ascii="Arial" w:hAnsi="Arial" w:eastAsia="Arial" w:cs="Arial"/>
+                      <w:i w:val="false"/>
+                      <w:b w:val="false"/>
+                      <w:u w:val="none"/>
+                      <w:strike w:val="false"/>
+                      <w:sz w:val="22"/>
+                      <w:szCs w:val="22"/>
+                      <w:color w:val="000000"/>
+                    </w:rPr>
+                  </w:pPr>
+                  <w:r xmlns:w="http://schemas.openxmlformats.org/wordprocessingml/2006/main" xmlns:wp="http://schemas.openxmlformats.org/drawingml/2006/wordprocessingDrawing" xmlns:r="http://schemas.openxmlformats.org/officeDocument/2006/relationships" xmlns:w14="http://schemas.microsoft.com/office/word/2010/wordml">
+                    <w:rPr>
+                      <w:rFonts w:ascii="Arial" w:hAnsi="Arial" w:eastAsia="Arial" w:cs="Arial"/>
+                      <w:i w:val="false"/>
+                      <w:b w:val="false"/>
+                      <w:u w:val="none"/>
+                      <w:strike w:val="false"/>
+                      <w:sz w:val="22"/>
+                      <w:szCs w:val="22"/>
+                      <w:color w:val="000000"/>
+                    </w:rPr>
+                    <w:t xml:space="preserve"/>
+                  </w:r>
+                </w:p>
+              </w:tc>
+            </w:tr>
+            <w:tr>
+              <w:trPr>
+                <w:trHeight w:val="617" w:hRule="auto"/>
+              </w:trPr>
+              <w:tc>
+                <w:tcPr>
+                  <w:vMerge/>
+                  <w:tcBorders>
+                    <w:bottom w:val="single" w:sz="12" w:space="0" w:color="666666"/>
+                    <w:top w:val="single" w:sz="12" w:space="0" w:color="666666"/>
+                    <w:left w:val="none" w:sz="0" w:space="0" w:color="000000"/>
+                    <w:right w:val="none" w:sz="0" w:space="0" w:color="000000"/>
+                  </w:tcBorders>
+                  <w:shd w:val="clear" w:color="auto" w:fill="FFFFFF"/>
+                  <w:tcMar>
+                    <w:top w:w="0" w:type="dxa"/>
+                    <w:bottom w:w="0" w:type="dxa"/>
+                    <w:left w:w="0" w:type="dxa"/>
+                    <w:right w:w="0" w:type="dxa"/>
+                  </w:tcMar>
+                  <w:vAlign w:val="top"/>
+                </w:tcPr>
+                <w:p>
+                  <w:pPr>
+                    <w:jc w:val="left"/>
+                    <w:pBdr>
+                      <w:bottom w:val="none" w:sz="0" w:space="0" w:color="000000"/>
+                      <w:top w:val="none" w:sz="0" w:space="0" w:color="000000"/>
+                      <w:left w:val="none" w:sz="0" w:space="0" w:color="000000"/>
+                      <w:right w:val="none" w:sz="0" w:space="0" w:color="000000"/>
+                    </w:pBdr>
+                    <w:spacing w:after="100" w:before="100" w:line="240"/>
+                    <w:ind w:left="100" w:right="100" w:firstLine="0" w:firstLineChars="0"/>
+                    <w:rPr>
+                      <w:rFonts w:ascii="Arial" w:hAnsi="Arial" w:eastAsia="Arial" w:cs="Arial"/>
+                      <w:i w:val="false"/>
+                      <w:b w:val="false"/>
+                      <w:u w:val="none"/>
+                      <w:strike w:val="false"/>
+                      <w:sz w:val="22"/>
+                      <w:szCs w:val="22"/>
+                      <w:color w:val="000000"/>
+                    </w:rPr>
+                  </w:pPr>
+                </w:p>
+              </w:tc>
+              <w:tc>
+                <w:tcPr>
+                  <w:tcBorders>
+                    <w:bottom w:val="single" w:sz="12" w:space="0" w:color="666666"/>
+                    <w:top w:val="none" w:sz="0" w:space="0" w:color="000000"/>
+                    <w:left w:val="none" w:sz="0" w:space="0" w:color="000000"/>
+                    <w:right w:val="none" w:sz="0" w:space="0" w:color="000000"/>
+                  </w:tcBorders>
+                  <w:shd w:val="clear" w:color="auto" w:fill="FFFFFF"/>
+                  <w:tcMar>
+                    <w:top w:w="0" w:type="dxa"/>
+                    <w:bottom w:w="0" w:type="dxa"/>
+                    <w:left w:w="0" w:type="dxa"/>
+                    <w:right w:w="0" w:type="dxa"/>
+                  </w:tcMar>
+                  <w:vAlign w:val="center"/>
+                </w:tcPr>
+                <w:p>
+                  <w:pPr>
+                    <w:jc w:val="left"/>
+                    <w:pBdr>
+                      <w:bottom w:val="none" w:sz="0" w:space="0" w:color="000000"/>
+                      <w:top w:val="none" w:sz="0" w:space="0" w:color="000000"/>
+                      <w:left w:val="none" w:sz="0" w:space="0" w:color="000000"/>
+                      <w:right w:val="none" w:sz="0" w:space="0" w:color="000000"/>
+                    </w:pBdr>
+                    <w:spacing w:after="100" w:before="100" w:line="240"/>
+                    <w:ind w:left="100" w:right="100" w:firstLine="0" w:firstLineChars="0"/>
+                    <w:rPr>
+                      <w:rFonts w:ascii="Arial" w:hAnsi="Arial" w:eastAsia="Arial" w:cs="Arial"/>
+                      <w:i w:val="false"/>
+                      <w:b w:val="false"/>
+                      <w:u w:val="none"/>
+                      <w:strike w:val="false"/>
+                      <w:sz w:val="22"/>
+                      <w:szCs w:val="22"/>
+                      <w:color w:val="000000"/>
+                    </w:rPr>
+                  </w:pPr>
+                  <w:r xmlns:w="http://schemas.openxmlformats.org/wordprocessingml/2006/main" xmlns:wp="http://schemas.openxmlformats.org/drawingml/2006/wordprocessingDrawing" xmlns:r="http://schemas.openxmlformats.org/officeDocument/2006/relationships" xmlns:w14="http://schemas.microsoft.com/office/word/2010/wordml">
+                    <w:rPr>
+                      <w:rFonts w:ascii="Arial" w:hAnsi="Arial" w:eastAsia="Arial" w:cs="Arial"/>
+                      <w:i w:val="false"/>
+                      <w:b w:val="false"/>
+                      <w:u w:val="none"/>
+                      <w:strike w:val="false"/>
+                      <w:sz w:val="22"/>
+                      <w:szCs w:val="22"/>
+                      <w:color w:val="000000"/>
+                    </w:rPr>
+                    <w:t xml:space="preserve">Independent Mantel permutation contrast</w:t>
+                  </w:r>
+                </w:p>
+              </w:tc>
+              <w:tc>
+                <w:tcPr>
+                  <w:tcBorders>
+                    <w:bottom w:val="single" w:sz="12" w:space="0" w:color="666666"/>
+                    <w:top w:val="none" w:sz="0" w:space="0" w:color="000000"/>
+                    <w:left w:val="none" w:sz="0" w:space="0" w:color="000000"/>
+                    <w:right w:val="none" w:sz="0" w:space="0" w:color="000000"/>
+                  </w:tcBorders>
+                  <w:shd w:val="clear" w:color="auto" w:fill="FFFFFF"/>
+                  <w:tcMar>
+                    <w:top w:w="0" w:type="dxa"/>
+                    <w:bottom w:w="0" w:type="dxa"/>
+                    <w:left w:w="0" w:type="dxa"/>
+                    <w:right w:w="0" w:type="dxa"/>
+                  </w:tcMar>
+                  <w:vAlign w:val="center"/>
+                </w:tcPr>
+                <w:p>
+                  <w:pPr>
+                    <w:jc w:val="left"/>
+                    <w:pBdr>
+                      <w:bottom w:val="none" w:sz="0" w:space="0" w:color="000000"/>
+                      <w:top w:val="none" w:sz="0" w:space="0" w:color="000000"/>
+                      <w:left w:val="none" w:sz="0" w:space="0" w:color="000000"/>
+                      <w:right w:val="none" w:sz="0" w:space="0" w:color="000000"/>
+                    </w:pBdr>
+                    <w:spacing w:after="100" w:before="100" w:line="240"/>
+                    <w:ind w:left="100" w:right="100" w:firstLine="0" w:firstLineChars="0"/>
+                    <w:rPr>
+                      <w:rFonts w:ascii="Arial" w:hAnsi="Arial" w:eastAsia="Arial" w:cs="Arial"/>
+                      <w:i w:val="false"/>
+                      <w:b w:val="false"/>
+                      <w:u w:val="none"/>
+                      <w:strike w:val="false"/>
+                      <w:sz w:val="22"/>
+                      <w:szCs w:val="22"/>
+                      <w:color w:val="000000"/>
+                    </w:rPr>
+                  </w:pPr>
+                  <w:r xmlns:w="http://schemas.openxmlformats.org/wordprocessingml/2006/main" xmlns:wp="http://schemas.openxmlformats.org/drawingml/2006/wordprocessingDrawing" xmlns:r="http://schemas.openxmlformats.org/officeDocument/2006/relationships" xmlns:w14="http://schemas.microsoft.com/office/word/2010/wordml">
+                    <w:rPr>
+                      <w:rFonts w:ascii="Arial" w:hAnsi="Arial" w:eastAsia="Arial" w:cs="Arial"/>
+                      <w:i w:val="false"/>
+                      <w:b w:val="false"/>
+                      <w:u w:val="none"/>
+                      <w:strike w:val="false"/>
+                      <w:sz w:val="22"/>
+                      <w:szCs w:val="22"/>
+                      <w:color w:val="000000"/>
+                    </w:rPr>
+                    <w:t xml:space="preserve">0.52</w:t>
+                  </w:r>
+                </w:p>
+              </w:tc>
+              <w:tc>
+                <w:tcPr>
+                  <w:tcBorders>
+                    <w:bottom w:val="single" w:sz="12" w:space="0" w:color="666666"/>
+                    <w:top w:val="none" w:sz="0" w:space="0" w:color="000000"/>
+                    <w:left w:val="none" w:sz="0" w:space="0" w:color="000000"/>
+                    <w:right w:val="none" w:sz="0" w:space="0" w:color="000000"/>
+                  </w:tcBorders>
+                  <w:shd w:val="clear" w:color="auto" w:fill="FFFFFF"/>
+                  <w:tcMar>
+                    <w:top w:w="0" w:type="dxa"/>
+                    <w:bottom w:w="0" w:type="dxa"/>
+                    <w:left w:w="0" w:type="dxa"/>
+                    <w:right w:w="0" w:type="dxa"/>
+                  </w:tcMar>
+                  <w:vAlign w:val="center"/>
+                </w:tcPr>
+                <w:p>
+                  <w:pPr>
+                    <w:jc w:val="left"/>
+                    <w:pBdr>
+                      <w:bottom w:val="none" w:sz="0" w:space="0" w:color="000000"/>
+                      <w:top w:val="none" w:sz="0" w:space="0" w:color="000000"/>
+                      <w:left w:val="none" w:sz="0" w:space="0" w:color="000000"/>
+                      <w:right w:val="none" w:sz="0" w:space="0" w:color="000000"/>
+                    </w:pBdr>
+                    <w:spacing w:after="100" w:before="100" w:line="240"/>
+                    <w:ind w:left="100" w:right="100" w:firstLine="0" w:firstLineChars="0"/>
+                    <w:rPr>
+                      <w:rFonts w:ascii="Arial" w:hAnsi="Arial" w:eastAsia="Arial" w:cs="Arial"/>
+                      <w:i w:val="false"/>
+                      <w:b w:val="false"/>
+                      <w:u w:val="none"/>
+                      <w:strike w:val="false"/>
+                      <w:sz w:val="22"/>
+                      <w:szCs w:val="22"/>
+                      <w:color w:val="000000"/>
+                    </w:rPr>
+                  </w:pPr>
+                  <w:r xmlns:w="http://schemas.openxmlformats.org/wordprocessingml/2006/main" xmlns:wp="http://schemas.openxmlformats.org/drawingml/2006/wordprocessingDrawing" xmlns:r="http://schemas.openxmlformats.org/officeDocument/2006/relationships" xmlns:w14="http://schemas.microsoft.com/office/word/2010/wordml">
+                    <w:rPr>
+                      <w:rFonts w:ascii="Arial" w:hAnsi="Arial" w:eastAsia="Arial" w:cs="Arial"/>
+                      <w:i w:val="false"/>
+                      <w:b w:val="false"/>
+                      <w:u w:val="none"/>
+                      <w:strike w:val="false"/>
+                      <w:sz w:val="22"/>
+                      <w:szCs w:val="22"/>
+                      <w:color w:val="000000"/>
+                    </w:rPr>
+                    <w:t xml:space="preserve">0.52</w:t>
+                  </w:r>
+                </w:p>
+              </w:tc>
+              <w:tc>
+                <w:tcPr>
+                  <w:tcBorders>
+                    <w:bottom w:val="single" w:sz="12" w:space="0" w:color="666666"/>
+                    <w:top w:val="none" w:sz="0" w:space="0" w:color="000000"/>
+                    <w:left w:val="none" w:sz="0" w:space="0" w:color="000000"/>
+                    <w:right w:val="none" w:sz="0" w:space="0" w:color="000000"/>
+                  </w:tcBorders>
+                  <w:shd w:val="clear" w:color="auto" w:fill="FFFFFF"/>
+                  <w:tcMar>
+                    <w:top w:w="0" w:type="dxa"/>
+                    <w:bottom w:w="0" w:type="dxa"/>
+                    <w:left w:w="0" w:type="dxa"/>
+                    <w:right w:w="0" w:type="dxa"/>
+                  </w:tcMar>
+                  <w:vAlign w:val="center"/>
+                </w:tcPr>
+                <w:p>
+                  <w:pPr>
+                    <w:jc w:val="left"/>
+                    <w:pBdr>
+                      <w:bottom w:val="none" w:sz="0" w:space="0" w:color="000000"/>
+                      <w:top w:val="none" w:sz="0" w:space="0" w:color="000000"/>
+                      <w:left w:val="none" w:sz="0" w:space="0" w:color="000000"/>
+                      <w:right w:val="none" w:sz="0" w:space="0" w:color="000000"/>
+                    </w:pBdr>
+                    <w:spacing w:after="100" w:before="100" w:line="240"/>
+                    <w:ind w:left="100" w:right="100" w:firstLine="0" w:firstLineChars="0"/>
+                    <w:rPr>
+                      <w:rFonts w:ascii="Arial" w:hAnsi="Arial" w:eastAsia="Arial" w:cs="Arial"/>
+                      <w:i w:val="false"/>
+                      <w:b w:val="false"/>
+                      <w:u w:val="none"/>
+                      <w:strike w:val="false"/>
+                      <w:sz w:val="22"/>
+                      <w:szCs w:val="22"/>
+                      <w:color w:val="000000"/>
+                    </w:rPr>
+                  </w:pPr>
+                  <w:r xmlns:w="http://schemas.openxmlformats.org/wordprocessingml/2006/main" xmlns:wp="http://schemas.openxmlformats.org/drawingml/2006/wordprocessingDrawing" xmlns:r="http://schemas.openxmlformats.org/officeDocument/2006/relationships" xmlns:w14="http://schemas.microsoft.com/office/word/2010/wordml">
+                    <w:rPr>
+                      <w:rFonts w:ascii="Arial" w:hAnsi="Arial" w:eastAsia="Arial" w:cs="Arial"/>
+                      <w:i w:val="false"/>
+                      <w:b w:val="false"/>
+                      <w:u w:val="none"/>
+                      <w:strike w:val="false"/>
+                      <w:sz w:val="22"/>
+                      <w:szCs w:val="22"/>
+                      <w:color w:val="000000"/>
+                    </w:rPr>
+                    <w:t xml:space="preserve">0.010</w:t>
+                  </w:r>
+                </w:p>
+              </w:tc>
+              <w:tc>
+                <w:tcPr>
+                  <w:tcBorders>
+                    <w:bottom w:val="single" w:sz="12" w:space="0" w:color="666666"/>
+                    <w:top w:val="none" w:sz="0" w:space="0" w:color="000000"/>
+                    <w:left w:val="none" w:sz="0" w:space="0" w:color="000000"/>
+                    <w:right w:val="none" w:sz="0" w:space="0" w:color="000000"/>
+                  </w:tcBorders>
+                  <w:shd w:val="clear" w:color="auto" w:fill="FFFFFF"/>
+                  <w:tcMar>
+                    <w:top w:w="0" w:type="dxa"/>
+                    <w:bottom w:w="0" w:type="dxa"/>
+                    <w:left w:w="0" w:type="dxa"/>
+                    <w:right w:w="0" w:type="dxa"/>
+                  </w:tcMar>
+                  <w:vAlign w:val="center"/>
+                </w:tcPr>
+                <w:p>
+                  <w:pPr>
+                    <w:jc w:val="right"/>
+                    <w:pBdr>
+                      <w:bottom w:val="none" w:sz="0" w:space="0" w:color="000000"/>
+                      <w:top w:val="none" w:sz="0" w:space="0" w:color="000000"/>
+                      <w:left w:val="none" w:sz="0" w:space="0" w:color="000000"/>
+                      <w:right w:val="none" w:sz="0" w:space="0" w:color="000000"/>
+                    </w:pBdr>
+                    <w:spacing w:after="100" w:before="100" w:line="240"/>
+                    <w:ind w:left="100" w:right="100" w:firstLine="0" w:firstLineChars="0"/>
+                    <w:rPr>
+                      <w:rFonts w:ascii="Arial" w:hAnsi="Arial" w:eastAsia="Arial" w:cs="Arial"/>
+                      <w:i w:val="false"/>
+                      <w:b w:val="false"/>
+                      <w:u w:val="none"/>
+                      <w:strike w:val="false"/>
+                      <w:sz w:val="22"/>
+                      <w:szCs w:val="22"/>
+                      <w:color w:val="000000"/>
+                    </w:rPr>
+                  </w:pPr>
+                  <w:r xmlns:w="http://schemas.openxmlformats.org/wordprocessingml/2006/main" xmlns:wp="http://schemas.openxmlformats.org/drawingml/2006/wordprocessingDrawing" xmlns:r="http://schemas.openxmlformats.org/officeDocument/2006/relationships" xmlns:w14="http://schemas.microsoft.com/office/word/2010/wordml">
+                    <w:rPr>
+                      <w:rFonts w:ascii="Arial" w:hAnsi="Arial" w:eastAsia="Arial" w:cs="Arial"/>
+                      <w:i w:val="false"/>
+                      <w:b w:val="false"/>
+                      <w:u w:val="none"/>
+                      <w:strike w:val="false"/>
+                      <w:sz w:val="22"/>
+                      <w:szCs w:val="22"/>
+                      <w:color w:val="000000"/>
+                    </w:rPr>
+                    <w:t xml:space="preserve">99</w:t>
+                  </w:r>
+                </w:p>
+              </w:tc>
+            </w:tr>
+          </w:tbl>
+          <w:bookmarkEnd w:id="25"/>
+        </w:tc>
+      </w:tr>
+    </w:tbl>
+    <w:bookmarkEnd w:id="26"/>
+    <w:bookmarkStart w:id="28" w:name="descriptive-pearson-correlations"/>
+    <w:p>
+      <w:pPr>
+        <w:pStyle w:val="Heading2"/>
+      </w:pPr>
+      <w:r>
+        <w:t xml:space="preserve">2.2 Descriptive Pearson Correlations</w:t>
       </w:r>
     </w:p>
     <w:p>
@@ -10285,7 +16844,7 @@
           <w:rPr>
             <w:rStyle w:val="Hyperlink"/>
           </w:rPr>
-          <w:t xml:space="preserve">Table 3</w:t>
+          <w:t xml:space="preserve">Table 6</w:t>
         </w:r>
       </w:hyperlink>
       <w:r>
@@ -10332,7 +16891,7 @@
       <w:tr>
         <w:tc>
           <w:tcPr/>
-          <w:bookmarkStart w:id="23" w:name="tbl-pearson-correlations"/>
+          <w:bookmarkStart w:id="27" w:name="tbl-pearson-correlations"/>
           <w:p>
             <w:pPr>
               <w:jc w:val="center"/>
@@ -10343,7 +16902,7 @@
               <w:pStyle w:val="ImageCaption"/>
             </w:pPr>
             <w:r>
-              <w:t xml:space="preserve">Table 3: Descriptive Pearson correlations between each distance metric and ML-tree cophenetic distance, overall and by subtype. Intervals are strain-level bootstrap intervals and should be interpreted descriptively.</w:t>
+              <w:t xml:space="preserve">Table 6: Descriptive Pearson correlations between each distance metric and ML-tree cophenetic distance, overall and by subtype. Intervals are strain-level bootstrap intervals and should be interpreted descriptively.</w:t>
             </w:r>
           </w:p>
           <w:tbl xmlns:w="http://schemas.openxmlformats.org/wordprocessingml/2006/main" xmlns:r="http://schemas.openxmlformats.org/officeDocument/2006/relationships" xmlns:w14="http://schemas.microsoft.com/office/word/2010/wordml" xmlns:wp="http://schemas.openxmlformats.org/drawingml/2006/wordprocessingDrawing" xmlns:a="http://schemas.openxmlformats.org/drawingml/2006/main" xmlns:pic="http://schemas.openxmlformats.org/drawingml/2006/picture">
@@ -13844,13 +20403,13 @@
               </w:tc>
             </w:tr>
           </w:tbl>
-          <w:bookmarkEnd w:id="23"/>
+          <w:bookmarkEnd w:id="27"/>
         </w:tc>
       </w:tr>
     </w:tbl>
-    <w:bookmarkEnd w:id="24"/>
-    <w:bookmarkEnd w:id="25"/>
-    <w:bookmarkStart w:id="27" w:name="references"/>
+    <w:bookmarkEnd w:id="28"/>
+    <w:bookmarkEnd w:id="29"/>
+    <w:bookmarkStart w:id="34" w:name="references"/>
     <w:p>
       <w:pPr>
         <w:pStyle w:val="Heading1"/>
@@ -13859,9 +20418,58 @@
         <w:t xml:space="preserve">3. References</w:t>
       </w:r>
     </w:p>
-    <w:bookmarkStart w:id="26" w:name="refs"/>
-    <w:bookmarkEnd w:id="26"/>
-    <w:bookmarkEnd w:id="27"/>
+    <w:bookmarkStart w:id="33" w:name="refs"/>
+    <w:bookmarkStart w:id="31" w:name="ref-rubin1981"/>
+    <w:p>
+      <w:pPr>
+        <w:pStyle w:val="Bibliography"/>
+      </w:pPr>
+      <w:r>
+        <w:t xml:space="preserve">1.</w:t>
+      </w:r>
+      <w:r>
+        <w:t xml:space="preserve"> </w:t>
+      </w:r>
+      <w:r>
+        <w:t xml:space="preserve">	</w:t>
+      </w:r>
+      <w:r>
+        <w:t xml:space="preserve">Rubin DB. The bayesian bootstrap. The Annals of Statistics. 1981;9: 130–134. doi:</w:t>
+      </w:r>
+      <w:hyperlink r:id="rId30">
+        <w:r>
+          <w:rPr>
+            <w:rStyle w:val="Hyperlink"/>
+          </w:rPr>
+          <w:t xml:space="preserve">10.1214/aos/1176345338</w:t>
+        </w:r>
+      </w:hyperlink>
+    </w:p>
+    <w:bookmarkEnd w:id="31"/>
+    <w:bookmarkStart w:id="32" w:name="ref-fisher1921"/>
+    <w:p>
+      <w:pPr>
+        <w:pStyle w:val="Bibliography"/>
+      </w:pPr>
+      <w:r>
+        <w:t xml:space="preserve">2.</w:t>
+      </w:r>
+      <w:r>
+        <w:t xml:space="preserve"> </w:t>
+      </w:r>
+      <w:r>
+        <w:t xml:space="preserve">	</w:t>
+      </w:r>
+      <w:r>
+        <w:t xml:space="preserve">Fisher RA. On the probable error of a coefficient of correlation deduced from a small sample. Metron. 1921;1: 3–32.</w:t>
+      </w:r>
+      <w:r>
+        <w:t xml:space="preserve"> </w:t>
+      </w:r>
+    </w:p>
+    <w:bookmarkEnd w:id="32"/>
+    <w:bookmarkEnd w:id="33"/>
+    <w:bookmarkEnd w:id="34"/>
     <w:sectPr/>
   </w:body>
 </w:document>
